--- a/DOCUMENTATION.docx
+++ b/DOCUMENTATION.docx
@@ -2,6 +2,646 @@
 <file path=word/document.xml><?xml version="1.0" encoding="utf-8"?>
 <w:document xmlns:wpc="http://schemas.microsoft.com/office/word/2010/wordprocessingCanvas" xmlns:cx="http://schemas.microsoft.com/office/drawing/2014/chartex" xmlns:cx1="http://schemas.microsoft.com/office/drawing/2015/9/8/chartex" xmlns:cx2="http://schemas.microsoft.com/office/drawing/2015/10/21/chartex" xmlns:cx3="http://schemas.microsoft.com/office/drawing/2016/5/9/chartex" xmlns:cx4="http://schemas.microsoft.com/office/drawing/2016/5/10/chartex" xmlns:cx5="http://schemas.microsoft.com/office/drawing/2016/5/11/chartex" xmlns:cx6="http://schemas.microsoft.com/office/drawing/2016/5/12/chartex" xmlns:cx7="http://schemas.microsoft.com/office/drawing/2016/5/13/chartex" xmlns:cx8="http://schemas.microsoft.com/office/drawing/2016/5/14/chartex" xmlns:mc="http://schemas.openxmlformats.org/markup-compatibility/2006" xmlns:aink="http://schemas.microsoft.com/office/drawing/2016/ink" xmlns:am3d="http://schemas.microsoft.com/office/drawing/2017/model3d" xmlns:o="urn:schemas-microsoft-com:office:office" xmlns:oel="http://schemas.microsoft.com/office/2019/extlst" xmlns:r="http://schemas.openxmlformats.org/officeDocument/2006/relationships" xmlns:m="http://schemas.openxmlformats.org/officeDocument/2006/math" xmlns:v="urn:schemas-microsoft-com:vml" xmlns:wp14="http://schemas.microsoft.com/office/word/2010/wordprocessingDrawing" xmlns:wp="http://schemas.openxmlformats.org/drawingml/2006/wordprocessingDrawing" xmlns:w10="urn:schemas-microsoft-com:office:word" xmlns:w="http://schemas.openxmlformats.org/wordprocessingml/2006/main" xmlns:w14="http://schemas.microsoft.com/office/word/2010/wordml" xmlns:w15="http://schemas.microsoft.com/office/word/2012/wordml" xmlns:w16cex="http://schemas.microsoft.com/office/word/2018/wordml/cex" xmlns:w16cid="http://schemas.microsoft.com/office/word/2016/wordml/cid" xmlns:w16="http://schemas.microsoft.com/office/word/2018/wordml" xmlns:w16du="http://schemas.microsoft.com/office/word/2023/wordml/word16du" xmlns:w16sdtdh="http://schemas.microsoft.com/office/word/2020/wordml/sdtdatahash" xmlns:w16sdtfl="http://schemas.microsoft.com/office/word/2024/wordml/sdtformatlock" xmlns:w16se="http://schemas.microsoft.com/office/word/2015/wordml/symex" xmlns:wpg="http://schemas.microsoft.com/office/word/2010/wordprocessingGroup" xmlns:wpi="http://schemas.microsoft.com/office/word/2010/wordprocessingInk" xmlns:wne="http://schemas.microsoft.com/office/word/2006/wordml" xmlns:wps="http://schemas.microsoft.com/office/word/2010/wordprocessingShape" mc:Ignorable="w14 w15 w16se w16cid w16 w16cex w16sdtdh w16sdtfl w16du wp14">
   <w:body>
+    <w:p>
+      <w:pPr>
+        <w:jc w:val="right"/>
+        <w:rPr>
+          <w:i/>
+          <w:iCs/>
+          <w:color w:val="595959" w:themeColor="text1" w:themeTint="A6"/>
+          <w:sz w:val="52"/>
+          <w:szCs w:val="52"/>
+          <w14:shadow w14:blurRad="50800" w14:dist="38100" w14:dir="2700000" w14:sx="100000" w14:sy="100000" w14:kx="0" w14:ky="0" w14:algn="tl">
+            <w14:srgbClr w14:val="000000">
+              <w14:alpha w14:val="60000"/>
+            </w14:srgbClr>
+          </w14:shadow>
+          <w14:textOutline w14:w="0" w14:cap="flat" w14:cmpd="sng" w14:algn="ctr">
+            <w14:noFill/>
+            <w14:prstDash w14:val="solid"/>
+            <w14:round/>
+          </w14:textOutline>
+          <w14:textFill>
+            <w14:gradFill>
+              <w14:gsLst>
+                <w14:gs w14:pos="21000">
+                  <w14:srgbClr w14:val="53575C"/>
+                </w14:gs>
+                <w14:gs w14:pos="88000">
+                  <w14:srgbClr w14:val="C5C7CA"/>
+                </w14:gs>
+              </w14:gsLst>
+              <w14:lin w14:ang="5400000" w14:scaled="0"/>
+            </w14:gradFill>
+          </w14:textFill>
+        </w:rPr>
+      </w:pPr>
+      <w:r>
+        <w:rPr>
+          <w:noProof/>
+        </w:rPr>
+        <w:drawing>
+          <wp:anchor distT="0" distB="0" distL="114300" distR="114300" simplePos="0" relativeHeight="251658240" behindDoc="0" locked="0" layoutInCell="1" allowOverlap="1" wp14:anchorId="578B7455" wp14:editId="2B1C987C">
+            <wp:simplePos x="0" y="0"/>
+            <wp:positionH relativeFrom="column">
+              <wp:posOffset>-332280</wp:posOffset>
+            </wp:positionH>
+            <wp:positionV relativeFrom="page">
+              <wp:posOffset>755760</wp:posOffset>
+            </wp:positionV>
+            <wp:extent cx="1450340" cy="1052195"/>
+            <wp:effectExtent l="0" t="0" r="0" b="0"/>
+            <wp:wrapSquare wrapText="bothSides"/>
+            <wp:docPr id="1480275638" name="Picture 1"/>
+            <wp:cNvGraphicFramePr>
+              <a:graphicFrameLocks xmlns:a="http://schemas.openxmlformats.org/drawingml/2006/main" noChangeAspect="1"/>
+            </wp:cNvGraphicFramePr>
+            <a:graphic xmlns:a="http://schemas.openxmlformats.org/drawingml/2006/main">
+              <a:graphicData uri="http://schemas.openxmlformats.org/drawingml/2006/picture">
+                <pic:pic xmlns:pic="http://schemas.openxmlformats.org/drawingml/2006/picture">
+                  <pic:nvPicPr>
+                    <pic:cNvPr id="1480275638" name=""/>
+                    <pic:cNvPicPr/>
+                  </pic:nvPicPr>
+                  <pic:blipFill>
+                    <a:blip r:embed="rId5">
+                      <a:extLst>
+                        <a:ext uri="{28A0092B-C50C-407E-A947-70E740481C1C}">
+                          <a14:useLocalDpi xmlns:a14="http://schemas.microsoft.com/office/drawing/2010/main" val="0"/>
+                        </a:ext>
+                      </a:extLst>
+                    </a:blip>
+                    <a:stretch>
+                      <a:fillRect/>
+                    </a:stretch>
+                  </pic:blipFill>
+                  <pic:spPr>
+                    <a:xfrm>
+                      <a:off x="0" y="0"/>
+                      <a:ext cx="1450340" cy="1052195"/>
+                    </a:xfrm>
+                    <a:prstGeom prst="rect">
+                      <a:avLst/>
+                    </a:prstGeom>
+                  </pic:spPr>
+                </pic:pic>
+              </a:graphicData>
+            </a:graphic>
+          </wp:anchor>
+        </w:drawing>
+      </w:r>
+      <w:r>
+        <w:rPr>
+          <w:noProof/>
+        </w:rPr>
+        <w:drawing>
+          <wp:anchor distT="0" distB="0" distL="114300" distR="114300" simplePos="0" relativeHeight="251659264" behindDoc="0" locked="0" layoutInCell="1" allowOverlap="1" wp14:anchorId="0F72FA8C" wp14:editId="36FBC44C">
+            <wp:simplePos x="0" y="0"/>
+            <wp:positionH relativeFrom="column">
+              <wp:posOffset>4840101</wp:posOffset>
+            </wp:positionH>
+            <wp:positionV relativeFrom="page">
+              <wp:posOffset>535896</wp:posOffset>
+            </wp:positionV>
+            <wp:extent cx="1576070" cy="1576070"/>
+            <wp:effectExtent l="0" t="0" r="0" b="0"/>
+            <wp:wrapSquare wrapText="bothSides"/>
+            <wp:docPr id="598783984" name="Picture 5"/>
+            <wp:cNvGraphicFramePr>
+              <a:graphicFrameLocks xmlns:a="http://schemas.openxmlformats.org/drawingml/2006/main" noChangeAspect="1"/>
+            </wp:cNvGraphicFramePr>
+            <a:graphic xmlns:a="http://schemas.openxmlformats.org/drawingml/2006/main">
+              <a:graphicData uri="http://schemas.openxmlformats.org/drawingml/2006/picture">
+                <pic:pic xmlns:pic="http://schemas.openxmlformats.org/drawingml/2006/picture">
+                  <pic:nvPicPr>
+                    <pic:cNvPr id="0" name="Picture 17"/>
+                    <pic:cNvPicPr>
+                      <a:picLocks noChangeAspect="1" noChangeArrowheads="1"/>
+                    </pic:cNvPicPr>
+                  </pic:nvPicPr>
+                  <pic:blipFill>
+                    <a:blip r:embed="rId6" cstate="print">
+                      <a:extLst>
+                        <a:ext uri="{28A0092B-C50C-407E-A947-70E740481C1C}">
+                          <a14:useLocalDpi xmlns:a14="http://schemas.microsoft.com/office/drawing/2010/main" val="0"/>
+                        </a:ext>
+                      </a:extLst>
+                    </a:blip>
+                    <a:srcRect/>
+                    <a:stretch>
+                      <a:fillRect/>
+                    </a:stretch>
+                  </pic:blipFill>
+                  <pic:spPr bwMode="auto">
+                    <a:xfrm>
+                      <a:off x="0" y="0"/>
+                      <a:ext cx="1576070" cy="1576070"/>
+                    </a:xfrm>
+                    <a:prstGeom prst="rect">
+                      <a:avLst/>
+                    </a:prstGeom>
+                    <a:noFill/>
+                    <a:ln>
+                      <a:noFill/>
+                    </a:ln>
+                  </pic:spPr>
+                </pic:pic>
+              </a:graphicData>
+            </a:graphic>
+          </wp:anchor>
+        </w:drawing>
+      </w:r>
+      <w:r>
+        <w:rPr>
+          <w:i/>
+          <w:iCs/>
+          <w:color w:val="595959" w:themeColor="text1" w:themeTint="A6"/>
+          <w:sz w:val="52"/>
+          <w:szCs w:val="52"/>
+          <w14:shadow w14:blurRad="50800" w14:dist="38100" w14:dir="2700000" w14:sx="100000" w14:sy="100000" w14:kx="0" w14:ky="0" w14:algn="tl">
+            <w14:srgbClr w14:val="000000">
+              <w14:alpha w14:val="60000"/>
+            </w14:srgbClr>
+          </w14:shadow>
+          <w14:textOutline w14:w="0" w14:cap="flat" w14:cmpd="sng" w14:algn="ctr">
+            <w14:noFill/>
+            <w14:prstDash w14:val="solid"/>
+            <w14:round/>
+          </w14:textOutline>
+          <w14:textFill>
+            <w14:gradFill>
+              <w14:gsLst>
+                <w14:gs w14:pos="21000">
+                  <w14:srgbClr w14:val="53575C"/>
+                </w14:gs>
+                <w14:gs w14:pos="88000">
+                  <w14:srgbClr w14:val="C5C7CA"/>
+                </w14:gs>
+              </w14:gsLst>
+              <w14:lin w14:ang="5400000" w14:scaled="0"/>
+            </w14:gradFill>
+          </w14:textFill>
+        </w:rPr>
+        <w:t xml:space="preserve">      </w:t>
+      </w:r>
+    </w:p>
+    <w:p>
+      <w:pPr>
+        <w:jc w:val="right"/>
+        <w:rPr>
+          <w:i/>
+          <w:iCs/>
+          <w:color w:val="595959" w:themeColor="text1" w:themeTint="A6"/>
+          <w:sz w:val="52"/>
+          <w:szCs w:val="52"/>
+          <w14:shadow w14:blurRad="50800" w14:dist="38100" w14:dir="2700000" w14:sx="100000" w14:sy="100000" w14:kx="0" w14:ky="0" w14:algn="tl">
+            <w14:srgbClr w14:val="000000">
+              <w14:alpha w14:val="60000"/>
+            </w14:srgbClr>
+          </w14:shadow>
+          <w14:textOutline w14:w="0" w14:cap="flat" w14:cmpd="sng" w14:algn="ctr">
+            <w14:noFill/>
+            <w14:prstDash w14:val="solid"/>
+            <w14:round/>
+          </w14:textOutline>
+          <w14:textFill>
+            <w14:gradFill>
+              <w14:gsLst>
+                <w14:gs w14:pos="21000">
+                  <w14:srgbClr w14:val="53575C"/>
+                </w14:gs>
+                <w14:gs w14:pos="88000">
+                  <w14:srgbClr w14:val="C5C7CA"/>
+                </w14:gs>
+              </w14:gsLst>
+              <w14:lin w14:ang="5400000" w14:scaled="0"/>
+            </w14:gradFill>
+          </w14:textFill>
+        </w:rPr>
+      </w:pPr>
+    </w:p>
+    <w:p>
+      <w:pPr>
+        <w:rPr>
+          <w:i/>
+          <w:iCs/>
+          <w:color w:val="595959" w:themeColor="text1" w:themeTint="A6"/>
+          <w:sz w:val="52"/>
+          <w:szCs w:val="52"/>
+          <w14:shadow w14:blurRad="50800" w14:dist="38100" w14:dir="2700000" w14:sx="100000" w14:sy="100000" w14:kx="0" w14:ky="0" w14:algn="tl">
+            <w14:srgbClr w14:val="000000">
+              <w14:alpha w14:val="60000"/>
+            </w14:srgbClr>
+          </w14:shadow>
+          <w14:textOutline w14:w="0" w14:cap="flat" w14:cmpd="sng" w14:algn="ctr">
+            <w14:noFill/>
+            <w14:prstDash w14:val="solid"/>
+            <w14:round/>
+          </w14:textOutline>
+          <w14:textFill>
+            <w14:gradFill>
+              <w14:gsLst>
+                <w14:gs w14:pos="21000">
+                  <w14:srgbClr w14:val="53575C"/>
+                </w14:gs>
+                <w14:gs w14:pos="88000">
+                  <w14:srgbClr w14:val="C5C7CA"/>
+                </w14:gs>
+              </w14:gsLst>
+              <w14:lin w14:ang="5400000" w14:scaled="0"/>
+            </w14:gradFill>
+          </w14:textFill>
+        </w:rPr>
+      </w:pPr>
+    </w:p>
+    <w:p>
+      <w:pPr>
+        <w:jc w:val="center"/>
+        <w:rPr>
+          <w:i/>
+          <w:iCs/>
+          <w:color w:val="595959" w:themeColor="text1" w:themeTint="A6"/>
+          <w:sz w:val="52"/>
+          <w:szCs w:val="52"/>
+          <w14:shadow w14:blurRad="50800" w14:dist="38100" w14:dir="2700000" w14:sx="100000" w14:sy="100000" w14:kx="0" w14:ky="0" w14:algn="tl">
+            <w14:srgbClr w14:val="000000">
+              <w14:alpha w14:val="60000"/>
+            </w14:srgbClr>
+          </w14:shadow>
+          <w14:textOutline w14:w="0" w14:cap="flat" w14:cmpd="sng" w14:algn="ctr">
+            <w14:noFill/>
+            <w14:prstDash w14:val="solid"/>
+            <w14:round/>
+          </w14:textOutline>
+          <w14:textFill>
+            <w14:gradFill>
+              <w14:gsLst>
+                <w14:gs w14:pos="21000">
+                  <w14:srgbClr w14:val="53575C"/>
+                </w14:gs>
+                <w14:gs w14:pos="88000">
+                  <w14:srgbClr w14:val="C5C7CA"/>
+                </w14:gs>
+              </w14:gsLst>
+              <w14:lin w14:ang="5400000" w14:scaled="0"/>
+            </w14:gradFill>
+          </w14:textFill>
+        </w:rPr>
+      </w:pPr>
+    </w:p>
+    <w:p>
+      <w:pPr>
+        <w:jc w:val="center"/>
+        <w:rPr>
+          <w:b/>
+          <w:bCs/>
+          <w:i/>
+          <w:iCs/>
+          <w:color w:val="595959" w:themeColor="text1" w:themeTint="A6"/>
+          <w:sz w:val="72"/>
+          <w:szCs w:val="72"/>
+          <w14:shadow w14:blurRad="50800" w14:dist="38100" w14:dir="2700000" w14:sx="100000" w14:sy="100000" w14:kx="0" w14:ky="0" w14:algn="tl">
+            <w14:srgbClr w14:val="000000">
+              <w14:alpha w14:val="60000"/>
+            </w14:srgbClr>
+          </w14:shadow>
+          <w14:textOutline w14:w="0" w14:cap="flat" w14:cmpd="sng" w14:algn="ctr">
+            <w14:noFill/>
+            <w14:prstDash w14:val="solid"/>
+            <w14:round/>
+          </w14:textOutline>
+          <w14:textFill>
+            <w14:gradFill>
+              <w14:gsLst>
+                <w14:gs w14:pos="21000">
+                  <w14:srgbClr w14:val="53575C"/>
+                </w14:gs>
+                <w14:gs w14:pos="88000">
+                  <w14:srgbClr w14:val="C5C7CA"/>
+                </w14:gs>
+              </w14:gsLst>
+              <w14:lin w14:ang="5400000" w14:scaled="0"/>
+            </w14:gradFill>
+          </w14:textFill>
+        </w:rPr>
+      </w:pPr>
+      <w:r>
+        <w:rPr>
+          <w:b/>
+          <w:bCs/>
+          <w:i/>
+          <w:iCs/>
+          <w:color w:val="595959" w:themeColor="text1" w:themeTint="A6"/>
+          <w:sz w:val="72"/>
+          <w:szCs w:val="72"/>
+          <w14:shadow w14:blurRad="50800" w14:dist="38100" w14:dir="2700000" w14:sx="100000" w14:sy="100000" w14:kx="0" w14:ky="0" w14:algn="tl">
+            <w14:srgbClr w14:val="000000">
+              <w14:alpha w14:val="60000"/>
+            </w14:srgbClr>
+          </w14:shadow>
+          <w14:textOutline w14:w="0" w14:cap="flat" w14:cmpd="sng" w14:algn="ctr">
+            <w14:noFill/>
+            <w14:prstDash w14:val="solid"/>
+            <w14:round/>
+          </w14:textOutline>
+          <w14:textFill>
+            <w14:gradFill>
+              <w14:gsLst>
+                <w14:gs w14:pos="21000">
+                  <w14:srgbClr w14:val="53575C"/>
+                </w14:gs>
+                <w14:gs w14:pos="88000">
+                  <w14:srgbClr w14:val="C5C7CA"/>
+                </w14:gs>
+              </w14:gsLst>
+              <w14:lin w14:ang="5400000" w14:scaled="0"/>
+            </w14:gradFill>
+          </w14:textFill>
+        </w:rPr>
+        <w:t xml:space="preserve">Digital Forensics &amp; Incident Response Playbook </w:t>
+      </w:r>
+      <w:r>
+        <w:rPr>
+          <w:b/>
+          <w:bCs/>
+          <w:i/>
+          <w:iCs/>
+          <w:color w:val="595959" w:themeColor="text1" w:themeTint="A6"/>
+          <w:sz w:val="72"/>
+          <w:szCs w:val="72"/>
+          <w14:shadow w14:blurRad="50800" w14:dist="38100" w14:dir="2700000" w14:sx="100000" w14:sy="100000" w14:kx="0" w14:ky="0" w14:algn="tl">
+            <w14:srgbClr w14:val="000000">
+              <w14:alpha w14:val="60000"/>
+            </w14:srgbClr>
+          </w14:shadow>
+          <w14:textOutline w14:w="0" w14:cap="flat" w14:cmpd="sng" w14:algn="ctr">
+            <w14:noFill/>
+            <w14:prstDash w14:val="solid"/>
+            <w14:round/>
+          </w14:textOutline>
+          <w14:textFill>
+            <w14:gradFill>
+              <w14:gsLst>
+                <w14:gs w14:pos="21000">
+                  <w14:srgbClr w14:val="53575C"/>
+                </w14:gs>
+                <w14:gs w14:pos="88000">
+                  <w14:srgbClr w14:val="C5C7CA"/>
+                </w14:gs>
+              </w14:gsLst>
+              <w14:lin w14:ang="5400000" w14:scaled="0"/>
+            </w14:gradFill>
+          </w14:textFill>
+        </w:rPr>
+        <w:t>Documentation</w:t>
+      </w:r>
+    </w:p>
+    <w:p>
+      <w:pPr>
+        <w:jc w:val="center"/>
+        <w:rPr>
+          <w:bCs/>
+          <w:color w:val="595959" w:themeColor="text1" w:themeTint="A6"/>
+          <w:sz w:val="36"/>
+          <w:szCs w:val="36"/>
+          <w14:textOutline w14:w="0" w14:cap="flat" w14:cmpd="sng" w14:algn="ctr">
+            <w14:noFill/>
+            <w14:prstDash w14:val="solid"/>
+            <w14:round/>
+          </w14:textOutline>
+        </w:rPr>
+      </w:pPr>
+      <w:r>
+        <w:rPr>
+          <w:bCs/>
+          <w:color w:val="595959" w:themeColor="text1" w:themeTint="A6"/>
+          <w:sz w:val="36"/>
+          <w:szCs w:val="36"/>
+          <w14:textOutline w14:w="0" w14:cap="flat" w14:cmpd="sng" w14:algn="ctr">
+            <w14:noFill/>
+            <w14:prstDash w14:val="solid"/>
+            <w14:round/>
+          </w14:textOutline>
+        </w:rPr>
+        <w:t>Team Members:</w:t>
+      </w:r>
+    </w:p>
+    <w:p>
+      <w:pPr>
+        <w:jc w:val="center"/>
+        <w:rPr>
+          <w:bCs/>
+          <w:color w:val="7F7F7F" w:themeColor="text1" w:themeTint="80"/>
+          <w14:textOutline w14:w="0" w14:cap="flat" w14:cmpd="sng" w14:algn="ctr">
+            <w14:noFill/>
+            <w14:prstDash w14:val="solid"/>
+            <w14:round/>
+          </w14:textOutline>
+        </w:rPr>
+      </w:pPr>
+      <w:r>
+        <w:rPr>
+          <w:bCs/>
+          <w:color w:val="7F7F7F" w:themeColor="text1" w:themeTint="80"/>
+          <w14:textOutline w14:w="0" w14:cap="flat" w14:cmpd="sng" w14:algn="ctr">
+            <w14:noFill/>
+            <w14:prstDash w14:val="solid"/>
+            <w14:round/>
+          </w14:textOutline>
+        </w:rPr>
+        <w:t>Manar Nasser</w:t>
+      </w:r>
+    </w:p>
+    <w:p>
+      <w:pPr>
+        <w:jc w:val="center"/>
+        <w:rPr>
+          <w:bCs/>
+          <w:color w:val="7F7F7F" w:themeColor="text1" w:themeTint="80"/>
+          <w14:textOutline w14:w="0" w14:cap="flat" w14:cmpd="sng" w14:algn="ctr">
+            <w14:noFill/>
+            <w14:prstDash w14:val="solid"/>
+            <w14:round/>
+          </w14:textOutline>
+        </w:rPr>
+      </w:pPr>
+      <w:r>
+        <w:rPr>
+          <w:bCs/>
+          <w:color w:val="7F7F7F" w:themeColor="text1" w:themeTint="80"/>
+          <w14:textOutline w14:w="0" w14:cap="flat" w14:cmpd="sng" w14:algn="ctr">
+            <w14:noFill/>
+            <w14:prstDash w14:val="solid"/>
+            <w14:round/>
+          </w14:textOutline>
+        </w:rPr>
+        <w:t>A</w:t>
+      </w:r>
+      <w:r>
+        <w:rPr>
+          <w:bCs/>
+          <w:color w:val="7F7F7F" w:themeColor="text1" w:themeTint="80"/>
+          <w14:textOutline w14:w="0" w14:cap="flat" w14:cmpd="sng" w14:algn="ctr">
+            <w14:noFill/>
+            <w14:prstDash w14:val="solid"/>
+            <w14:round/>
+          </w14:textOutline>
+        </w:rPr>
+        <w:t>banoub Rofaeil</w:t>
+      </w:r>
+    </w:p>
+    <w:p>
+      <w:pPr>
+        <w:jc w:val="center"/>
+        <w:rPr>
+          <w:bCs/>
+          <w:color w:val="7F7F7F" w:themeColor="text1" w:themeTint="80"/>
+          <w14:textOutline w14:w="0" w14:cap="flat" w14:cmpd="sng" w14:algn="ctr">
+            <w14:noFill/>
+            <w14:prstDash w14:val="solid"/>
+            <w14:round/>
+          </w14:textOutline>
+        </w:rPr>
+      </w:pPr>
+      <w:r>
+        <w:rPr>
+          <w:bCs/>
+          <w:color w:val="7F7F7F" w:themeColor="text1" w:themeTint="80"/>
+          <w14:textOutline w14:w="0" w14:cap="flat" w14:cmpd="sng" w14:algn="ctr">
+            <w14:noFill/>
+            <w14:prstDash w14:val="solid"/>
+            <w14:round/>
+          </w14:textOutline>
+        </w:rPr>
+        <w:t>Menna Sabek</w:t>
+      </w:r>
+    </w:p>
+    <w:p>
+      <w:pPr>
+        <w:jc w:val="center"/>
+        <w:rPr>
+          <w:bCs/>
+          <w:color w:val="7F7F7F" w:themeColor="text1" w:themeTint="80"/>
+          <w14:textOutline w14:w="0" w14:cap="flat" w14:cmpd="sng" w14:algn="ctr">
+            <w14:noFill/>
+            <w14:prstDash w14:val="solid"/>
+            <w14:round/>
+          </w14:textOutline>
+        </w:rPr>
+      </w:pPr>
+      <w:r>
+        <w:rPr>
+          <w:bCs/>
+          <w:color w:val="7F7F7F" w:themeColor="text1" w:themeTint="80"/>
+          <w14:textOutline w14:w="0" w14:cap="flat" w14:cmpd="sng" w14:algn="ctr">
+            <w14:noFill/>
+            <w14:prstDash w14:val="solid"/>
+            <w14:round/>
+          </w14:textOutline>
+        </w:rPr>
+        <w:t>Marwan Amin</w:t>
+      </w:r>
+    </w:p>
+    <w:p>
+      <w:pPr>
+        <w:jc w:val="center"/>
+        <w:rPr>
+          <w:bCs/>
+          <w:color w:val="7F7F7F" w:themeColor="text1" w:themeTint="80"/>
+          <w14:textOutline w14:w="0" w14:cap="flat" w14:cmpd="sng" w14:algn="ctr">
+            <w14:noFill/>
+            <w14:prstDash w14:val="solid"/>
+            <w14:round/>
+          </w14:textOutline>
+        </w:rPr>
+      </w:pPr>
+    </w:p>
+    <w:p>
+      <w:pPr>
+        <w:jc w:val="center"/>
+        <w:rPr>
+          <w:bCs/>
+          <w:color w:val="595959" w:themeColor="text1" w:themeTint="A6"/>
+          <w:sz w:val="36"/>
+          <w:szCs w:val="36"/>
+          <w14:textOutline w14:w="0" w14:cap="flat" w14:cmpd="sng" w14:algn="ctr">
+            <w14:noFill/>
+            <w14:prstDash w14:val="solid"/>
+            <w14:round/>
+          </w14:textOutline>
+        </w:rPr>
+      </w:pPr>
+      <w:r>
+        <w:rPr>
+          <w:bCs/>
+          <w:color w:val="595959" w:themeColor="text1" w:themeTint="A6"/>
+          <w:sz w:val="36"/>
+          <w:szCs w:val="36"/>
+          <w14:textOutline w14:w="0" w14:cap="flat" w14:cmpd="sng" w14:algn="ctr">
+            <w14:noFill/>
+            <w14:prstDash w14:val="solid"/>
+            <w14:round/>
+          </w14:textOutline>
+        </w:rPr>
+        <w:t xml:space="preserve">Eng / Marwan </w:t>
+      </w:r>
+      <w:r>
+        <w:rPr>
+          <w:bCs/>
+          <w:color w:val="595959" w:themeColor="text1" w:themeTint="A6"/>
+          <w:sz w:val="36"/>
+          <w:szCs w:val="36"/>
+          <w14:textOutline w14:w="0" w14:cap="flat" w14:cmpd="sng" w14:algn="ctr">
+            <w14:noFill/>
+            <w14:prstDash w14:val="solid"/>
+            <w14:round/>
+          </w14:textOutline>
+        </w:rPr>
+        <w:t>El</w:t>
+      </w:r>
+      <w:r>
+        <w:rPr>
+          <w:bCs/>
+          <w:color w:val="595959" w:themeColor="text1" w:themeTint="A6"/>
+          <w:sz w:val="36"/>
+          <w:szCs w:val="36"/>
+          <w14:textOutline w14:w="0" w14:cap="flat" w14:cmpd="sng" w14:algn="ctr">
+            <w14:noFill/>
+            <w14:prstDash w14:val="solid"/>
+            <w14:round/>
+          </w14:textOutline>
+        </w:rPr>
+        <w:t xml:space="preserve"> </w:t>
+      </w:r>
+      <w:r>
+        <w:rPr>
+          <w:bCs/>
+          <w:color w:val="595959" w:themeColor="text1" w:themeTint="A6"/>
+          <w:sz w:val="36"/>
+          <w:szCs w:val="36"/>
+          <w14:textOutline w14:w="0" w14:cap="flat" w14:cmpd="sng" w14:algn="ctr">
+            <w14:noFill/>
+            <w14:prstDash w14:val="solid"/>
+            <w14:round/>
+          </w14:textOutline>
+        </w:rPr>
+        <w:t>S</w:t>
+      </w:r>
+      <w:r>
+        <w:rPr>
+          <w:bCs/>
+          <w:color w:val="595959" w:themeColor="text1" w:themeTint="A6"/>
+          <w:sz w:val="36"/>
+          <w:szCs w:val="36"/>
+          <w14:textOutline w14:w="0" w14:cap="flat" w14:cmpd="sng" w14:algn="ctr">
+            <w14:noFill/>
+            <w14:prstDash w14:val="solid"/>
+            <w14:round/>
+          </w14:textOutline>
+        </w:rPr>
+        <w:t>ayyad</w:t>
+      </w:r>
+    </w:p>
     <w:p>
       <w:pPr>
         <w:jc w:val="center"/>
@@ -22,7 +662,10 @@
           </w14:textOutline>
         </w:rPr>
       </w:pPr>
-      <w:r>
+    </w:p>
+    <w:p>
+      <w:pPr>
+        <w:jc w:val="center"/>
         <w:rPr>
           <w:bCs/>
           <w:color w:val="595959" w:themeColor="text1" w:themeTint="A6"/>
@@ -39,9 +682,11 @@
             <w14:round/>
           </w14:textOutline>
         </w:rPr>
-        <w:t xml:space="preserve">Digital Forensics &amp; Incident Response Playbook </w:t>
-      </w:r>
-      <w:r>
+      </w:pPr>
+    </w:p>
+    <w:p>
+      <w:pPr>
+        <w:jc w:val="center"/>
         <w:rPr>
           <w:bCs/>
           <w:color w:val="595959" w:themeColor="text1" w:themeTint="A6"/>
@@ -58,8 +703,149 @@
             <w14:round/>
           </w14:textOutline>
         </w:rPr>
-        <w:t>– Documentation</w:t>
-      </w:r>
+      </w:pPr>
+      <w:r>
+        <w:rPr>
+          <w:noProof/>
+        </w:rPr>
+        <w:lastRenderedPageBreak/>
+        <w:drawing>
+          <wp:anchor distT="0" distB="0" distL="114300" distR="114300" simplePos="0" relativeHeight="251661312" behindDoc="0" locked="0" layoutInCell="1" allowOverlap="1" wp14:anchorId="7496E66A" wp14:editId="6547B4A8">
+            <wp:simplePos x="0" y="0"/>
+            <wp:positionH relativeFrom="column">
+              <wp:posOffset>4843123</wp:posOffset>
+            </wp:positionH>
+            <wp:positionV relativeFrom="page">
+              <wp:posOffset>405984</wp:posOffset>
+            </wp:positionV>
+            <wp:extent cx="1576070" cy="1576070"/>
+            <wp:effectExtent l="0" t="0" r="0" b="0"/>
+            <wp:wrapSquare wrapText="bothSides"/>
+            <wp:docPr id="397572742" name="Picture 5"/>
+            <wp:cNvGraphicFramePr>
+              <a:graphicFrameLocks xmlns:a="http://schemas.openxmlformats.org/drawingml/2006/main" noChangeAspect="1"/>
+            </wp:cNvGraphicFramePr>
+            <a:graphic xmlns:a="http://schemas.openxmlformats.org/drawingml/2006/main">
+              <a:graphicData uri="http://schemas.openxmlformats.org/drawingml/2006/picture">
+                <pic:pic xmlns:pic="http://schemas.openxmlformats.org/drawingml/2006/picture">
+                  <pic:nvPicPr>
+                    <pic:cNvPr id="0" name="Picture 17"/>
+                    <pic:cNvPicPr>
+                      <a:picLocks noChangeAspect="1" noChangeArrowheads="1"/>
+                    </pic:cNvPicPr>
+                  </pic:nvPicPr>
+                  <pic:blipFill>
+                    <a:blip r:embed="rId6" cstate="print">
+                      <a:extLst>
+                        <a:ext uri="{28A0092B-C50C-407E-A947-70E740481C1C}">
+                          <a14:useLocalDpi xmlns:a14="http://schemas.microsoft.com/office/drawing/2010/main" val="0"/>
+                        </a:ext>
+                      </a:extLst>
+                    </a:blip>
+                    <a:srcRect/>
+                    <a:stretch>
+                      <a:fillRect/>
+                    </a:stretch>
+                  </pic:blipFill>
+                  <pic:spPr bwMode="auto">
+                    <a:xfrm>
+                      <a:off x="0" y="0"/>
+                      <a:ext cx="1576070" cy="1576070"/>
+                    </a:xfrm>
+                    <a:prstGeom prst="rect">
+                      <a:avLst/>
+                    </a:prstGeom>
+                    <a:noFill/>
+                    <a:ln>
+                      <a:noFill/>
+                    </a:ln>
+                  </pic:spPr>
+                </pic:pic>
+              </a:graphicData>
+            </a:graphic>
+          </wp:anchor>
+        </w:drawing>
+      </w:r>
+      <w:r>
+        <w:rPr>
+          <w:noProof/>
+        </w:rPr>
+        <w:drawing>
+          <wp:anchor distT="0" distB="0" distL="114300" distR="114300" simplePos="0" relativeHeight="251663360" behindDoc="0" locked="0" layoutInCell="1" allowOverlap="1" wp14:anchorId="63118EE5" wp14:editId="0060CC42">
+            <wp:simplePos x="0" y="0"/>
+            <wp:positionH relativeFrom="column">
+              <wp:posOffset>-173990</wp:posOffset>
+            </wp:positionH>
+            <wp:positionV relativeFrom="page">
+              <wp:posOffset>503731</wp:posOffset>
+            </wp:positionV>
+            <wp:extent cx="1450340" cy="1052195"/>
+            <wp:effectExtent l="0" t="0" r="0" b="0"/>
+            <wp:wrapSquare wrapText="bothSides"/>
+            <wp:docPr id="609653264" name="Picture 1"/>
+            <wp:cNvGraphicFramePr>
+              <a:graphicFrameLocks xmlns:a="http://schemas.openxmlformats.org/drawingml/2006/main" noChangeAspect="1"/>
+            </wp:cNvGraphicFramePr>
+            <a:graphic xmlns:a="http://schemas.openxmlformats.org/drawingml/2006/main">
+              <a:graphicData uri="http://schemas.openxmlformats.org/drawingml/2006/picture">
+                <pic:pic xmlns:pic="http://schemas.openxmlformats.org/drawingml/2006/picture">
+                  <pic:nvPicPr>
+                    <pic:cNvPr id="1480275638" name=""/>
+                    <pic:cNvPicPr/>
+                  </pic:nvPicPr>
+                  <pic:blipFill>
+                    <a:blip r:embed="rId5">
+                      <a:extLst>
+                        <a:ext uri="{28A0092B-C50C-407E-A947-70E740481C1C}">
+                          <a14:useLocalDpi xmlns:a14="http://schemas.microsoft.com/office/drawing/2010/main" val="0"/>
+                        </a:ext>
+                      </a:extLst>
+                    </a:blip>
+                    <a:stretch>
+                      <a:fillRect/>
+                    </a:stretch>
+                  </pic:blipFill>
+                  <pic:spPr>
+                    <a:xfrm>
+                      <a:off x="0" y="0"/>
+                      <a:ext cx="1450340" cy="1052195"/>
+                    </a:xfrm>
+                    <a:prstGeom prst="rect">
+                      <a:avLst/>
+                    </a:prstGeom>
+                  </pic:spPr>
+                </pic:pic>
+              </a:graphicData>
+            </a:graphic>
+            <wp14:sizeRelH relativeFrom="margin">
+              <wp14:pctWidth>0</wp14:pctWidth>
+            </wp14:sizeRelH>
+            <wp14:sizeRelV relativeFrom="margin">
+              <wp14:pctHeight>0</wp14:pctHeight>
+            </wp14:sizeRelV>
+          </wp:anchor>
+        </w:drawing>
+      </w:r>
+    </w:p>
+    <w:p>
+      <w:pPr>
+        <w:rPr>
+          <w:bCs/>
+          <w:color w:val="595959" w:themeColor="text1" w:themeTint="A6"/>
+          <w:sz w:val="36"/>
+          <w:szCs w:val="36"/>
+          <w14:shadow w14:blurRad="50800" w14:dist="38100" w14:dir="2700000" w14:sx="100000" w14:sy="100000" w14:kx="0" w14:ky="0" w14:algn="tl">
+            <w14:srgbClr w14:val="000000">
+              <w14:alpha w14:val="60000"/>
+            </w14:srgbClr>
+          </w14:shadow>
+          <w14:textOutline w14:w="0" w14:cap="flat" w14:cmpd="sng" w14:algn="ctr">
+            <w14:noFill/>
+            <w14:prstDash w14:val="solid"/>
+            <w14:round/>
+          </w14:textOutline>
+        </w:rPr>
+      </w:pPr>
     </w:p>
     <w:p>
       <w:pPr>
@@ -97,7 +883,21 @@
         <w:rPr>
           <w:color w:val="595959" w:themeColor="text1" w:themeTint="A6"/>
         </w:rPr>
-        <w:t>The purpose of this project is to build a complete Incident Response and Digital Forensics (DFIR) Playbook focused on phishing attacks, including advanced scenarios like EvilProxy attacks. The project covers the full incident response lifecycle, from preparation and team setup to post-incident review and lessons learned.</w:t>
+        <w:t xml:space="preserve">The purpose of this project is to build a complete Incident Response and Digital Forensics (DFIR) Playbook focused on phishing attacks, including advanced scenarios like </w:t>
+      </w:r>
+      <w:proofErr w:type="spellStart"/>
+      <w:r>
+        <w:rPr>
+          <w:color w:val="595959" w:themeColor="text1" w:themeTint="A6"/>
+        </w:rPr>
+        <w:t>EvilProxy</w:t>
+      </w:r>
+      <w:proofErr w:type="spellEnd"/>
+      <w:r>
+        <w:rPr>
+          <w:color w:val="595959" w:themeColor="text1" w:themeTint="A6"/>
+        </w:rPr>
+        <w:t xml:space="preserve"> attacks. The project covers the full incident response lifecycle, from preparation and team setup to post-incident review and lessons learned.</w:t>
       </w:r>
     </w:p>
     <w:p>
@@ -112,13 +912,6 @@
         </w:rPr>
         <w:t>The project aims to simulate real-world scenarios, develop policies, and create structured procedures for detecting, analyzing, containing, eradicating, and recovering from phishing incidents.</w:t>
       </w:r>
-    </w:p>
-    <w:p>
-      <w:pPr>
-        <w:rPr>
-          <w:color w:val="595959" w:themeColor="text1" w:themeTint="A6"/>
-        </w:rPr>
-      </w:pPr>
     </w:p>
     <w:p>
       <w:pPr>
@@ -226,7 +1019,21 @@
         <w:rPr>
           <w:color w:val="595959" w:themeColor="text1" w:themeTint="A6"/>
         </w:rPr>
-        <w:t xml:space="preserve"> Assigned roles including CTI, EDR, Threat Hunting, L1 &amp; L2 Analysts, and DFIR team members. Responsibilities and example tasks were documented.</w:t>
+        <w:t xml:space="preserve"> Assigned roles including CTI, EDR, Threat Hunting, L1 &amp; L2 Analysts, and DFIR team members. Responsibilities </w:t>
+      </w:r>
+      <w:proofErr w:type="gramStart"/>
+      <w:r>
+        <w:rPr>
+          <w:color w:val="595959" w:themeColor="text1" w:themeTint="A6"/>
+        </w:rPr>
+        <w:t>and example</w:t>
+      </w:r>
+      <w:proofErr w:type="gramEnd"/>
+      <w:r>
+        <w:rPr>
+          <w:color w:val="595959" w:themeColor="text1" w:themeTint="A6"/>
+        </w:rPr>
+        <w:t xml:space="preserve"> tasks were documented.</w:t>
       </w:r>
     </w:p>
     <w:p>
@@ -276,7 +1083,21 @@
         <w:rPr>
           <w:color w:val="595959" w:themeColor="text1" w:themeTint="A6"/>
         </w:rPr>
-        <w:t xml:space="preserve"> Listed all tools, monitoring, logging, and employee readiness steps required before an incident occurs.</w:t>
+        <w:t xml:space="preserve"> Listed all tools, monitoring, logging, and employee </w:t>
+      </w:r>
+      <w:proofErr w:type="gramStart"/>
+      <w:r>
+        <w:rPr>
+          <w:color w:val="595959" w:themeColor="text1" w:themeTint="A6"/>
+        </w:rPr>
+        <w:t>readiness steps</w:t>
+      </w:r>
+      <w:proofErr w:type="gramEnd"/>
+      <w:r>
+        <w:rPr>
+          <w:color w:val="595959" w:themeColor="text1" w:themeTint="A6"/>
+        </w:rPr>
+        <w:t xml:space="preserve"> required before an incident occurs.</w:t>
       </w:r>
     </w:p>
     <w:p>
@@ -314,11 +1135,180 @@
       </w:pPr>
       <w:r>
         <w:rPr>
-          <w:b/>
-          <w:bCs/>
-          <w:color w:val="595959" w:themeColor="text1" w:themeTint="A6"/>
+          <w:noProof/>
         </w:rPr>
         <w:lastRenderedPageBreak/>
+        <w:drawing>
+          <wp:anchor distT="0" distB="0" distL="114300" distR="114300" simplePos="0" relativeHeight="251669504" behindDoc="0" locked="0" layoutInCell="1" allowOverlap="1" wp14:anchorId="05E53F70" wp14:editId="6487D142">
+            <wp:simplePos x="0" y="0"/>
+            <wp:positionH relativeFrom="column">
+              <wp:posOffset>4816124</wp:posOffset>
+            </wp:positionH>
+            <wp:positionV relativeFrom="page">
+              <wp:posOffset>441719</wp:posOffset>
+            </wp:positionV>
+            <wp:extent cx="1576070" cy="1576070"/>
+            <wp:effectExtent l="0" t="0" r="0" b="0"/>
+            <wp:wrapSquare wrapText="bothSides"/>
+            <wp:docPr id="541070979" name="Picture 5"/>
+            <wp:cNvGraphicFramePr>
+              <a:graphicFrameLocks xmlns:a="http://schemas.openxmlformats.org/drawingml/2006/main" noChangeAspect="1"/>
+            </wp:cNvGraphicFramePr>
+            <a:graphic xmlns:a="http://schemas.openxmlformats.org/drawingml/2006/main">
+              <a:graphicData uri="http://schemas.openxmlformats.org/drawingml/2006/picture">
+                <pic:pic xmlns:pic="http://schemas.openxmlformats.org/drawingml/2006/picture">
+                  <pic:nvPicPr>
+                    <pic:cNvPr id="0" name="Picture 17"/>
+                    <pic:cNvPicPr>
+                      <a:picLocks noChangeAspect="1" noChangeArrowheads="1"/>
+                    </pic:cNvPicPr>
+                  </pic:nvPicPr>
+                  <pic:blipFill>
+                    <a:blip r:embed="rId6" cstate="print">
+                      <a:extLst>
+                        <a:ext uri="{28A0092B-C50C-407E-A947-70E740481C1C}">
+                          <a14:useLocalDpi xmlns:a14="http://schemas.microsoft.com/office/drawing/2010/main" val="0"/>
+                        </a:ext>
+                      </a:extLst>
+                    </a:blip>
+                    <a:srcRect/>
+                    <a:stretch>
+                      <a:fillRect/>
+                    </a:stretch>
+                  </pic:blipFill>
+                  <pic:spPr bwMode="auto">
+                    <a:xfrm>
+                      <a:off x="0" y="0"/>
+                      <a:ext cx="1576070" cy="1576070"/>
+                    </a:xfrm>
+                    <a:prstGeom prst="rect">
+                      <a:avLst/>
+                    </a:prstGeom>
+                    <a:noFill/>
+                    <a:ln>
+                      <a:noFill/>
+                    </a:ln>
+                  </pic:spPr>
+                </pic:pic>
+              </a:graphicData>
+            </a:graphic>
+          </wp:anchor>
+        </w:drawing>
+      </w:r>
+      <w:r>
+        <w:rPr>
+          <w:noProof/>
+        </w:rPr>
+        <w:drawing>
+          <wp:anchor distT="0" distB="0" distL="114300" distR="114300" simplePos="0" relativeHeight="251665408" behindDoc="0" locked="0" layoutInCell="1" allowOverlap="1" wp14:anchorId="54EBC759" wp14:editId="5118E5DF">
+            <wp:simplePos x="0" y="0"/>
+            <wp:positionH relativeFrom="column">
+              <wp:posOffset>-409575</wp:posOffset>
+            </wp:positionH>
+            <wp:positionV relativeFrom="page">
+              <wp:posOffset>652320</wp:posOffset>
+            </wp:positionV>
+            <wp:extent cx="1450340" cy="1052195"/>
+            <wp:effectExtent l="0" t="0" r="0" b="0"/>
+            <wp:wrapSquare wrapText="bothSides"/>
+            <wp:docPr id="1324984155" name="Picture 1"/>
+            <wp:cNvGraphicFramePr>
+              <a:graphicFrameLocks xmlns:a="http://schemas.openxmlformats.org/drawingml/2006/main" noChangeAspect="1"/>
+            </wp:cNvGraphicFramePr>
+            <a:graphic xmlns:a="http://schemas.openxmlformats.org/drawingml/2006/main">
+              <a:graphicData uri="http://schemas.openxmlformats.org/drawingml/2006/picture">
+                <pic:pic xmlns:pic="http://schemas.openxmlformats.org/drawingml/2006/picture">
+                  <pic:nvPicPr>
+                    <pic:cNvPr id="1480275638" name=""/>
+                    <pic:cNvPicPr/>
+                  </pic:nvPicPr>
+                  <pic:blipFill>
+                    <a:blip r:embed="rId5">
+                      <a:extLst>
+                        <a:ext uri="{28A0092B-C50C-407E-A947-70E740481C1C}">
+                          <a14:useLocalDpi xmlns:a14="http://schemas.microsoft.com/office/drawing/2010/main" val="0"/>
+                        </a:ext>
+                      </a:extLst>
+                    </a:blip>
+                    <a:stretch>
+                      <a:fillRect/>
+                    </a:stretch>
+                  </pic:blipFill>
+                  <pic:spPr>
+                    <a:xfrm>
+                      <a:off x="0" y="0"/>
+                      <a:ext cx="1450340" cy="1052195"/>
+                    </a:xfrm>
+                    <a:prstGeom prst="rect">
+                      <a:avLst/>
+                    </a:prstGeom>
+                  </pic:spPr>
+                </pic:pic>
+              </a:graphicData>
+            </a:graphic>
+          </wp:anchor>
+        </w:drawing>
+      </w:r>
+    </w:p>
+    <w:p>
+      <w:pPr>
+        <w:rPr>
+          <w:b/>
+          <w:bCs/>
+          <w:color w:val="595959" w:themeColor="text1" w:themeTint="A6"/>
+        </w:rPr>
+      </w:pPr>
+    </w:p>
+    <w:p>
+      <w:pPr>
+        <w:rPr>
+          <w:b/>
+          <w:bCs/>
+          <w:color w:val="595959" w:themeColor="text1" w:themeTint="A6"/>
+        </w:rPr>
+      </w:pPr>
+    </w:p>
+    <w:p>
+      <w:pPr>
+        <w:rPr>
+          <w:b/>
+          <w:bCs/>
+          <w:color w:val="595959" w:themeColor="text1" w:themeTint="A6"/>
+        </w:rPr>
+      </w:pPr>
+    </w:p>
+    <w:p>
+      <w:pPr>
+        <w:rPr>
+          <w:b/>
+          <w:bCs/>
+          <w:color w:val="595959" w:themeColor="text1" w:themeTint="A6"/>
+        </w:rPr>
+      </w:pPr>
+    </w:p>
+    <w:p>
+      <w:pPr>
+        <w:rPr>
+          <w:b/>
+          <w:bCs/>
+          <w:color w:val="595959" w:themeColor="text1" w:themeTint="A6"/>
+        </w:rPr>
+      </w:pPr>
+    </w:p>
+    <w:p>
+      <w:pPr>
+        <w:rPr>
+          <w:b/>
+          <w:bCs/>
+          <w:color w:val="595959" w:themeColor="text1" w:themeTint="A6"/>
+        </w:rPr>
+      </w:pPr>
+      <w:r>
+        <w:rPr>
+          <w:b/>
+          <w:bCs/>
+          <w:color w:val="595959" w:themeColor="text1" w:themeTint="A6"/>
+        </w:rPr>
         <w:t xml:space="preserve"> Research and Brainstorming</w:t>
       </w:r>
       <w:r>
@@ -348,7 +1338,25 @@
           <w:bCs/>
           <w:color w:val="595959" w:themeColor="text1" w:themeTint="A6"/>
         </w:rPr>
-        <w:t>research on phishing and EvilProxy attacks</w:t>
+        <w:t xml:space="preserve">research on phishing and </w:t>
+      </w:r>
+      <w:proofErr w:type="spellStart"/>
+      <w:r>
+        <w:rPr>
+          <w:b/>
+          <w:bCs/>
+          <w:color w:val="595959" w:themeColor="text1" w:themeTint="A6"/>
+        </w:rPr>
+        <w:t>EvilProxy</w:t>
+      </w:r>
+      <w:proofErr w:type="spellEnd"/>
+      <w:r>
+        <w:rPr>
+          <w:b/>
+          <w:bCs/>
+          <w:color w:val="595959" w:themeColor="text1" w:themeTint="A6"/>
+        </w:rPr>
+        <w:t xml:space="preserve"> attacks</w:t>
       </w:r>
       <w:r>
         <w:rPr>
@@ -381,31 +1389,54 @@
         <w:rPr>
           <w:color w:val="595959" w:themeColor="text1" w:themeTint="A6"/>
         </w:rPr>
-        <w:t xml:space="preserve"> to align on strategies, assign tasks, and refine the steps required for our phishing simulation. This ensured that all team members understood their roles and responsibilities within the playbook framework.</w:t>
-      </w:r>
-    </w:p>
-    <w:p>
-      <w:pPr>
-        <w:rPr>
-          <w:color w:val="595959" w:themeColor="text1" w:themeTint="A6"/>
-        </w:rPr>
-      </w:pPr>
-    </w:p>
-    <w:p>
-      <w:pPr>
-        <w:rPr>
-          <w:b/>
-          <w:bCs/>
-          <w:color w:val="595959" w:themeColor="text1" w:themeTint="A6"/>
-        </w:rPr>
-      </w:pPr>
-      <w:r>
-        <w:rPr>
-          <w:b/>
-          <w:bCs/>
-          <w:color w:val="595959" w:themeColor="text1" w:themeTint="A6"/>
-        </w:rPr>
-        <w:t xml:space="preserve"> Simulation Planning </w:t>
+        <w:t xml:space="preserve"> to </w:t>
+      </w:r>
+      <w:proofErr w:type="gramStart"/>
+      <w:r>
+        <w:rPr>
+          <w:color w:val="595959" w:themeColor="text1" w:themeTint="A6"/>
+        </w:rPr>
+        <w:t>align on</w:t>
+      </w:r>
+      <w:proofErr w:type="gramEnd"/>
+      <w:r>
+        <w:rPr>
+          <w:color w:val="595959" w:themeColor="text1" w:themeTint="A6"/>
+        </w:rPr>
+        <w:t xml:space="preserve"> strategies, assign tasks, and refine the steps required for our phishing simulation. This ensured that all team members understood their roles and responsibilities within the playbook framework.</w:t>
+      </w:r>
+    </w:p>
+    <w:p>
+      <w:pPr>
+        <w:rPr>
+          <w:color w:val="595959" w:themeColor="text1" w:themeTint="A6"/>
+        </w:rPr>
+      </w:pPr>
+    </w:p>
+    <w:p>
+      <w:pPr>
+        <w:rPr>
+          <w:b/>
+          <w:bCs/>
+          <w:color w:val="595959" w:themeColor="text1" w:themeTint="A6"/>
+        </w:rPr>
+      </w:pPr>
+      <w:r>
+        <w:rPr>
+          <w:b/>
+          <w:bCs/>
+          <w:color w:val="595959" w:themeColor="text1" w:themeTint="A6"/>
+        </w:rPr>
+        <w:t xml:space="preserve"> Simulation </w:t>
+      </w:r>
+      <w:proofErr w:type="gramStart"/>
+      <w:r>
+        <w:rPr>
+          <w:b/>
+          <w:bCs/>
+          <w:color w:val="595959" w:themeColor="text1" w:themeTint="A6"/>
+        </w:rPr>
+        <w:t xml:space="preserve">Planning </w:t>
       </w:r>
       <w:r>
         <w:rPr>
@@ -415,6 +1446,7 @@
         </w:rPr>
         <w:t>:</w:t>
       </w:r>
+      <w:proofErr w:type="gramEnd"/>
     </w:p>
     <w:p>
       <w:pPr>
@@ -541,6 +1573,185 @@
           <w:color w:val="595959" w:themeColor="text1" w:themeTint="A6"/>
         </w:rPr>
       </w:pPr>
+    </w:p>
+    <w:p>
+      <w:pPr>
+        <w:rPr>
+          <w:b/>
+          <w:bCs/>
+          <w:color w:val="595959" w:themeColor="text1" w:themeTint="A6"/>
+        </w:rPr>
+      </w:pPr>
+    </w:p>
+    <w:p>
+      <w:pPr>
+        <w:rPr>
+          <w:b/>
+          <w:bCs/>
+          <w:color w:val="595959" w:themeColor="text1" w:themeTint="A6"/>
+        </w:rPr>
+      </w:pPr>
+    </w:p>
+    <w:p>
+      <w:pPr>
+        <w:rPr>
+          <w:b/>
+          <w:bCs/>
+          <w:color w:val="595959" w:themeColor="text1" w:themeTint="A6"/>
+        </w:rPr>
+      </w:pPr>
+      <w:r>
+        <w:rPr>
+          <w:noProof/>
+        </w:rPr>
+        <w:lastRenderedPageBreak/>
+        <w:drawing>
+          <wp:anchor distT="0" distB="0" distL="114300" distR="114300" simplePos="0" relativeHeight="251671552" behindDoc="0" locked="0" layoutInCell="1" allowOverlap="1" wp14:anchorId="77A04C3F" wp14:editId="32F64FFE">
+            <wp:simplePos x="0" y="0"/>
+            <wp:positionH relativeFrom="column">
+              <wp:posOffset>4851684</wp:posOffset>
+            </wp:positionH>
+            <wp:positionV relativeFrom="page">
+              <wp:posOffset>268211</wp:posOffset>
+            </wp:positionV>
+            <wp:extent cx="1576070" cy="1576070"/>
+            <wp:effectExtent l="0" t="0" r="0" b="0"/>
+            <wp:wrapSquare wrapText="bothSides"/>
+            <wp:docPr id="569242503" name="Picture 5"/>
+            <wp:cNvGraphicFramePr>
+              <a:graphicFrameLocks xmlns:a="http://schemas.openxmlformats.org/drawingml/2006/main" noChangeAspect="1"/>
+            </wp:cNvGraphicFramePr>
+            <a:graphic xmlns:a="http://schemas.openxmlformats.org/drawingml/2006/main">
+              <a:graphicData uri="http://schemas.openxmlformats.org/drawingml/2006/picture">
+                <pic:pic xmlns:pic="http://schemas.openxmlformats.org/drawingml/2006/picture">
+                  <pic:nvPicPr>
+                    <pic:cNvPr id="0" name="Picture 17"/>
+                    <pic:cNvPicPr>
+                      <a:picLocks noChangeAspect="1" noChangeArrowheads="1"/>
+                    </pic:cNvPicPr>
+                  </pic:nvPicPr>
+                  <pic:blipFill>
+                    <a:blip r:embed="rId6" cstate="print">
+                      <a:extLst>
+                        <a:ext uri="{28A0092B-C50C-407E-A947-70E740481C1C}">
+                          <a14:useLocalDpi xmlns:a14="http://schemas.microsoft.com/office/drawing/2010/main" val="0"/>
+                        </a:ext>
+                      </a:extLst>
+                    </a:blip>
+                    <a:srcRect/>
+                    <a:stretch>
+                      <a:fillRect/>
+                    </a:stretch>
+                  </pic:blipFill>
+                  <pic:spPr bwMode="auto">
+                    <a:xfrm>
+                      <a:off x="0" y="0"/>
+                      <a:ext cx="1576070" cy="1576070"/>
+                    </a:xfrm>
+                    <a:prstGeom prst="rect">
+                      <a:avLst/>
+                    </a:prstGeom>
+                    <a:noFill/>
+                    <a:ln>
+                      <a:noFill/>
+                    </a:ln>
+                  </pic:spPr>
+                </pic:pic>
+              </a:graphicData>
+            </a:graphic>
+          </wp:anchor>
+        </w:drawing>
+      </w:r>
+      <w:r>
+        <w:rPr>
+          <w:noProof/>
+        </w:rPr>
+        <w:drawing>
+          <wp:anchor distT="0" distB="0" distL="114300" distR="114300" simplePos="0" relativeHeight="251667456" behindDoc="0" locked="0" layoutInCell="1" allowOverlap="1" wp14:anchorId="25455D39" wp14:editId="26F3B779">
+            <wp:simplePos x="0" y="0"/>
+            <wp:positionH relativeFrom="column">
+              <wp:posOffset>-374519</wp:posOffset>
+            </wp:positionH>
+            <wp:positionV relativeFrom="page">
+              <wp:posOffset>536312</wp:posOffset>
+            </wp:positionV>
+            <wp:extent cx="1450340" cy="1052195"/>
+            <wp:effectExtent l="0" t="0" r="0" b="0"/>
+            <wp:wrapSquare wrapText="bothSides"/>
+            <wp:docPr id="1466211363" name="Picture 1"/>
+            <wp:cNvGraphicFramePr>
+              <a:graphicFrameLocks xmlns:a="http://schemas.openxmlformats.org/drawingml/2006/main" noChangeAspect="1"/>
+            </wp:cNvGraphicFramePr>
+            <a:graphic xmlns:a="http://schemas.openxmlformats.org/drawingml/2006/main">
+              <a:graphicData uri="http://schemas.openxmlformats.org/drawingml/2006/picture">
+                <pic:pic xmlns:pic="http://schemas.openxmlformats.org/drawingml/2006/picture">
+                  <pic:nvPicPr>
+                    <pic:cNvPr id="1480275638" name=""/>
+                    <pic:cNvPicPr/>
+                  </pic:nvPicPr>
+                  <pic:blipFill>
+                    <a:blip r:embed="rId5">
+                      <a:extLst>
+                        <a:ext uri="{28A0092B-C50C-407E-A947-70E740481C1C}">
+                          <a14:useLocalDpi xmlns:a14="http://schemas.microsoft.com/office/drawing/2010/main" val="0"/>
+                        </a:ext>
+                      </a:extLst>
+                    </a:blip>
+                    <a:stretch>
+                      <a:fillRect/>
+                    </a:stretch>
+                  </pic:blipFill>
+                  <pic:spPr>
+                    <a:xfrm>
+                      <a:off x="0" y="0"/>
+                      <a:ext cx="1450340" cy="1052195"/>
+                    </a:xfrm>
+                    <a:prstGeom prst="rect">
+                      <a:avLst/>
+                    </a:prstGeom>
+                  </pic:spPr>
+                </pic:pic>
+              </a:graphicData>
+            </a:graphic>
+          </wp:anchor>
+        </w:drawing>
+      </w:r>
+    </w:p>
+    <w:p>
+      <w:pPr>
+        <w:rPr>
+          <w:b/>
+          <w:bCs/>
+          <w:color w:val="595959" w:themeColor="text1" w:themeTint="A6"/>
+        </w:rPr>
+      </w:pPr>
+    </w:p>
+    <w:p>
+      <w:pPr>
+        <w:rPr>
+          <w:b/>
+          <w:bCs/>
+          <w:color w:val="595959" w:themeColor="text1" w:themeTint="A6"/>
+        </w:rPr>
+      </w:pPr>
+    </w:p>
+    <w:p>
+      <w:pPr>
+        <w:rPr>
+          <w:b/>
+          <w:bCs/>
+          <w:color w:val="595959" w:themeColor="text1" w:themeTint="A6"/>
+        </w:rPr>
+      </w:pPr>
+    </w:p>
+    <w:p>
+      <w:pPr>
+        <w:rPr>
+          <w:b/>
+          <w:bCs/>
+          <w:color w:val="595959" w:themeColor="text1" w:themeTint="A6"/>
+        </w:rPr>
+      </w:pPr>
       <w:r>
         <w:rPr>
           <w:b/>
@@ -694,13 +1905,13 @@
           <w:color w:val="595959" w:themeColor="text1" w:themeTint="A6"/>
         </w:rPr>
       </w:pPr>
-      <w:r>
-        <w:rPr>
-          <w:b/>
-          <w:bCs/>
-          <w:color w:val="595959" w:themeColor="text1" w:themeTint="A6"/>
-        </w:rPr>
-        <w:lastRenderedPageBreak/>
+      <w:proofErr w:type="gramStart"/>
+      <w:r>
+        <w:rPr>
+          <w:b/>
+          <w:bCs/>
+          <w:color w:val="595959" w:themeColor="text1" w:themeTint="A6"/>
+        </w:rPr>
         <w:t>Reflection</w:t>
       </w:r>
       <w:r>
@@ -711,6 +1922,7 @@
         </w:rPr>
         <w:t xml:space="preserve"> :</w:t>
       </w:r>
+      <w:proofErr w:type="gramEnd"/>
     </w:p>
     <w:p>
       <w:pPr>
@@ -749,7 +1961,21 @@
         <w:rPr>
           <w:color w:val="595959" w:themeColor="text1" w:themeTint="A6"/>
         </w:rPr>
-        <w:t>The research and brainstorming sessions highlighted how real-world attackers, such as EvilProxy campaigns, operate and the types of logs and indicators needed for detection.</w:t>
+        <w:t xml:space="preserve">The research and brainstorming sessions highlighted how real-world attackers, such as </w:t>
+      </w:r>
+      <w:proofErr w:type="spellStart"/>
+      <w:r>
+        <w:rPr>
+          <w:color w:val="595959" w:themeColor="text1" w:themeTint="A6"/>
+        </w:rPr>
+        <w:t>EvilProxy</w:t>
+      </w:r>
+      <w:proofErr w:type="spellEnd"/>
+      <w:r>
+        <w:rPr>
+          <w:color w:val="595959" w:themeColor="text1" w:themeTint="A6"/>
+        </w:rPr>
+        <w:t xml:space="preserve"> campaigns, operate and the types of logs and indicators needed for detection.</w:t>
       </w:r>
     </w:p>
     <w:p>
@@ -825,7 +2051,21 @@
         <w:rPr>
           <w:color w:val="595959" w:themeColor="text1" w:themeTint="A6"/>
         </w:rPr>
-        <w:t>Include copies of the documents: IR_Policy, IRT Roles, Communication Plan, Checklist, and Playbook Template.</w:t>
+        <w:t xml:space="preserve">Include copies of the documents: </w:t>
+      </w:r>
+      <w:proofErr w:type="spellStart"/>
+      <w:r>
+        <w:rPr>
+          <w:color w:val="595959" w:themeColor="text1" w:themeTint="A6"/>
+        </w:rPr>
+        <w:t>IR_Policy</w:t>
+      </w:r>
+      <w:proofErr w:type="spellEnd"/>
+      <w:r>
+        <w:rPr>
+          <w:color w:val="595959" w:themeColor="text1" w:themeTint="A6"/>
+        </w:rPr>
+        <w:t>, IRT Roles, Communication Plan, Checklist, and Playbook Template.</w:t>
       </w:r>
     </w:p>
     <w:p>
@@ -838,6 +2078,12 @@
     <w:sectPr>
       <w:pgSz w:w="12240" w:h="15840"/>
       <w:pgMar w:top="1440" w:right="1440" w:bottom="1440" w:left="1440" w:header="720" w:footer="720" w:gutter="0"/>
+      <w:pgBorders w:offsetFrom="page">
+        <w:top w:val="outset" w:sz="6" w:space="24" w:color="auto" w:shadow="1"/>
+        <w:left w:val="outset" w:sz="6" w:space="24" w:color="auto" w:shadow="1"/>
+        <w:bottom w:val="outset" w:sz="6" w:space="24" w:color="auto" w:shadow="1"/>
+        <w:right w:val="outset" w:sz="6" w:space="24" w:color="auto" w:shadow="1"/>
+      </w:pgBorders>
       <w:cols w:space="720"/>
       <w:docGrid w:linePitch="360"/>
     </w:sectPr>
@@ -2141,6 +3387,7 @@
   <w:style w:type="character" w:default="1" w:styleId="DefaultParagraphFont">
     <w:name w:val="Default Paragraph Font"/>
     <w:uiPriority w:val="1"/>
+    <w:semiHidden/>
     <w:unhideWhenUsed/>
   </w:style>
   <w:style w:type="table" w:default="1" w:styleId="TableNormal">

--- a/DOCUMENTATION.docx
+++ b/DOCUMENTATION.docx
@@ -41,13 +41,13 @@
           <w:noProof/>
         </w:rPr>
         <w:drawing>
-          <wp:anchor distT="0" distB="0" distL="114300" distR="114300" simplePos="0" relativeHeight="251658240" behindDoc="0" locked="0" layoutInCell="1" allowOverlap="1" wp14:anchorId="578B7455" wp14:editId="2B1C987C">
+          <wp:anchor distT="0" distB="0" distL="114300" distR="114300" simplePos="0" relativeHeight="251658240" behindDoc="0" locked="0" layoutInCell="1" allowOverlap="1" wp14:anchorId="578B7455" wp14:editId="5E90CC1F">
             <wp:simplePos x="0" y="0"/>
             <wp:positionH relativeFrom="column">
-              <wp:posOffset>-332280</wp:posOffset>
+              <wp:posOffset>-190215</wp:posOffset>
             </wp:positionH>
             <wp:positionV relativeFrom="page">
-              <wp:posOffset>755760</wp:posOffset>
+              <wp:posOffset>755650</wp:posOffset>
             </wp:positionV>
             <wp:extent cx="1450340" cy="1052195"/>
             <wp:effectExtent l="0" t="0" r="0" b="0"/>

--- a/DOCUMENTATION.docx
+++ b/DOCUMENTATION.docx
@@ -1019,21 +1019,7 @@
         <w:rPr>
           <w:color w:val="595959" w:themeColor="text1" w:themeTint="A6"/>
         </w:rPr>
-        <w:t xml:space="preserve"> Assigned roles including CTI, EDR, Threat Hunting, L1 &amp; L2 Analysts, and DFIR team members. Responsibilities </w:t>
-      </w:r>
-      <w:proofErr w:type="gramStart"/>
-      <w:r>
-        <w:rPr>
-          <w:color w:val="595959" w:themeColor="text1" w:themeTint="A6"/>
-        </w:rPr>
-        <w:t>and example</w:t>
-      </w:r>
-      <w:proofErr w:type="gramEnd"/>
-      <w:r>
-        <w:rPr>
-          <w:color w:val="595959" w:themeColor="text1" w:themeTint="A6"/>
-        </w:rPr>
-        <w:t xml:space="preserve"> tasks were documented.</w:t>
+        <w:t xml:space="preserve"> Assigned roles including CTI, EDR, Threat Hunting, L1 &amp; L2 Analysts, and DFIR team members. Responsibilities and example tasks were documented.</w:t>
       </w:r>
     </w:p>
     <w:p>
@@ -1083,21 +1069,7 @@
         <w:rPr>
           <w:color w:val="595959" w:themeColor="text1" w:themeTint="A6"/>
         </w:rPr>
-        <w:t xml:space="preserve"> Listed all tools, monitoring, logging, and employee </w:t>
-      </w:r>
-      <w:proofErr w:type="gramStart"/>
-      <w:r>
-        <w:rPr>
-          <w:color w:val="595959" w:themeColor="text1" w:themeTint="A6"/>
-        </w:rPr>
-        <w:t>readiness steps</w:t>
-      </w:r>
-      <w:proofErr w:type="gramEnd"/>
-      <w:r>
-        <w:rPr>
-          <w:color w:val="595959" w:themeColor="text1" w:themeTint="A6"/>
-        </w:rPr>
-        <w:t xml:space="preserve"> required before an incident occurs.</w:t>
+        <w:t xml:space="preserve"> Listed all tools, monitoring, logging, and employee readiness steps required before an incident occurs.</w:t>
       </w:r>
     </w:p>
     <w:p>
@@ -1338,115 +1310,73 @@
           <w:bCs/>
           <w:color w:val="595959" w:themeColor="text1" w:themeTint="A6"/>
         </w:rPr>
-        <w:t xml:space="preserve">research on phishing and </w:t>
-      </w:r>
-      <w:proofErr w:type="spellStart"/>
+        <w:t>research on phishing attacks</w:t>
+      </w:r>
+      <w:r>
+        <w:rPr>
+          <w:color w:val="595959" w:themeColor="text1" w:themeTint="A6"/>
+        </w:rPr>
+        <w:t>, exploring publicly available playbooks and guidelines to understand best practices in detection, containment, and recovery.</w:t>
+      </w:r>
+    </w:p>
+    <w:p>
+      <w:pPr>
+        <w:rPr>
+          <w:color w:val="595959" w:themeColor="text1" w:themeTint="A6"/>
+        </w:rPr>
+      </w:pPr>
+      <w:r>
+        <w:rPr>
+          <w:color w:val="595959" w:themeColor="text1" w:themeTint="A6"/>
+        </w:rPr>
+        <w:t xml:space="preserve">We performed </w:t>
+      </w:r>
       <w:r>
         <w:rPr>
           <w:b/>
           <w:bCs/>
           <w:color w:val="595959" w:themeColor="text1" w:themeTint="A6"/>
         </w:rPr>
-        <w:t>EvilProxy</w:t>
-      </w:r>
-      <w:proofErr w:type="spellEnd"/>
-      <w:r>
+        <w:t>brainstorming sessions</w:t>
+      </w:r>
+      <w:r>
+        <w:rPr>
+          <w:color w:val="595959" w:themeColor="text1" w:themeTint="A6"/>
+        </w:rPr>
+        <w:t xml:space="preserve"> to align on strategies, assign tasks, and refine the steps required for our phishing simulation. This ensured that all team members understood their roles and responsibilities within the playbook framework.</w:t>
+      </w:r>
+    </w:p>
+    <w:p>
+      <w:pPr>
+        <w:rPr>
+          <w:color w:val="595959" w:themeColor="text1" w:themeTint="A6"/>
+        </w:rPr>
+      </w:pPr>
+    </w:p>
+    <w:p>
+      <w:pPr>
         <w:rPr>
           <w:b/>
           <w:bCs/>
           <w:color w:val="595959" w:themeColor="text1" w:themeTint="A6"/>
         </w:rPr>
-        <w:t xml:space="preserve"> attacks</w:t>
-      </w:r>
-      <w:r>
-        <w:rPr>
-          <w:color w:val="595959" w:themeColor="text1" w:themeTint="A6"/>
-        </w:rPr>
-        <w:t>, exploring publicly available playbooks and guidelines to understand best practices in detection, containment, and recovery.</w:t>
-      </w:r>
-    </w:p>
-    <w:p>
-      <w:pPr>
-        <w:rPr>
-          <w:color w:val="595959" w:themeColor="text1" w:themeTint="A6"/>
-        </w:rPr>
-      </w:pPr>
-      <w:r>
-        <w:rPr>
-          <w:color w:val="595959" w:themeColor="text1" w:themeTint="A6"/>
-        </w:rPr>
-        <w:t xml:space="preserve">We performed </w:t>
-      </w:r>
+      </w:pPr>
       <w:r>
         <w:rPr>
           <w:b/>
           <w:bCs/>
           <w:color w:val="595959" w:themeColor="text1" w:themeTint="A6"/>
         </w:rPr>
-        <w:t>brainstorming sessions</w:t>
-      </w:r>
-      <w:r>
-        <w:rPr>
-          <w:color w:val="595959" w:themeColor="text1" w:themeTint="A6"/>
-        </w:rPr>
-        <w:t xml:space="preserve"> to </w:t>
-      </w:r>
-      <w:proofErr w:type="gramStart"/>
-      <w:r>
-        <w:rPr>
-          <w:color w:val="595959" w:themeColor="text1" w:themeTint="A6"/>
-        </w:rPr>
-        <w:t>align on</w:t>
-      </w:r>
-      <w:proofErr w:type="gramEnd"/>
-      <w:r>
-        <w:rPr>
-          <w:color w:val="595959" w:themeColor="text1" w:themeTint="A6"/>
-        </w:rPr>
-        <w:t xml:space="preserve"> strategies, assign tasks, and refine the steps required for our phishing simulation. This ensured that all team members understood their roles and responsibilities within the playbook framework.</w:t>
-      </w:r>
-    </w:p>
-    <w:p>
-      <w:pPr>
-        <w:rPr>
-          <w:color w:val="595959" w:themeColor="text1" w:themeTint="A6"/>
-        </w:rPr>
-      </w:pPr>
-    </w:p>
-    <w:p>
-      <w:pPr>
+        <w:t xml:space="preserve"> Simulation Planning </w:t>
+      </w:r>
+      <w:r>
         <w:rPr>
           <w:b/>
           <w:bCs/>
           <w:color w:val="595959" w:themeColor="text1" w:themeTint="A6"/>
         </w:rPr>
-      </w:pPr>
-      <w:r>
-        <w:rPr>
-          <w:b/>
-          <w:bCs/>
-          <w:color w:val="595959" w:themeColor="text1" w:themeTint="A6"/>
-        </w:rPr>
-        <w:t xml:space="preserve"> Simulation </w:t>
-      </w:r>
-      <w:proofErr w:type="gramStart"/>
-      <w:r>
-        <w:rPr>
-          <w:b/>
-          <w:bCs/>
-          <w:color w:val="595959" w:themeColor="text1" w:themeTint="A6"/>
-        </w:rPr>
-        <w:t xml:space="preserve">Planning </w:t>
-      </w:r>
-      <w:r>
-        <w:rPr>
-          <w:b/>
-          <w:bCs/>
-          <w:color w:val="595959" w:themeColor="text1" w:themeTint="A6"/>
-        </w:rPr>
         <w:t>:</w:t>
       </w:r>
-      <w:proofErr w:type="gramEnd"/>
     </w:p>
     <w:p>
       <w:pPr>
@@ -1905,7 +1835,6 @@
           <w:color w:val="595959" w:themeColor="text1" w:themeTint="A6"/>
         </w:rPr>
       </w:pPr>
-      <w:proofErr w:type="gramStart"/>
       <w:r>
         <w:rPr>
           <w:b/>
@@ -1922,7 +1851,6 @@
         </w:rPr>
         <w:t xml:space="preserve"> :</w:t>
       </w:r>
-      <w:proofErr w:type="gramEnd"/>
     </w:p>
     <w:p>
       <w:pPr>
@@ -2067,6 +1995,3798 @@
         </w:rPr>
         <w:t>, IRT Roles, Communication Plan, Checklist, and Playbook Template.</w:t>
       </w:r>
+    </w:p>
+    <w:p>
+      <w:pPr>
+        <w:rPr>
+          <w:color w:val="595959" w:themeColor="text1" w:themeTint="A6"/>
+          <w:rtl/>
+        </w:rPr>
+      </w:pPr>
+    </w:p>
+    <w:p>
+      <w:pPr>
+        <w:rPr>
+          <w:color w:val="595959" w:themeColor="text1" w:themeTint="A6"/>
+          <w:rtl/>
+        </w:rPr>
+      </w:pPr>
+    </w:p>
+    <w:p>
+      <w:pPr>
+        <w:rPr>
+          <w:color w:val="595959" w:themeColor="text1" w:themeTint="A6"/>
+          <w:rtl/>
+        </w:rPr>
+      </w:pPr>
+    </w:p>
+    <w:p>
+      <w:pPr>
+        <w:rPr>
+          <w:color w:val="595959" w:themeColor="text1" w:themeTint="A6"/>
+          <w:rtl/>
+        </w:rPr>
+      </w:pPr>
+      <w:r>
+        <w:rPr>
+          <w:noProof/>
+        </w:rPr>
+        <w:lastRenderedPageBreak/>
+        <w:drawing>
+          <wp:anchor distT="0" distB="0" distL="114300" distR="114300" simplePos="0" relativeHeight="251683840" behindDoc="0" locked="0" layoutInCell="1" allowOverlap="1" wp14:anchorId="65C322B3" wp14:editId="2E6505F8">
+            <wp:simplePos x="0" y="0"/>
+            <wp:positionH relativeFrom="column">
+              <wp:posOffset>-441040</wp:posOffset>
+            </wp:positionH>
+            <wp:positionV relativeFrom="page">
+              <wp:posOffset>572091</wp:posOffset>
+            </wp:positionV>
+            <wp:extent cx="1450340" cy="1052195"/>
+            <wp:effectExtent l="0" t="0" r="0" b="0"/>
+            <wp:wrapSquare wrapText="bothSides"/>
+            <wp:docPr id="895958032" name="Picture 1"/>
+            <wp:cNvGraphicFramePr>
+              <a:graphicFrameLocks xmlns:a="http://schemas.openxmlformats.org/drawingml/2006/main" noChangeAspect="1"/>
+            </wp:cNvGraphicFramePr>
+            <a:graphic xmlns:a="http://schemas.openxmlformats.org/drawingml/2006/main">
+              <a:graphicData uri="http://schemas.openxmlformats.org/drawingml/2006/picture">
+                <pic:pic xmlns:pic="http://schemas.openxmlformats.org/drawingml/2006/picture">
+                  <pic:nvPicPr>
+                    <pic:cNvPr id="1480275638" name=""/>
+                    <pic:cNvPicPr/>
+                  </pic:nvPicPr>
+                  <pic:blipFill>
+                    <a:blip r:embed="rId5">
+                      <a:extLst>
+                        <a:ext uri="{28A0092B-C50C-407E-A947-70E740481C1C}">
+                          <a14:useLocalDpi xmlns:a14="http://schemas.microsoft.com/office/drawing/2010/main" val="0"/>
+                        </a:ext>
+                      </a:extLst>
+                    </a:blip>
+                    <a:stretch>
+                      <a:fillRect/>
+                    </a:stretch>
+                  </pic:blipFill>
+                  <pic:spPr>
+                    <a:xfrm>
+                      <a:off x="0" y="0"/>
+                      <a:ext cx="1450340" cy="1052195"/>
+                    </a:xfrm>
+                    <a:prstGeom prst="rect">
+                      <a:avLst/>
+                    </a:prstGeom>
+                  </pic:spPr>
+                </pic:pic>
+              </a:graphicData>
+            </a:graphic>
+          </wp:anchor>
+        </w:drawing>
+      </w:r>
+      <w:r>
+        <w:rPr>
+          <w:noProof/>
+        </w:rPr>
+        <w:drawing>
+          <wp:anchor distT="0" distB="0" distL="114300" distR="114300" simplePos="0" relativeHeight="251673600" behindDoc="0" locked="0" layoutInCell="1" allowOverlap="1" wp14:anchorId="308FE27F" wp14:editId="6E563898">
+            <wp:simplePos x="0" y="0"/>
+            <wp:positionH relativeFrom="column">
+              <wp:posOffset>4887310</wp:posOffset>
+            </wp:positionH>
+            <wp:positionV relativeFrom="page">
+              <wp:posOffset>372657</wp:posOffset>
+            </wp:positionV>
+            <wp:extent cx="1576070" cy="1576070"/>
+            <wp:effectExtent l="0" t="0" r="0" b="0"/>
+            <wp:wrapSquare wrapText="bothSides"/>
+            <wp:docPr id="1350140107" name="Picture 5"/>
+            <wp:cNvGraphicFramePr>
+              <a:graphicFrameLocks xmlns:a="http://schemas.openxmlformats.org/drawingml/2006/main" noChangeAspect="1"/>
+            </wp:cNvGraphicFramePr>
+            <a:graphic xmlns:a="http://schemas.openxmlformats.org/drawingml/2006/main">
+              <a:graphicData uri="http://schemas.openxmlformats.org/drawingml/2006/picture">
+                <pic:pic xmlns:pic="http://schemas.openxmlformats.org/drawingml/2006/picture">
+                  <pic:nvPicPr>
+                    <pic:cNvPr id="0" name="Picture 17"/>
+                    <pic:cNvPicPr>
+                      <a:picLocks noChangeAspect="1" noChangeArrowheads="1"/>
+                    </pic:cNvPicPr>
+                  </pic:nvPicPr>
+                  <pic:blipFill>
+                    <a:blip r:embed="rId6" cstate="print">
+                      <a:extLst>
+                        <a:ext uri="{28A0092B-C50C-407E-A947-70E740481C1C}">
+                          <a14:useLocalDpi xmlns:a14="http://schemas.microsoft.com/office/drawing/2010/main" val="0"/>
+                        </a:ext>
+                      </a:extLst>
+                    </a:blip>
+                    <a:srcRect/>
+                    <a:stretch>
+                      <a:fillRect/>
+                    </a:stretch>
+                  </pic:blipFill>
+                  <pic:spPr bwMode="auto">
+                    <a:xfrm>
+                      <a:off x="0" y="0"/>
+                      <a:ext cx="1576070" cy="1576070"/>
+                    </a:xfrm>
+                    <a:prstGeom prst="rect">
+                      <a:avLst/>
+                    </a:prstGeom>
+                    <a:noFill/>
+                    <a:ln>
+                      <a:noFill/>
+                    </a:ln>
+                  </pic:spPr>
+                </pic:pic>
+              </a:graphicData>
+            </a:graphic>
+          </wp:anchor>
+        </w:drawing>
+      </w:r>
+    </w:p>
+    <w:p>
+      <w:pPr>
+        <w:rPr>
+          <w:color w:val="595959" w:themeColor="text1" w:themeTint="A6"/>
+          <w:rtl/>
+        </w:rPr>
+      </w:pPr>
+    </w:p>
+    <w:p>
+      <w:pPr>
+        <w:rPr>
+          <w:color w:val="595959" w:themeColor="text1" w:themeTint="A6"/>
+          <w:rtl/>
+        </w:rPr>
+      </w:pPr>
+    </w:p>
+    <w:p>
+      <w:pPr>
+        <w:ind w:firstLine="720"/>
+        <w:jc w:val="center"/>
+        <w:rPr>
+          <w:b/>
+          <w:bCs/>
+          <w:color w:val="7F7F7F" w:themeColor="text1" w:themeTint="80"/>
+          <w:sz w:val="32"/>
+          <w:szCs w:val="32"/>
+        </w:rPr>
+      </w:pPr>
+    </w:p>
+    <w:p>
+      <w:pPr>
+        <w:ind w:firstLine="720"/>
+        <w:jc w:val="center"/>
+        <w:rPr>
+          <w:b/>
+          <w:bCs/>
+          <w:color w:val="7F7F7F" w:themeColor="text1" w:themeTint="80"/>
+          <w:sz w:val="32"/>
+          <w:szCs w:val="32"/>
+        </w:rPr>
+      </w:pPr>
+      <w:r>
+        <w:rPr>
+          <w:b/>
+          <w:bCs/>
+          <w:color w:val="7F7F7F" w:themeColor="text1" w:themeTint="80"/>
+          <w:sz w:val="32"/>
+          <w:szCs w:val="32"/>
+        </w:rPr>
+        <w:t>w</w:t>
+      </w:r>
+      <w:r>
+        <w:rPr>
+          <w:b/>
+          <w:bCs/>
+          <w:color w:val="7F7F7F" w:themeColor="text1" w:themeTint="80"/>
+          <w:sz w:val="32"/>
+          <w:szCs w:val="32"/>
+        </w:rPr>
+        <w:t>eek 2: Incident Simulation &amp; Evidence Collection</w:t>
+      </w:r>
+    </w:p>
+    <w:p>
+      <w:pPr>
+        <w:rPr>
+          <w:b/>
+          <w:bCs/>
+          <w:color w:val="7F7F7F" w:themeColor="text1" w:themeTint="80"/>
+          <w:sz w:val="32"/>
+          <w:szCs w:val="32"/>
+        </w:rPr>
+      </w:pPr>
+      <w:r>
+        <w:rPr>
+          <w:b/>
+          <w:bCs/>
+          <w:color w:val="595959" w:themeColor="text1" w:themeTint="A6"/>
+        </w:rPr>
+        <w:t>Incident Simulation</w:t>
+      </w:r>
+    </w:p>
+    <w:p>
+      <w:pPr>
+        <w:ind w:left="720"/>
+        <w:rPr>
+          <w:color w:val="595959" w:themeColor="text1" w:themeTint="A6"/>
+        </w:rPr>
+      </w:pPr>
+      <w:r>
+        <w:rPr>
+          <w:color w:val="595959" w:themeColor="text1" w:themeTint="A6"/>
+        </w:rPr>
+        <w:t>A phishing attack scenario was simulated by creating a fake login page designed to mimic a legitimate service. The page was developed using HTML and styled to resemble a trusted login interface.</w:t>
+      </w:r>
+      <w:r>
+        <w:rPr>
+          <w:color w:val="595959" w:themeColor="text1" w:themeTint="A6"/>
+        </w:rPr>
+        <w:t xml:space="preserve"> </w:t>
+      </w:r>
+    </w:p>
+    <w:p>
+      <w:pPr>
+        <w:ind w:left="720"/>
+        <w:rPr>
+          <w:color w:val="595959" w:themeColor="text1" w:themeTint="A6"/>
+        </w:rPr>
+      </w:pPr>
+    </w:p>
+    <w:p>
+      <w:pPr>
+        <w:ind w:left="720"/>
+        <w:rPr>
+          <w:color w:val="595959" w:themeColor="text1" w:themeTint="A6"/>
+        </w:rPr>
+      </w:pPr>
+    </w:p>
+    <w:p>
+      <w:pPr>
+        <w:ind w:left="720"/>
+        <w:rPr>
+          <w:color w:val="595959" w:themeColor="text1" w:themeTint="A6"/>
+        </w:rPr>
+      </w:pPr>
+      <w:r>
+        <w:rPr>
+          <w:color w:val="595959" w:themeColor="text1" w:themeTint="A6"/>
+        </w:rPr>
+        <w:drawing>
+          <wp:anchor distT="0" distB="0" distL="114300" distR="114300" simplePos="0" relativeHeight="251691008" behindDoc="0" locked="0" layoutInCell="1" allowOverlap="1" wp14:anchorId="4239BFED" wp14:editId="7217C568">
+            <wp:simplePos x="0" y="0"/>
+            <wp:positionH relativeFrom="column">
+              <wp:posOffset>-347345</wp:posOffset>
+            </wp:positionH>
+            <wp:positionV relativeFrom="paragraph">
+              <wp:posOffset>96520</wp:posOffset>
+            </wp:positionV>
+            <wp:extent cx="2600325" cy="2175510"/>
+            <wp:effectExtent l="0" t="0" r="9525" b="0"/>
+            <wp:wrapSquare wrapText="bothSides"/>
+            <wp:docPr id="316134865" name="Picture 1"/>
+            <wp:cNvGraphicFramePr>
+              <a:graphicFrameLocks xmlns:a="http://schemas.openxmlformats.org/drawingml/2006/main" noChangeAspect="1"/>
+            </wp:cNvGraphicFramePr>
+            <a:graphic xmlns:a="http://schemas.openxmlformats.org/drawingml/2006/main">
+              <a:graphicData uri="http://schemas.openxmlformats.org/drawingml/2006/picture">
+                <pic:pic xmlns:pic="http://schemas.openxmlformats.org/drawingml/2006/picture">
+                  <pic:nvPicPr>
+                    <pic:cNvPr id="316134865" name=""/>
+                    <pic:cNvPicPr/>
+                  </pic:nvPicPr>
+                  <pic:blipFill>
+                    <a:blip r:embed="rId7">
+                      <a:extLst>
+                        <a:ext uri="{28A0092B-C50C-407E-A947-70E740481C1C}">
+                          <a14:useLocalDpi xmlns:a14="http://schemas.microsoft.com/office/drawing/2010/main" val="0"/>
+                        </a:ext>
+                      </a:extLst>
+                    </a:blip>
+                    <a:stretch>
+                      <a:fillRect/>
+                    </a:stretch>
+                  </pic:blipFill>
+                  <pic:spPr>
+                    <a:xfrm>
+                      <a:off x="0" y="0"/>
+                      <a:ext cx="2600325" cy="2175510"/>
+                    </a:xfrm>
+                    <a:prstGeom prst="rect">
+                      <a:avLst/>
+                    </a:prstGeom>
+                  </pic:spPr>
+                </pic:pic>
+              </a:graphicData>
+            </a:graphic>
+            <wp14:sizeRelV relativeFrom="margin">
+              <wp14:pctHeight>0</wp14:pctHeight>
+            </wp14:sizeRelV>
+          </wp:anchor>
+        </w:drawing>
+      </w:r>
+      <w:r>
+        <w:rPr>
+          <w:color w:val="595959" w:themeColor="text1" w:themeTint="A6"/>
+        </w:rPr>
+        <w:drawing>
+          <wp:inline distT="0" distB="0" distL="0" distR="0" wp14:anchorId="4E9817A9" wp14:editId="117F0A74">
+            <wp:extent cx="3116646" cy="4416969"/>
+            <wp:effectExtent l="0" t="0" r="7620" b="3175"/>
+            <wp:docPr id="1868543648" name="Picture 1"/>
+            <wp:cNvGraphicFramePr>
+              <a:graphicFrameLocks xmlns:a="http://schemas.openxmlformats.org/drawingml/2006/main" noChangeAspect="1"/>
+            </wp:cNvGraphicFramePr>
+            <a:graphic xmlns:a="http://schemas.openxmlformats.org/drawingml/2006/main">
+              <a:graphicData uri="http://schemas.openxmlformats.org/drawingml/2006/picture">
+                <pic:pic xmlns:pic="http://schemas.openxmlformats.org/drawingml/2006/picture">
+                  <pic:nvPicPr>
+                    <pic:cNvPr id="1868543648" name=""/>
+                    <pic:cNvPicPr/>
+                  </pic:nvPicPr>
+                  <pic:blipFill>
+                    <a:blip r:embed="rId8"/>
+                    <a:stretch>
+                      <a:fillRect/>
+                    </a:stretch>
+                  </pic:blipFill>
+                  <pic:spPr>
+                    <a:xfrm>
+                      <a:off x="0" y="0"/>
+                      <a:ext cx="3136548" cy="4445174"/>
+                    </a:xfrm>
+                    <a:prstGeom prst="rect">
+                      <a:avLst/>
+                    </a:prstGeom>
+                  </pic:spPr>
+                </pic:pic>
+              </a:graphicData>
+            </a:graphic>
+          </wp:inline>
+        </w:drawing>
+      </w:r>
+    </w:p>
+    <w:p>
+      <w:pPr>
+        <w:ind w:left="720"/>
+        <w:rPr>
+          <w:color w:val="595959" w:themeColor="text1" w:themeTint="A6"/>
+        </w:rPr>
+      </w:pPr>
+    </w:p>
+    <w:p>
+      <w:pPr>
+        <w:rPr>
+          <w:color w:val="595959" w:themeColor="text1" w:themeTint="A6"/>
+        </w:rPr>
+      </w:pPr>
+      <w:r>
+        <w:rPr>
+          <w:color w:val="595959" w:themeColor="text1" w:themeTint="A6"/>
+        </w:rPr>
+        <w:lastRenderedPageBreak/>
+        <w:t>To enhance</w:t>
+      </w:r>
+      <w:r>
+        <w:rPr>
+          <w:color w:val="595959" w:themeColor="text1" w:themeTint="A6"/>
+        </w:rPr>
+        <w:t xml:space="preserve"> realism, a </w:t>
+      </w:r>
+      <w:r>
+        <w:rPr>
+          <w:b/>
+          <w:bCs/>
+          <w:color w:val="595959" w:themeColor="text1" w:themeTint="A6"/>
+        </w:rPr>
+        <w:t>spoofed domain</w:t>
+      </w:r>
+      <w:r>
+        <w:rPr>
+          <w:color w:val="595959" w:themeColor="text1" w:themeTint="A6"/>
+        </w:rPr>
+        <w:t xml:space="preserve"> was configured locally by modifying the system hosts file. The domain</w:t>
+      </w:r>
+      <w:r>
+        <w:rPr>
+          <w:color w:val="595959" w:themeColor="text1" w:themeTint="A6"/>
+        </w:rPr>
+        <w:t xml:space="preserve">  </w:t>
+      </w:r>
+      <w:r>
+        <w:rPr>
+          <w:color w:val="595959" w:themeColor="text1" w:themeTint="A6"/>
+        </w:rPr>
+        <w:t>microsoft-support-login.com</w:t>
+      </w:r>
+      <w:r>
+        <w:rPr>
+          <w:color w:val="595959" w:themeColor="text1" w:themeTint="A6"/>
+        </w:rPr>
+        <w:br/>
+        <w:t>was mapped to the local machine (127.0.0.1), allowing the phishing page to be accessed as if it were a real website.</w:t>
+      </w:r>
+    </w:p>
+    <w:p>
+      <w:pPr>
+        <w:rPr>
+          <w:color w:val="595959" w:themeColor="text1" w:themeTint="A6"/>
+        </w:rPr>
+      </w:pPr>
+    </w:p>
+    <w:p>
+      <w:pPr>
+        <w:rPr>
+          <w:color w:val="595959" w:themeColor="text1" w:themeTint="A6"/>
+        </w:rPr>
+      </w:pPr>
+      <w:r>
+        <w:rPr>
+          <w:noProof/>
+          <w:color w:val="595959" w:themeColor="text1" w:themeTint="A6"/>
+        </w:rPr>
+        <mc:AlternateContent>
+          <mc:Choice Requires="wpi">
+            <w:drawing>
+              <wp:anchor distT="0" distB="0" distL="114300" distR="114300" simplePos="0" relativeHeight="251718656" behindDoc="0" locked="0" layoutInCell="1" allowOverlap="1" wp14:anchorId="39ECFA6F" wp14:editId="1F84BE9C">
+                <wp:simplePos x="0" y="0"/>
+                <wp:positionH relativeFrom="column">
+                  <wp:posOffset>614680</wp:posOffset>
+                </wp:positionH>
+                <wp:positionV relativeFrom="paragraph">
+                  <wp:posOffset>821055</wp:posOffset>
+                </wp:positionV>
+                <wp:extent cx="4603115" cy="635"/>
+                <wp:effectExtent l="57150" t="76200" r="64135" b="75565"/>
+                <wp:wrapNone/>
+                <wp:docPr id="2006122918" name="Ink 34"/>
+                <wp:cNvGraphicFramePr/>
+                <a:graphic xmlns:a="http://schemas.openxmlformats.org/drawingml/2006/main">
+                  <a:graphicData uri="http://schemas.microsoft.com/office/word/2010/wordprocessingInk">
+                    <w14:contentPart bwMode="auto" r:id="rId9">
+                      <w14:nvContentPartPr>
+                        <w14:cNvContentPartPr/>
+                      </w14:nvContentPartPr>
+                      <w14:xfrm>
+                        <a:off x="0" y="0"/>
+                        <a:ext cx="4603115" cy="635"/>
+                      </w14:xfrm>
+                    </w14:contentPart>
+                  </a:graphicData>
+                </a:graphic>
+                <wp14:sizeRelH relativeFrom="margin">
+                  <wp14:pctWidth>0</wp14:pctWidth>
+                </wp14:sizeRelH>
+              </wp:anchor>
+            </w:drawing>
+          </mc:Choice>
+          <mc:Fallback>
+            <w:pict>
+              <v:shapetype w14:anchorId="6A950C12" id="_x0000_t75" coordsize="21600,21600" o:spt="75" o:preferrelative="t" path="m@4@5l@4@11@9@11@9@5xe" filled="f" stroked="f">
+                <v:stroke joinstyle="miter"/>
+                <v:formulas>
+                  <v:f eqn="if lineDrawn pixelLineWidth 0"/>
+                  <v:f eqn="sum @0 1 0"/>
+                  <v:f eqn="sum 0 0 @1"/>
+                  <v:f eqn="prod @2 1 2"/>
+                  <v:f eqn="prod @3 21600 pixelWidth"/>
+                  <v:f eqn="prod @3 21600 pixelHeight"/>
+                  <v:f eqn="sum @0 0 1"/>
+                  <v:f eqn="prod @6 1 2"/>
+                  <v:f eqn="prod @7 21600 pixelWidth"/>
+                  <v:f eqn="sum @8 21600 0"/>
+                  <v:f eqn="prod @7 21600 pixelHeight"/>
+                  <v:f eqn="sum @10 21600 0"/>
+                </v:formulas>
+                <v:path o:extrusionok="f" gradientshapeok="t" o:connecttype="rect"/>
+                <o:lock v:ext="edit" aspectratio="t"/>
+              </v:shapetype>
+              <v:shape id="Ink 34" o:spid="_x0000_s1026" type="#_x0000_t75" style="position:absolute;margin-left:47pt;margin-top:62.15pt;width:365.25pt;height:5pt;z-index:251718656;visibility:visible;mso-wrap-style:square;mso-width-percent:0;mso-wrap-distance-left:9pt;mso-wrap-distance-top:0;mso-wrap-distance-right:9pt;mso-wrap-distance-bottom:0;mso-position-horizontal:absolute;mso-position-horizontal-relative:text;mso-position-vertical:absolute;mso-position-vertical-relative:text;mso-width-percent:0;mso-width-relative:margin" o:gfxdata="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">
+                <v:imagedata r:id="rId10" o:title=""/>
+              </v:shape>
+            </w:pict>
+          </mc:Fallback>
+        </mc:AlternateContent>
+      </w:r>
+      <w:r>
+        <w:rPr>
+          <w:noProof/>
+          <w:color w:val="595959" w:themeColor="text1" w:themeTint="A6"/>
+        </w:rPr>
+        <w:drawing>
+          <wp:inline distT="0" distB="0" distL="0" distR="0" wp14:anchorId="2F6C34A7" wp14:editId="6A360CD7">
+            <wp:extent cx="5943600" cy="2002155"/>
+            <wp:effectExtent l="0" t="0" r="0" b="0"/>
+            <wp:docPr id="955279389" name="Picture 30"/>
+            <wp:cNvGraphicFramePr>
+              <a:graphicFrameLocks xmlns:a="http://schemas.openxmlformats.org/drawingml/2006/main" noChangeAspect="1"/>
+            </wp:cNvGraphicFramePr>
+            <a:graphic xmlns:a="http://schemas.openxmlformats.org/drawingml/2006/main">
+              <a:graphicData uri="http://schemas.openxmlformats.org/drawingml/2006/picture">
+                <pic:pic xmlns:pic="http://schemas.openxmlformats.org/drawingml/2006/picture">
+                  <pic:nvPicPr>
+                    <pic:cNvPr id="0" name="Picture 6"/>
+                    <pic:cNvPicPr>
+                      <a:picLocks noChangeAspect="1" noChangeArrowheads="1"/>
+                    </pic:cNvPicPr>
+                  </pic:nvPicPr>
+                  <pic:blipFill>
+                    <a:blip r:embed="rId11">
+                      <a:extLst>
+                        <a:ext uri="{28A0092B-C50C-407E-A947-70E740481C1C}">
+                          <a14:useLocalDpi xmlns:a14="http://schemas.microsoft.com/office/drawing/2010/main" val="0"/>
+                        </a:ext>
+                      </a:extLst>
+                    </a:blip>
+                    <a:srcRect/>
+                    <a:stretch>
+                      <a:fillRect/>
+                    </a:stretch>
+                  </pic:blipFill>
+                  <pic:spPr bwMode="auto">
+                    <a:xfrm>
+                      <a:off x="0" y="0"/>
+                      <a:ext cx="5943600" cy="2002155"/>
+                    </a:xfrm>
+                    <a:prstGeom prst="rect">
+                      <a:avLst/>
+                    </a:prstGeom>
+                    <a:noFill/>
+                    <a:ln>
+                      <a:noFill/>
+                    </a:ln>
+                  </pic:spPr>
+                </pic:pic>
+              </a:graphicData>
+            </a:graphic>
+          </wp:inline>
+        </w:drawing>
+      </w:r>
+    </w:p>
+    <w:p>
+      <w:pPr>
+        <w:rPr>
+          <w:color w:val="595959" w:themeColor="text1" w:themeTint="A6"/>
+        </w:rPr>
+      </w:pPr>
+    </w:p>
+    <w:p>
+      <w:pPr>
+        <w:rPr>
+          <w:color w:val="595959" w:themeColor="text1" w:themeTint="A6"/>
+        </w:rPr>
+      </w:pPr>
+      <w:r>
+        <w:rPr>
+          <w:color w:val="595959" w:themeColor="text1" w:themeTint="A6"/>
+        </w:rPr>
+        <w:t>A phishing email was also created, containing a malicious link that directs the user to the fake login page. The email used urgency and impersonation techniques to deceive the user.</w:t>
+      </w:r>
+    </w:p>
+    <w:p>
+      <w:pPr>
+        <w:rPr>
+          <w:color w:val="595959" w:themeColor="text1" w:themeTint="A6"/>
+        </w:rPr>
+      </w:pPr>
+      <w:r>
+        <w:rPr>
+          <w:color w:val="595959" w:themeColor="text1" w:themeTint="A6"/>
+        </w:rPr>
+        <w:drawing>
+          <wp:anchor distT="0" distB="0" distL="114300" distR="114300" simplePos="0" relativeHeight="251719680" behindDoc="0" locked="0" layoutInCell="1" allowOverlap="1" wp14:anchorId="18267F0F" wp14:editId="27D36160">
+            <wp:simplePos x="0" y="0"/>
+            <wp:positionH relativeFrom="column">
+              <wp:posOffset>736393</wp:posOffset>
+            </wp:positionH>
+            <wp:positionV relativeFrom="paragraph">
+              <wp:posOffset>214017</wp:posOffset>
+            </wp:positionV>
+            <wp:extent cx="4411345" cy="3183255"/>
+            <wp:effectExtent l="0" t="0" r="8255" b="0"/>
+            <wp:wrapSquare wrapText="bothSides"/>
+            <wp:docPr id="1299555050" name="Picture 1"/>
+            <wp:cNvGraphicFramePr>
+              <a:graphicFrameLocks xmlns:a="http://schemas.openxmlformats.org/drawingml/2006/main" noChangeAspect="1"/>
+            </wp:cNvGraphicFramePr>
+            <a:graphic xmlns:a="http://schemas.openxmlformats.org/drawingml/2006/main">
+              <a:graphicData uri="http://schemas.openxmlformats.org/drawingml/2006/picture">
+                <pic:pic xmlns:pic="http://schemas.openxmlformats.org/drawingml/2006/picture">
+                  <pic:nvPicPr>
+                    <pic:cNvPr id="1299555050" name=""/>
+                    <pic:cNvPicPr/>
+                  </pic:nvPicPr>
+                  <pic:blipFill>
+                    <a:blip r:embed="rId12">
+                      <a:extLst>
+                        <a:ext uri="{28A0092B-C50C-407E-A947-70E740481C1C}">
+                          <a14:useLocalDpi xmlns:a14="http://schemas.microsoft.com/office/drawing/2010/main" val="0"/>
+                        </a:ext>
+                      </a:extLst>
+                    </a:blip>
+                    <a:stretch>
+                      <a:fillRect/>
+                    </a:stretch>
+                  </pic:blipFill>
+                  <pic:spPr>
+                    <a:xfrm>
+                      <a:off x="0" y="0"/>
+                      <a:ext cx="4411345" cy="3183255"/>
+                    </a:xfrm>
+                    <a:prstGeom prst="rect">
+                      <a:avLst/>
+                    </a:prstGeom>
+                  </pic:spPr>
+                </pic:pic>
+              </a:graphicData>
+            </a:graphic>
+          </wp:anchor>
+        </w:drawing>
+      </w:r>
+    </w:p>
+    <w:p>
+      <w:pPr>
+        <w:rPr>
+          <w:color w:val="595959" w:themeColor="text1" w:themeTint="A6"/>
+        </w:rPr>
+      </w:pPr>
+    </w:p>
+    <w:p>
+      <w:pPr>
+        <w:rPr>
+          <w:color w:val="595959" w:themeColor="text1" w:themeTint="A6"/>
+        </w:rPr>
+      </w:pPr>
+      <w:r>
+        <w:rPr>
+          <w:noProof/>
+          <w:color w:val="595959" w:themeColor="text1" w:themeTint="A6"/>
+        </w:rPr>
+        <mc:AlternateContent>
+          <mc:Choice Requires="wpi">
+            <w:drawing>
+              <wp:anchor distT="0" distB="0" distL="114300" distR="114300" simplePos="0" relativeHeight="251723776" behindDoc="0" locked="0" layoutInCell="1" allowOverlap="1" wp14:anchorId="348DBCD4" wp14:editId="5FBAE28F">
+                <wp:simplePos x="0" y="0"/>
+                <wp:positionH relativeFrom="column">
+                  <wp:posOffset>4193839</wp:posOffset>
+                </wp:positionH>
+                <wp:positionV relativeFrom="paragraph">
+                  <wp:posOffset>194097</wp:posOffset>
+                </wp:positionV>
+                <wp:extent cx="773280" cy="360"/>
+                <wp:effectExtent l="133350" t="133350" r="84455" b="133350"/>
+                <wp:wrapNone/>
+                <wp:docPr id="1091182442" name="Ink 38"/>
+                <wp:cNvGraphicFramePr/>
+                <a:graphic xmlns:a="http://schemas.openxmlformats.org/drawingml/2006/main">
+                  <a:graphicData uri="http://schemas.microsoft.com/office/word/2010/wordprocessingInk">
+                    <w14:contentPart bwMode="auto" r:id="rId13">
+                      <w14:nvContentPartPr>
+                        <w14:cNvContentPartPr/>
+                      </w14:nvContentPartPr>
+                      <w14:xfrm>
+                        <a:off x="0" y="0"/>
+                        <a:ext cx="773280" cy="360"/>
+                      </w14:xfrm>
+                    </w14:contentPart>
+                  </a:graphicData>
+                </a:graphic>
+              </wp:anchor>
+            </w:drawing>
+          </mc:Choice>
+          <mc:Fallback>
+            <w:pict>
+              <v:shape w14:anchorId="4E1D6EF6" id="Ink 38" o:spid="_x0000_s1026" type="#_x0000_t75" style="position:absolute;margin-left:325.25pt;margin-top:10.35pt;width:70.85pt;height:9.95pt;z-index:251723776;visibility:visible;mso-wrap-style:square;mso-wrap-distance-left:9pt;mso-wrap-distance-top:0;mso-wrap-distance-right:9pt;mso-wrap-distance-bottom:0;mso-position-horizontal:absolute;mso-position-horizontal-relative:text;mso-position-vertical:absolute;mso-position-vertical-relative:text" o:gfxdata="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">
+                <v:imagedata r:id="rId14" o:title=""/>
+              </v:shape>
+            </w:pict>
+          </mc:Fallback>
+        </mc:AlternateContent>
+      </w:r>
+      <w:r>
+        <w:rPr>
+          <w:noProof/>
+          <w:color w:val="595959" w:themeColor="text1" w:themeTint="A6"/>
+        </w:rPr>
+        <mc:AlternateContent>
+          <mc:Choice Requires="wpi">
+            <w:drawing>
+              <wp:anchor distT="0" distB="0" distL="114300" distR="114300" simplePos="0" relativeHeight="251722752" behindDoc="0" locked="0" layoutInCell="1" allowOverlap="1" wp14:anchorId="2BDC6209" wp14:editId="06D94402">
+                <wp:simplePos x="0" y="0"/>
+                <wp:positionH relativeFrom="column">
+                  <wp:posOffset>992359</wp:posOffset>
+                </wp:positionH>
+                <wp:positionV relativeFrom="paragraph">
+                  <wp:posOffset>52257</wp:posOffset>
+                </wp:positionV>
+                <wp:extent cx="300600" cy="48600"/>
+                <wp:effectExtent l="133350" t="133350" r="80645" b="123190"/>
+                <wp:wrapNone/>
+                <wp:docPr id="402091978" name="Ink 37"/>
+                <wp:cNvGraphicFramePr/>
+                <a:graphic xmlns:a="http://schemas.openxmlformats.org/drawingml/2006/main">
+                  <a:graphicData uri="http://schemas.microsoft.com/office/word/2010/wordprocessingInk">
+                    <w14:contentPart bwMode="auto" r:id="rId15">
+                      <w14:nvContentPartPr>
+                        <w14:cNvContentPartPr/>
+                      </w14:nvContentPartPr>
+                      <w14:xfrm>
+                        <a:off x="0" y="0"/>
+                        <a:ext cx="300600" cy="48600"/>
+                      </w14:xfrm>
+                    </w14:contentPart>
+                  </a:graphicData>
+                </a:graphic>
+              </wp:anchor>
+            </w:drawing>
+          </mc:Choice>
+          <mc:Fallback>
+            <w:pict>
+              <v:shape w14:anchorId="5913EB0D" id="Ink 37" o:spid="_x0000_s1026" type="#_x0000_t75" style="position:absolute;margin-left:73.2pt;margin-top:-.85pt;width:33.55pt;height:13.75pt;z-index:251722752;visibility:visible;mso-wrap-style:square;mso-wrap-distance-left:9pt;mso-wrap-distance-top:0;mso-wrap-distance-right:9pt;mso-wrap-distance-bottom:0;mso-position-horizontal:absolute;mso-position-horizontal-relative:text;mso-position-vertical:absolute;mso-position-vertical-relative:text" o:gfxdata="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">
+                <v:imagedata r:id="rId16" o:title=""/>
+              </v:shape>
+            </w:pict>
+          </mc:Fallback>
+        </mc:AlternateContent>
+      </w:r>
+      <w:r>
+        <w:rPr>
+          <w:noProof/>
+          <w:color w:val="595959" w:themeColor="text1" w:themeTint="A6"/>
+        </w:rPr>
+        <mc:AlternateContent>
+          <mc:Choice Requires="wpi">
+            <w:drawing>
+              <wp:anchor distT="0" distB="0" distL="114300" distR="114300" simplePos="0" relativeHeight="251721728" behindDoc="0" locked="0" layoutInCell="1" allowOverlap="1" wp14:anchorId="2B622BD7" wp14:editId="29B0BFAE">
+                <wp:simplePos x="0" y="0"/>
+                <wp:positionH relativeFrom="column">
+                  <wp:posOffset>871855</wp:posOffset>
+                </wp:positionH>
+                <wp:positionV relativeFrom="paragraph">
+                  <wp:posOffset>-49530</wp:posOffset>
+                </wp:positionV>
+                <wp:extent cx="1413510" cy="238125"/>
+                <wp:effectExtent l="133350" t="133350" r="129540" b="142875"/>
+                <wp:wrapNone/>
+                <wp:docPr id="1296114121" name="Ink 36"/>
+                <wp:cNvGraphicFramePr/>
+                <a:graphic xmlns:a="http://schemas.openxmlformats.org/drawingml/2006/main">
+                  <a:graphicData uri="http://schemas.microsoft.com/office/word/2010/wordprocessingInk">
+                    <w14:contentPart bwMode="auto" r:id="rId17">
+                      <w14:nvContentPartPr>
+                        <w14:cNvContentPartPr/>
+                      </w14:nvContentPartPr>
+                      <w14:xfrm rot="-1">
+                        <a:off x="0" y="0"/>
+                        <a:ext cx="1413510" cy="238125"/>
+                      </w14:xfrm>
+                    </w14:contentPart>
+                  </a:graphicData>
+                </a:graphic>
+                <wp14:sizeRelH relativeFrom="margin">
+                  <wp14:pctWidth>0</wp14:pctWidth>
+                </wp14:sizeRelH>
+                <wp14:sizeRelV relativeFrom="margin">
+                  <wp14:pctHeight>0</wp14:pctHeight>
+                </wp14:sizeRelV>
+              </wp:anchor>
+            </w:drawing>
+          </mc:Choice>
+          <mc:Fallback>
+            <w:pict>
+              <v:shape w14:anchorId="58047522" id="Ink 36" o:spid="_x0000_s1026" type="#_x0000_t75" style="position:absolute;margin-left:63.7pt;margin-top:-8.7pt;width:121.15pt;height:28.35pt;rotation:-1fd;z-index:251721728;visibility:visible;mso-wrap-style:square;mso-width-percent:0;mso-height-percent:0;mso-wrap-distance-left:9pt;mso-wrap-distance-top:0;mso-wrap-distance-right:9pt;mso-wrap-distance-bottom:0;mso-position-horizontal:absolute;mso-position-horizontal-relative:text;mso-position-vertical:absolute;mso-position-vertical-relative:text;mso-width-percent:0;mso-height-percent:0;mso-width-relative:margin;mso-height-relative:margin" o:gfxdata="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">
+                <v:imagedata r:id="rId18" o:title=""/>
+              </v:shape>
+            </w:pict>
+          </mc:Fallback>
+        </mc:AlternateContent>
+      </w:r>
+    </w:p>
+    <w:p>
+      <w:pPr>
+        <w:rPr>
+          <w:color w:val="595959" w:themeColor="text1" w:themeTint="A6"/>
+        </w:rPr>
+      </w:pPr>
+      <w:r>
+        <w:rPr>
+          <w:noProof/>
+          <w:color w:val="595959" w:themeColor="text1" w:themeTint="A6"/>
+        </w:rPr>
+        <mc:AlternateContent>
+          <mc:Choice Requires="wpi">
+            <w:drawing>
+              <wp:anchor distT="0" distB="0" distL="114300" distR="114300" simplePos="0" relativeHeight="251713536" behindDoc="0" locked="0" layoutInCell="1" allowOverlap="1" wp14:anchorId="26E043D4" wp14:editId="1BBFE978">
+                <wp:simplePos x="0" y="0"/>
+                <wp:positionH relativeFrom="column">
+                  <wp:posOffset>3701719</wp:posOffset>
+                </wp:positionH>
+                <wp:positionV relativeFrom="paragraph">
+                  <wp:posOffset>4161036</wp:posOffset>
+                </wp:positionV>
+                <wp:extent cx="1297800" cy="130320"/>
+                <wp:effectExtent l="133350" t="133350" r="17145" b="136525"/>
+                <wp:wrapNone/>
+                <wp:docPr id="664389023" name="Ink 26"/>
+                <wp:cNvGraphicFramePr/>
+                <a:graphic xmlns:a="http://schemas.openxmlformats.org/drawingml/2006/main">
+                  <a:graphicData uri="http://schemas.microsoft.com/office/word/2010/wordprocessingInk">
+                    <w14:contentPart bwMode="auto" r:id="rId19">
+                      <w14:nvContentPartPr>
+                        <w14:cNvContentPartPr/>
+                      </w14:nvContentPartPr>
+                      <w14:xfrm>
+                        <a:off x="0" y="0"/>
+                        <a:ext cx="1297800" cy="130320"/>
+                      </w14:xfrm>
+                    </w14:contentPart>
+                  </a:graphicData>
+                </a:graphic>
+              </wp:anchor>
+            </w:drawing>
+          </mc:Choice>
+          <mc:Fallback>
+            <w:pict>
+              <v:shape w14:anchorId="4DB6010C" id="Ink 26" o:spid="_x0000_s1026" type="#_x0000_t75" style="position:absolute;margin-left:286.5pt;margin-top:322.7pt;width:112.15pt;height:20.15pt;z-index:251713536;visibility:visible;mso-wrap-style:square;mso-wrap-distance-left:9pt;mso-wrap-distance-top:0;mso-wrap-distance-right:9pt;mso-wrap-distance-bottom:0;mso-position-horizontal:absolute;mso-position-horizontal-relative:text;mso-position-vertical:absolute;mso-position-vertical-relative:text" o:gfxdata="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">
+                <v:imagedata r:id="rId20" o:title=""/>
+              </v:shape>
+            </w:pict>
+          </mc:Fallback>
+        </mc:AlternateContent>
+      </w:r>
+      <w:r>
+        <w:rPr>
+          <w:noProof/>
+          <w:color w:val="595959" w:themeColor="text1" w:themeTint="A6"/>
+        </w:rPr>
+        <mc:AlternateContent>
+          <mc:Choice Requires="wpi">
+            <w:drawing>
+              <wp:anchor distT="0" distB="0" distL="114300" distR="114300" simplePos="0" relativeHeight="251712512" behindDoc="0" locked="0" layoutInCell="1" allowOverlap="1" wp14:anchorId="0A1B9A2A" wp14:editId="38A909AC">
+                <wp:simplePos x="0" y="0"/>
+                <wp:positionH relativeFrom="column">
+                  <wp:posOffset>8828479</wp:posOffset>
+                </wp:positionH>
+                <wp:positionV relativeFrom="paragraph">
+                  <wp:posOffset>727033</wp:posOffset>
+                </wp:positionV>
+                <wp:extent cx="360" cy="360"/>
+                <wp:effectExtent l="133350" t="133350" r="95250" b="133350"/>
+                <wp:wrapNone/>
+                <wp:docPr id="4976751" name="Ink 22"/>
+                <wp:cNvGraphicFramePr/>
+                <a:graphic xmlns:a="http://schemas.openxmlformats.org/drawingml/2006/main">
+                  <a:graphicData uri="http://schemas.microsoft.com/office/word/2010/wordprocessingInk">
+                    <w14:contentPart bwMode="auto" r:id="rId21">
+                      <w14:nvContentPartPr>
+                        <w14:cNvContentPartPr/>
+                      </w14:nvContentPartPr>
+                      <w14:xfrm>
+                        <a:off x="0" y="0"/>
+                        <a:ext cx="360" cy="360"/>
+                      </w14:xfrm>
+                    </w14:contentPart>
+                  </a:graphicData>
+                </a:graphic>
+              </wp:anchor>
+            </w:drawing>
+          </mc:Choice>
+          <mc:Fallback>
+            <w:pict>
+              <v:shape w14:anchorId="653F8BD9" id="Ink 22" o:spid="_x0000_s1026" type="#_x0000_t75" style="position:absolute;margin-left:690.2pt;margin-top:52.3pt;width:9.95pt;height:9.95pt;z-index:251712512;visibility:visible;mso-wrap-style:square;mso-wrap-distance-left:9pt;mso-wrap-distance-top:0;mso-wrap-distance-right:9pt;mso-wrap-distance-bottom:0;mso-position-horizontal:absolute;mso-position-horizontal-relative:text;mso-position-vertical:absolute;mso-position-vertical-relative:text" o:gfxdata="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">
+                <v:imagedata r:id="rId22" o:title=""/>
+              </v:shape>
+            </w:pict>
+          </mc:Fallback>
+        </mc:AlternateContent>
+      </w:r>
+      <w:r>
+        <w:rPr>
+          <w:noProof/>
+          <w:color w:val="595959" w:themeColor="text1" w:themeTint="A6"/>
+        </w:rPr>
+        <mc:AlternateContent>
+          <mc:Choice Requires="wpi">
+            <w:drawing>
+              <wp:anchor distT="0" distB="0" distL="114300" distR="114300" simplePos="0" relativeHeight="251711488" behindDoc="0" locked="0" layoutInCell="1" allowOverlap="1" wp14:anchorId="1CEDB206" wp14:editId="358E803E">
+                <wp:simplePos x="0" y="0"/>
+                <wp:positionH relativeFrom="column">
+                  <wp:posOffset>4006999</wp:posOffset>
+                </wp:positionH>
+                <wp:positionV relativeFrom="paragraph">
+                  <wp:posOffset>695713</wp:posOffset>
+                </wp:positionV>
+                <wp:extent cx="1781280" cy="236880"/>
+                <wp:effectExtent l="133350" t="133350" r="28575" b="125095"/>
+                <wp:wrapNone/>
+                <wp:docPr id="357080441" name="Ink 21"/>
+                <wp:cNvGraphicFramePr/>
+                <a:graphic xmlns:a="http://schemas.openxmlformats.org/drawingml/2006/main">
+                  <a:graphicData uri="http://schemas.microsoft.com/office/word/2010/wordprocessingInk">
+                    <w14:contentPart bwMode="auto" r:id="rId23">
+                      <w14:nvContentPartPr>
+                        <w14:cNvContentPartPr/>
+                      </w14:nvContentPartPr>
+                      <w14:xfrm>
+                        <a:off x="0" y="0"/>
+                        <a:ext cx="1781280" cy="236880"/>
+                      </w14:xfrm>
+                    </w14:contentPart>
+                  </a:graphicData>
+                </a:graphic>
+              </wp:anchor>
+            </w:drawing>
+          </mc:Choice>
+          <mc:Fallback>
+            <w:pict>
+              <v:shape w14:anchorId="221B16C1" id="Ink 21" o:spid="_x0000_s1026" type="#_x0000_t75" style="position:absolute;margin-left:310.55pt;margin-top:49.85pt;width:150.15pt;height:28.55pt;z-index:251711488;visibility:visible;mso-wrap-style:square;mso-wrap-distance-left:9pt;mso-wrap-distance-top:0;mso-wrap-distance-right:9pt;mso-wrap-distance-bottom:0;mso-position-horizontal:absolute;mso-position-horizontal-relative:text;mso-position-vertical:absolute;mso-position-vertical-relative:text" o:gfxdata="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">
+                <v:imagedata r:id="rId24" o:title=""/>
+              </v:shape>
+            </w:pict>
+          </mc:Fallback>
+        </mc:AlternateContent>
+      </w:r>
+      <w:r>
+        <w:rPr>
+          <w:noProof/>
+          <w:color w:val="595959" w:themeColor="text1" w:themeTint="A6"/>
+        </w:rPr>
+        <mc:AlternateContent>
+          <mc:Choice Requires="wpi">
+            <w:drawing>
+              <wp:anchor distT="0" distB="0" distL="114300" distR="114300" simplePos="0" relativeHeight="251709440" behindDoc="0" locked="0" layoutInCell="1" allowOverlap="1" wp14:anchorId="4ACBF84B" wp14:editId="57801136">
+                <wp:simplePos x="0" y="0"/>
+                <wp:positionH relativeFrom="column">
+                  <wp:posOffset>559435</wp:posOffset>
+                </wp:positionH>
+                <wp:positionV relativeFrom="paragraph">
+                  <wp:posOffset>789305</wp:posOffset>
+                </wp:positionV>
+                <wp:extent cx="1915525" cy="127000"/>
+                <wp:effectExtent l="57150" t="57150" r="8890" b="44450"/>
+                <wp:wrapNone/>
+                <wp:docPr id="1387064290" name="Ink 19"/>
+                <wp:cNvGraphicFramePr/>
+                <a:graphic xmlns:a="http://schemas.openxmlformats.org/drawingml/2006/main">
+                  <a:graphicData uri="http://schemas.microsoft.com/office/word/2010/wordprocessingInk">
+                    <w14:contentPart bwMode="auto" r:id="rId25">
+                      <w14:nvContentPartPr>
+                        <w14:cNvContentPartPr/>
+                      </w14:nvContentPartPr>
+                      <w14:xfrm>
+                        <a:off x="0" y="0"/>
+                        <a:ext cx="1915525" cy="127000"/>
+                      </w14:xfrm>
+                    </w14:contentPart>
+                  </a:graphicData>
+                </a:graphic>
+              </wp:anchor>
+            </w:drawing>
+          </mc:Choice>
+          <mc:Fallback>
+            <w:pict>
+              <v:shape w14:anchorId="1384F7ED" id="Ink 19" o:spid="_x0000_s1026" type="#_x0000_t75" style="position:absolute;margin-left:43.35pt;margin-top:61.45pt;width:152.25pt;height:11.4pt;z-index:251709440;visibility:visible;mso-wrap-style:square;mso-wrap-distance-left:9pt;mso-wrap-distance-top:0;mso-wrap-distance-right:9pt;mso-wrap-distance-bottom:0;mso-position-horizontal:absolute;mso-position-horizontal-relative:text;mso-position-vertical:absolute;mso-position-vertical-relative:text" o:gfxdata="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">
+                <v:imagedata r:id="rId26" o:title=""/>
+              </v:shape>
+            </w:pict>
+          </mc:Fallback>
+        </mc:AlternateContent>
+      </w:r>
+      <w:r>
+        <w:rPr>
+          <w:noProof/>
+          <w:color w:val="595959" w:themeColor="text1" w:themeTint="A6"/>
+        </w:rPr>
+        <mc:AlternateContent>
+          <mc:Choice Requires="wpi">
+            <w:drawing>
+              <wp:anchor distT="0" distB="0" distL="114300" distR="114300" simplePos="0" relativeHeight="251706368" behindDoc="0" locked="0" layoutInCell="1" allowOverlap="1" wp14:anchorId="6296FAC3" wp14:editId="25F3B820">
+                <wp:simplePos x="0" y="0"/>
+                <wp:positionH relativeFrom="column">
+                  <wp:posOffset>48799</wp:posOffset>
+                </wp:positionH>
+                <wp:positionV relativeFrom="paragraph">
+                  <wp:posOffset>349393</wp:posOffset>
+                </wp:positionV>
+                <wp:extent cx="2172240" cy="543240"/>
+                <wp:effectExtent l="57150" t="57150" r="19050" b="47625"/>
+                <wp:wrapNone/>
+                <wp:docPr id="772327359" name="Ink 16"/>
+                <wp:cNvGraphicFramePr/>
+                <a:graphic xmlns:a="http://schemas.openxmlformats.org/drawingml/2006/main">
+                  <a:graphicData uri="http://schemas.microsoft.com/office/word/2010/wordprocessingInk">
+                    <w14:contentPart bwMode="auto" r:id="rId27">
+                      <w14:nvContentPartPr>
+                        <w14:cNvContentPartPr/>
+                      </w14:nvContentPartPr>
+                      <w14:xfrm>
+                        <a:off x="0" y="0"/>
+                        <a:ext cx="2172240" cy="543240"/>
+                      </w14:xfrm>
+                    </w14:contentPart>
+                  </a:graphicData>
+                </a:graphic>
+              </wp:anchor>
+            </w:drawing>
+          </mc:Choice>
+          <mc:Fallback>
+            <w:pict>
+              <v:shape w14:anchorId="64651A8C" id="Ink 16" o:spid="_x0000_s1026" type="#_x0000_t75" style="position:absolute;margin-left:3.15pt;margin-top:26.8pt;width:172.5pt;height:44.15pt;z-index:251706368;visibility:visible;mso-wrap-style:square;mso-wrap-distance-left:9pt;mso-wrap-distance-top:0;mso-wrap-distance-right:9pt;mso-wrap-distance-bottom:0;mso-position-horizontal:absolute;mso-position-horizontal-relative:text;mso-position-vertical:absolute;mso-position-vertical-relative:text" o:gfxdata="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">
+                <v:imagedata r:id="rId28" o:title=""/>
+              </v:shape>
+            </w:pict>
+          </mc:Fallback>
+        </mc:AlternateContent>
+      </w:r>
+      <w:r>
+        <w:rPr>
+          <w:noProof/>
+          <w:color w:val="595959" w:themeColor="text1" w:themeTint="A6"/>
+        </w:rPr>
+        <mc:AlternateContent>
+          <mc:Choice Requires="aink">
+            <w:drawing>
+              <wp:anchor distT="0" distB="0" distL="114300" distR="114300" simplePos="0" relativeHeight="251705344" behindDoc="0" locked="0" layoutInCell="1" allowOverlap="1" wp14:anchorId="09BA7271" wp14:editId="0B1A24EB">
+                <wp:simplePos x="0" y="0"/>
+                <wp:positionH relativeFrom="column">
+                  <wp:posOffset>643255</wp:posOffset>
+                </wp:positionH>
+                <wp:positionV relativeFrom="paragraph">
+                  <wp:posOffset>520700</wp:posOffset>
+                </wp:positionV>
+                <wp:extent cx="1735200" cy="145750"/>
+                <wp:effectExtent l="38100" t="57150" r="0" b="45085"/>
+                <wp:wrapNone/>
+                <wp:docPr id="1813661041" name="Ink 15"/>
+                <wp:cNvGraphicFramePr/>
+                <a:graphic xmlns:a="http://schemas.openxmlformats.org/drawingml/2006/main">
+                  <a:graphicData uri="http://schemas.microsoft.com/office/word/2010/wordprocessingInk">
+                    <w14:contentPart bwMode="auto" r:id="rId29">
+                      <w14:nvContentPartPr>
+                        <w14:cNvContentPartPr/>
+                      </w14:nvContentPartPr>
+                      <w14:xfrm>
+                        <a:off x="0" y="0"/>
+                        <a:ext cx="1735200" cy="145750"/>
+                      </w14:xfrm>
+                    </w14:contentPart>
+                  </a:graphicData>
+                </a:graphic>
+              </wp:anchor>
+            </w:drawing>
+          </mc:Choice>
+          <mc:Fallback>
+            <w:drawing>
+              <wp:anchor distT="0" distB="0" distL="114300" distR="114300" simplePos="0" relativeHeight="251705344" behindDoc="0" locked="0" layoutInCell="1" allowOverlap="1" wp14:anchorId="09BA7271" wp14:editId="0B1A24EB">
+                <wp:simplePos x="0" y="0"/>
+                <wp:positionH relativeFrom="column">
+                  <wp:posOffset>643255</wp:posOffset>
+                </wp:positionH>
+                <wp:positionV relativeFrom="paragraph">
+                  <wp:posOffset>520700</wp:posOffset>
+                </wp:positionV>
+                <wp:extent cx="1735200" cy="145750"/>
+                <wp:effectExtent l="38100" t="57150" r="0" b="45085"/>
+                <wp:wrapNone/>
+                <wp:docPr id="1813661041" name="Ink 15"/>
+                <wp:cNvGraphicFramePr/>
+                <a:graphic xmlns:a="http://schemas.openxmlformats.org/drawingml/2006/main">
+                  <a:graphicData uri="http://schemas.openxmlformats.org/drawingml/2006/picture">
+                    <pic:pic xmlns:pic="http://schemas.openxmlformats.org/drawingml/2006/picture">
+                      <pic:nvPicPr>
+                        <pic:cNvPr id="1813661041" name="Ink 15"/>
+                        <pic:cNvPicPr/>
+                      </pic:nvPicPr>
+                      <pic:blipFill>
+                        <a:blip r:embed="rId30"/>
+                        <a:stretch>
+                          <a:fillRect/>
+                        </a:stretch>
+                      </pic:blipFill>
+                      <pic:spPr>
+                        <a:xfrm>
+                          <a:off x="0" y="0"/>
+                          <a:ext cx="1752840" cy="253353"/>
+                        </a:xfrm>
+                        <a:prstGeom prst="rect">
+                          <a:avLst/>
+                        </a:prstGeom>
+                      </pic:spPr>
+                    </pic:pic>
+                  </a:graphicData>
+                </a:graphic>
+              </wp:anchor>
+            </w:drawing>
+          </mc:Fallback>
+        </mc:AlternateContent>
+      </w:r>
+      <w:r>
+        <w:rPr>
+          <w:noProof/>
+          <w:color w:val="595959" w:themeColor="text1" w:themeTint="A6"/>
+        </w:rPr>
+        <mc:AlternateContent>
+          <mc:Choice Requires="wpi">
+            <w:drawing>
+              <wp:anchor distT="0" distB="0" distL="114300" distR="114300" simplePos="0" relativeHeight="251697152" behindDoc="0" locked="0" layoutInCell="1" allowOverlap="1" wp14:anchorId="2E10EB1F" wp14:editId="2796E40D">
+                <wp:simplePos x="0" y="0"/>
+                <wp:positionH relativeFrom="column">
+                  <wp:posOffset>1097915</wp:posOffset>
+                </wp:positionH>
+                <wp:positionV relativeFrom="paragraph">
+                  <wp:posOffset>520700</wp:posOffset>
+                </wp:positionV>
+                <wp:extent cx="1156320" cy="64080"/>
+                <wp:effectExtent l="38100" t="38100" r="44450" b="50800"/>
+                <wp:wrapNone/>
+                <wp:docPr id="900155721" name="Ink 7"/>
+                <wp:cNvGraphicFramePr/>
+                <a:graphic xmlns:a="http://schemas.openxmlformats.org/drawingml/2006/main">
+                  <a:graphicData uri="http://schemas.microsoft.com/office/word/2010/wordprocessingInk">
+                    <w14:contentPart bwMode="auto" r:id="rId31">
+                      <w14:nvContentPartPr>
+                        <w14:cNvContentPartPr/>
+                      </w14:nvContentPartPr>
+                      <w14:xfrm>
+                        <a:off x="0" y="0"/>
+                        <a:ext cx="1156320" cy="64080"/>
+                      </w14:xfrm>
+                    </w14:contentPart>
+                  </a:graphicData>
+                </a:graphic>
+              </wp:anchor>
+            </w:drawing>
+          </mc:Choice>
+          <mc:Fallback>
+            <w:pict>
+              <v:shape w14:anchorId="7B438093" id="Ink 7" o:spid="_x0000_s1026" type="#_x0000_t75" style="position:absolute;margin-left:85.95pt;margin-top:40.5pt;width:92.05pt;height:6.05pt;z-index:251697152;visibility:visible;mso-wrap-style:square;mso-wrap-distance-left:9pt;mso-wrap-distance-top:0;mso-wrap-distance-right:9pt;mso-wrap-distance-bottom:0;mso-position-horizontal:absolute;mso-position-horizontal-relative:text;mso-position-vertical:absolute;mso-position-vertical-relative:text" o:gfxdata="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">
+                <v:imagedata r:id="rId32" o:title=""/>
+              </v:shape>
+            </w:pict>
+          </mc:Fallback>
+        </mc:AlternateContent>
+      </w:r>
+      <w:r>
+        <w:rPr>
+          <w:noProof/>
+          <w:color w:val="595959" w:themeColor="text1" w:themeTint="A6"/>
+        </w:rPr>
+        <mc:AlternateContent>
+          <mc:Choice Requires="wpi">
+            <w:drawing>
+              <wp:anchor distT="0" distB="0" distL="114300" distR="114300" simplePos="0" relativeHeight="251695104" behindDoc="0" locked="0" layoutInCell="1" allowOverlap="1" wp14:anchorId="5916B27F" wp14:editId="1C2A1145">
+                <wp:simplePos x="0" y="0"/>
+                <wp:positionH relativeFrom="column">
+                  <wp:posOffset>741045</wp:posOffset>
+                </wp:positionH>
+                <wp:positionV relativeFrom="paragraph">
+                  <wp:posOffset>384810</wp:posOffset>
+                </wp:positionV>
+                <wp:extent cx="1089025" cy="174625"/>
+                <wp:effectExtent l="0" t="19050" r="53975" b="73025"/>
+                <wp:wrapNone/>
+                <wp:docPr id="643154442" name="Ink 5"/>
+                <wp:cNvGraphicFramePr/>
+                <a:graphic xmlns:a="http://schemas.openxmlformats.org/drawingml/2006/main">
+                  <a:graphicData uri="http://schemas.microsoft.com/office/word/2010/wordprocessingInk">
+                    <w14:contentPart bwMode="auto" r:id="rId33">
+                      <w14:nvContentPartPr>
+                        <w14:cNvContentPartPr/>
+                      </w14:nvContentPartPr>
+                      <w14:xfrm rot="232200">
+                        <a:off x="0" y="0"/>
+                        <a:ext cx="1089025" cy="174625"/>
+                      </w14:xfrm>
+                    </w14:contentPart>
+                  </a:graphicData>
+                </a:graphic>
+                <wp14:sizeRelH relativeFrom="margin">
+                  <wp14:pctWidth>0</wp14:pctWidth>
+                </wp14:sizeRelH>
+                <wp14:sizeRelV relativeFrom="margin">
+                  <wp14:pctHeight>0</wp14:pctHeight>
+                </wp14:sizeRelV>
+              </wp:anchor>
+            </w:drawing>
+          </mc:Choice>
+          <mc:Fallback>
+            <w:pict>
+              <v:shape w14:anchorId="255441CA" id="Ink 5" o:spid="_x0000_s1026" type="#_x0000_t75" style="position:absolute;margin-left:57.85pt;margin-top:29.8pt;width:86.7pt;height:14.7pt;rotation:253624fd;z-index:251695104;visibility:visible;mso-wrap-style:square;mso-width-percent:0;mso-height-percent:0;mso-wrap-distance-left:9pt;mso-wrap-distance-top:0;mso-wrap-distance-right:9pt;mso-wrap-distance-bottom:0;mso-position-horizontal:absolute;mso-position-horizontal-relative:text;mso-position-vertical:absolute;mso-position-vertical-relative:text;mso-width-percent:0;mso-height-percent:0;mso-width-relative:margin;mso-height-relative:margin" o:gfxdata="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">
+                <v:imagedata r:id="rId34" o:title=""/>
+              </v:shape>
+            </w:pict>
+          </mc:Fallback>
+        </mc:AlternateContent>
+      </w:r>
+    </w:p>
+    <w:p>
+      <w:pPr>
+        <w:rPr>
+          <w:color w:val="595959" w:themeColor="text1" w:themeTint="A6"/>
+        </w:rPr>
+      </w:pPr>
+      <w:r>
+        <w:rPr>
+          <w:noProof/>
+          <w:color w:val="595959" w:themeColor="text1" w:themeTint="A6"/>
+        </w:rPr>
+        <mc:AlternateContent>
+          <mc:Choice Requires="wpi">
+            <w:drawing>
+              <wp:anchor distT="0" distB="0" distL="114300" distR="114300" simplePos="0" relativeHeight="251725824" behindDoc="0" locked="0" layoutInCell="1" allowOverlap="1" wp14:anchorId="1E1E7E6D" wp14:editId="27E5086A">
+                <wp:simplePos x="0" y="0"/>
+                <wp:positionH relativeFrom="column">
+                  <wp:posOffset>3468439</wp:posOffset>
+                </wp:positionH>
+                <wp:positionV relativeFrom="paragraph">
+                  <wp:posOffset>2050932</wp:posOffset>
+                </wp:positionV>
+                <wp:extent cx="978120" cy="49680"/>
+                <wp:effectExtent l="133350" t="133350" r="88900" b="140970"/>
+                <wp:wrapNone/>
+                <wp:docPr id="1578152341" name="Ink 40"/>
+                <wp:cNvGraphicFramePr/>
+                <a:graphic xmlns:a="http://schemas.openxmlformats.org/drawingml/2006/main">
+                  <a:graphicData uri="http://schemas.microsoft.com/office/word/2010/wordprocessingInk">
+                    <w14:contentPart bwMode="auto" r:id="rId35">
+                      <w14:nvContentPartPr>
+                        <w14:cNvContentPartPr/>
+                      </w14:nvContentPartPr>
+                      <w14:xfrm>
+                        <a:off x="0" y="0"/>
+                        <a:ext cx="978120" cy="49680"/>
+                      </w14:xfrm>
+                    </w14:contentPart>
+                  </a:graphicData>
+                </a:graphic>
+              </wp:anchor>
+            </w:drawing>
+          </mc:Choice>
+          <mc:Fallback>
+            <w:pict>
+              <v:shape w14:anchorId="0455AA71" id="Ink 40" o:spid="_x0000_s1026" type="#_x0000_t75" style="position:absolute;margin-left:268.15pt;margin-top:156.55pt;width:86.9pt;height:13.8pt;z-index:251725824;visibility:visible;mso-wrap-style:square;mso-wrap-distance-left:9pt;mso-wrap-distance-top:0;mso-wrap-distance-right:9pt;mso-wrap-distance-bottom:0;mso-position-horizontal:absolute;mso-position-horizontal-relative:text;mso-position-vertical:absolute;mso-position-vertical-relative:text" o:gfxdata="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">
+                <v:imagedata r:id="rId36" o:title=""/>
+              </v:shape>
+            </w:pict>
+          </mc:Fallback>
+        </mc:AlternateContent>
+      </w:r>
+      <w:r>
+        <w:rPr>
+          <w:noProof/>
+          <w:color w:val="595959" w:themeColor="text1" w:themeTint="A6"/>
+        </w:rPr>
+        <mc:AlternateContent>
+          <mc:Choice Requires="wpi">
+            <w:drawing>
+              <wp:anchor distT="0" distB="0" distL="114300" distR="114300" simplePos="0" relativeHeight="251724800" behindDoc="0" locked="0" layoutInCell="1" allowOverlap="1" wp14:anchorId="625995DE" wp14:editId="196183F5">
+                <wp:simplePos x="0" y="0"/>
+                <wp:positionH relativeFrom="column">
+                  <wp:posOffset>3911599</wp:posOffset>
+                </wp:positionH>
+                <wp:positionV relativeFrom="paragraph">
+                  <wp:posOffset>1009092</wp:posOffset>
+                </wp:positionV>
+                <wp:extent cx="1714320" cy="868680"/>
+                <wp:effectExtent l="133350" t="114300" r="95885" b="140970"/>
+                <wp:wrapNone/>
+                <wp:docPr id="842840393" name="Ink 39"/>
+                <wp:cNvGraphicFramePr/>
+                <a:graphic xmlns:a="http://schemas.openxmlformats.org/drawingml/2006/main">
+                  <a:graphicData uri="http://schemas.microsoft.com/office/word/2010/wordprocessingInk">
+                    <w14:contentPart bwMode="auto" r:id="rId37">
+                      <w14:nvContentPartPr>
+                        <w14:cNvContentPartPr/>
+                      </w14:nvContentPartPr>
+                      <w14:xfrm>
+                        <a:off x="0" y="0"/>
+                        <a:ext cx="1714320" cy="868680"/>
+                      </w14:xfrm>
+                    </w14:contentPart>
+                  </a:graphicData>
+                </a:graphic>
+              </wp:anchor>
+            </w:drawing>
+          </mc:Choice>
+          <mc:Fallback>
+            <w:pict>
+              <v:shape w14:anchorId="3E99AFC7" id="Ink 39" o:spid="_x0000_s1026" type="#_x0000_t75" style="position:absolute;margin-left:303.05pt;margin-top:74.5pt;width:144.95pt;height:78.3pt;z-index:251724800;visibility:visible;mso-wrap-style:square;mso-wrap-distance-left:9pt;mso-wrap-distance-top:0;mso-wrap-distance-right:9pt;mso-wrap-distance-bottom:0;mso-position-horizontal:absolute;mso-position-horizontal-relative:text;mso-position-vertical:absolute;mso-position-vertical-relative:text" o:gfxdata="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">
+                <v:imagedata r:id="rId38" o:title=""/>
+              </v:shape>
+            </w:pict>
+          </mc:Fallback>
+        </mc:AlternateContent>
+      </w:r>
+      <w:r>
+        <w:rPr>
+          <w:noProof/>
+          <w:color w:val="595959" w:themeColor="text1" w:themeTint="A6"/>
+        </w:rPr>
+        <mc:AlternateContent>
+          <mc:Choice Requires="wpi">
+            <w:drawing>
+              <wp:anchor distT="0" distB="0" distL="114300" distR="114300" simplePos="0" relativeHeight="251714560" behindDoc="0" locked="0" layoutInCell="1" allowOverlap="1" wp14:anchorId="65C2B749" wp14:editId="0F4C98F4">
+                <wp:simplePos x="0" y="0"/>
+                <wp:positionH relativeFrom="column">
+                  <wp:posOffset>10389439</wp:posOffset>
+                </wp:positionH>
+                <wp:positionV relativeFrom="paragraph">
+                  <wp:posOffset>403856</wp:posOffset>
+                </wp:positionV>
+                <wp:extent cx="360" cy="360"/>
+                <wp:effectExtent l="133350" t="133350" r="95250" b="133350"/>
+                <wp:wrapNone/>
+                <wp:docPr id="1480948746" name="Ink 27"/>
+                <wp:cNvGraphicFramePr/>
+                <a:graphic xmlns:a="http://schemas.openxmlformats.org/drawingml/2006/main">
+                  <a:graphicData uri="http://schemas.microsoft.com/office/word/2010/wordprocessingInk">
+                    <w14:contentPart bwMode="auto" r:id="rId39">
+                      <w14:nvContentPartPr>
+                        <w14:cNvContentPartPr/>
+                      </w14:nvContentPartPr>
+                      <w14:xfrm>
+                        <a:off x="0" y="0"/>
+                        <a:ext cx="360" cy="360"/>
+                      </w14:xfrm>
+                    </w14:contentPart>
+                  </a:graphicData>
+                </a:graphic>
+              </wp:anchor>
+            </w:drawing>
+          </mc:Choice>
+          <mc:Fallback>
+            <w:pict>
+              <v:shape w14:anchorId="0C8C49F6" id="Ink 27" o:spid="_x0000_s1026" type="#_x0000_t75" style="position:absolute;margin-left:813.1pt;margin-top:26.85pt;width:9.95pt;height:9.95pt;z-index:251714560;visibility:visible;mso-wrap-style:square;mso-wrap-distance-left:9pt;mso-wrap-distance-top:0;mso-wrap-distance-right:9pt;mso-wrap-distance-bottom:0;mso-position-horizontal:absolute;mso-position-horizontal-relative:text;mso-position-vertical:absolute;mso-position-vertical-relative:text" o:gfxdata="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">
+                <v:imagedata r:id="rId22" o:title=""/>
+              </v:shape>
+            </w:pict>
+          </mc:Fallback>
+        </mc:AlternateContent>
+      </w:r>
+    </w:p>
+    <w:p>
+      <w:pPr>
+        <w:rPr>
+          <w:noProof/>
+          <w:color w:val="7F7F7F" w:themeColor="text1" w:themeTint="80"/>
+        </w:rPr>
+      </w:pPr>
+      <w:r>
+        <w:rPr>
+          <w:noProof/>
+          <w:color w:val="7F7F7F" w:themeColor="text1" w:themeTint="80"/>
+        </w:rPr>
+        <w:lastRenderedPageBreak/>
+        <w:drawing>
+          <wp:anchor distT="0" distB="0" distL="114300" distR="114300" simplePos="0" relativeHeight="251715584" behindDoc="0" locked="0" layoutInCell="1" allowOverlap="1" wp14:anchorId="7089CCFA" wp14:editId="77A29F45">
+            <wp:simplePos x="0" y="0"/>
+            <wp:positionH relativeFrom="column">
+              <wp:posOffset>3184525</wp:posOffset>
+            </wp:positionH>
+            <wp:positionV relativeFrom="paragraph">
+              <wp:posOffset>871482</wp:posOffset>
+            </wp:positionV>
+            <wp:extent cx="3179445" cy="1682115"/>
+            <wp:effectExtent l="0" t="0" r="1905" b="0"/>
+            <wp:wrapSquare wrapText="bothSides"/>
+            <wp:docPr id="969874177" name="Picture 28"/>
+            <wp:cNvGraphicFramePr>
+              <a:graphicFrameLocks xmlns:a="http://schemas.openxmlformats.org/drawingml/2006/main" noChangeAspect="1"/>
+            </wp:cNvGraphicFramePr>
+            <a:graphic xmlns:a="http://schemas.openxmlformats.org/drawingml/2006/main">
+              <a:graphicData uri="http://schemas.openxmlformats.org/drawingml/2006/picture">
+                <pic:pic xmlns:pic="http://schemas.openxmlformats.org/drawingml/2006/picture">
+                  <pic:nvPicPr>
+                    <pic:cNvPr id="0" name="Picture 2"/>
+                    <pic:cNvPicPr>
+                      <a:picLocks noChangeAspect="1" noChangeArrowheads="1"/>
+                    </pic:cNvPicPr>
+                  </pic:nvPicPr>
+                  <pic:blipFill>
+                    <a:blip r:embed="rId40" cstate="print">
+                      <a:extLst>
+                        <a:ext uri="{28A0092B-C50C-407E-A947-70E740481C1C}">
+                          <a14:useLocalDpi xmlns:a14="http://schemas.microsoft.com/office/drawing/2010/main" val="0"/>
+                        </a:ext>
+                      </a:extLst>
+                    </a:blip>
+                    <a:srcRect/>
+                    <a:stretch>
+                      <a:fillRect/>
+                    </a:stretch>
+                  </pic:blipFill>
+                  <pic:spPr bwMode="auto">
+                    <a:xfrm>
+                      <a:off x="0" y="0"/>
+                      <a:ext cx="3179445" cy="1682115"/>
+                    </a:xfrm>
+                    <a:prstGeom prst="rect">
+                      <a:avLst/>
+                    </a:prstGeom>
+                    <a:noFill/>
+                    <a:ln>
+                      <a:noFill/>
+                    </a:ln>
+                  </pic:spPr>
+                </pic:pic>
+              </a:graphicData>
+            </a:graphic>
+            <wp14:sizeRelH relativeFrom="margin">
+              <wp14:pctWidth>0</wp14:pctWidth>
+            </wp14:sizeRelH>
+            <wp14:sizeRelV relativeFrom="margin">
+              <wp14:pctHeight>0</wp14:pctHeight>
+            </wp14:sizeRelV>
+          </wp:anchor>
+        </w:drawing>
+      </w:r>
+      <w:r>
+        <w:rPr>
+          <w:noProof/>
+          <w:color w:val="7F7F7F" w:themeColor="text1" w:themeTint="80"/>
+        </w:rPr>
+        <w:drawing>
+          <wp:anchor distT="0" distB="0" distL="114300" distR="114300" simplePos="0" relativeHeight="251716608" behindDoc="0" locked="0" layoutInCell="1" allowOverlap="1" wp14:anchorId="32FEB59B" wp14:editId="43DC90D5">
+            <wp:simplePos x="0" y="0"/>
+            <wp:positionH relativeFrom="column">
+              <wp:posOffset>-298450</wp:posOffset>
+            </wp:positionH>
+            <wp:positionV relativeFrom="paragraph">
+              <wp:posOffset>868110</wp:posOffset>
+            </wp:positionV>
+            <wp:extent cx="3358056" cy="1628631"/>
+            <wp:effectExtent l="0" t="0" r="0" b="0"/>
+            <wp:wrapSquare wrapText="bothSides"/>
+            <wp:docPr id="234455679" name="Picture 29"/>
+            <wp:cNvGraphicFramePr>
+              <a:graphicFrameLocks xmlns:a="http://schemas.openxmlformats.org/drawingml/2006/main" noChangeAspect="1"/>
+            </wp:cNvGraphicFramePr>
+            <a:graphic xmlns:a="http://schemas.openxmlformats.org/drawingml/2006/main">
+              <a:graphicData uri="http://schemas.openxmlformats.org/drawingml/2006/picture">
+                <pic:pic xmlns:pic="http://schemas.openxmlformats.org/drawingml/2006/picture">
+                  <pic:nvPicPr>
+                    <pic:cNvPr id="0" name="Picture 3"/>
+                    <pic:cNvPicPr>
+                      <a:picLocks noChangeAspect="1" noChangeArrowheads="1"/>
+                    </pic:cNvPicPr>
+                  </pic:nvPicPr>
+                  <pic:blipFill>
+                    <a:blip r:embed="rId41" cstate="print">
+                      <a:extLst>
+                        <a:ext uri="{28A0092B-C50C-407E-A947-70E740481C1C}">
+                          <a14:useLocalDpi xmlns:a14="http://schemas.microsoft.com/office/drawing/2010/main" val="0"/>
+                        </a:ext>
+                      </a:extLst>
+                    </a:blip>
+                    <a:srcRect/>
+                    <a:stretch>
+                      <a:fillRect/>
+                    </a:stretch>
+                  </pic:blipFill>
+                  <pic:spPr bwMode="auto">
+                    <a:xfrm>
+                      <a:off x="0" y="0"/>
+                      <a:ext cx="3358056" cy="1628631"/>
+                    </a:xfrm>
+                    <a:prstGeom prst="rect">
+                      <a:avLst/>
+                    </a:prstGeom>
+                    <a:noFill/>
+                    <a:ln>
+                      <a:noFill/>
+                    </a:ln>
+                  </pic:spPr>
+                </pic:pic>
+              </a:graphicData>
+            </a:graphic>
+            <wp14:sizeRelH relativeFrom="margin">
+              <wp14:pctWidth>0</wp14:pctWidth>
+            </wp14:sizeRelH>
+            <wp14:sizeRelV relativeFrom="margin">
+              <wp14:pctHeight>0</wp14:pctHeight>
+            </wp14:sizeRelV>
+          </wp:anchor>
+        </w:drawing>
+      </w:r>
+      <w:r>
+        <w:rPr>
+          <w:noProof/>
+          <w:color w:val="7F7F7F" w:themeColor="text1" w:themeTint="80"/>
+        </w:rPr>
+        <w:t>T</w:t>
+      </w:r>
+      <w:r>
+        <w:rPr>
+          <w:noProof/>
+          <w:color w:val="7F7F7F" w:themeColor="text1" w:themeTint="80"/>
+        </w:rPr>
+        <w:t>he user interaction was simulated by opening the phishing link (http://microsoft-support-login.com) and entering fake credentials (email and password), representing a successful phishing attempt.</w:t>
+      </w:r>
+    </w:p>
+    <w:p>
+      <w:pPr>
+        <w:rPr>
+          <w:color w:val="595959" w:themeColor="text1" w:themeTint="A6"/>
+        </w:rPr>
+      </w:pPr>
+      <w:r>
+        <w:rPr>
+          <w:color w:val="595959" w:themeColor="text1" w:themeTint="A6"/>
+        </w:rPr>
+        <w:t>.</w:t>
+      </w:r>
+    </w:p>
+    <w:p>
+      <w:pPr>
+        <w:jc w:val="center"/>
+        <w:rPr>
+          <w:color w:val="595959" w:themeColor="text1" w:themeTint="A6"/>
+          <w:sz w:val="32"/>
+          <w:szCs w:val="32"/>
+        </w:rPr>
+      </w:pPr>
+    </w:p>
+    <w:p>
+      <w:pPr>
+        <w:jc w:val="center"/>
+        <w:rPr>
+          <w:b/>
+          <w:bCs/>
+          <w:color w:val="595959" w:themeColor="text1" w:themeTint="A6"/>
+          <w:sz w:val="32"/>
+          <w:szCs w:val="32"/>
+        </w:rPr>
+      </w:pPr>
+      <w:r>
+        <w:rPr>
+          <w:b/>
+          <w:bCs/>
+          <w:color w:val="595959" w:themeColor="text1" w:themeTint="A6"/>
+          <w:sz w:val="32"/>
+          <w:szCs w:val="32"/>
+        </w:rPr>
+        <w:t>Evidence Collection</w:t>
+      </w:r>
+    </w:p>
+    <w:p>
+      <w:pPr>
+        <w:jc w:val="center"/>
+        <w:rPr>
+          <w:b/>
+          <w:bCs/>
+          <w:color w:val="595959" w:themeColor="text1" w:themeTint="A6"/>
+          <w:sz w:val="32"/>
+          <w:szCs w:val="32"/>
+          <w:rtl/>
+        </w:rPr>
+      </w:pPr>
+    </w:p>
+    <w:p>
+      <w:pPr>
+        <w:rPr>
+          <w:color w:val="595959" w:themeColor="text1" w:themeTint="A6"/>
+        </w:rPr>
+      </w:pPr>
+      <w:r>
+        <w:rPr>
+          <w:color w:val="595959" w:themeColor="text1" w:themeTint="A6"/>
+        </w:rPr>
+        <w:t>During the simulation, multiple types of digital evidence were collected:</w:t>
+      </w:r>
+    </w:p>
+    <w:p>
+      <w:pPr>
+        <w:numPr>
+          <w:ilvl w:val="0"/>
+          <w:numId w:val="7"/>
+        </w:numPr>
+        <w:rPr>
+          <w:color w:val="595959" w:themeColor="text1" w:themeTint="A6"/>
+        </w:rPr>
+      </w:pPr>
+      <w:r>
+        <w:rPr>
+          <w:b/>
+          <w:bCs/>
+          <w:color w:val="595959" w:themeColor="text1" w:themeTint="A6"/>
+        </w:rPr>
+        <w:t>Browser History:</w:t>
+      </w:r>
+      <w:r>
+        <w:rPr>
+          <w:color w:val="595959" w:themeColor="text1" w:themeTint="A6"/>
+        </w:rPr>
+        <w:br/>
+        <w:t xml:space="preserve">The spoofed domain (microsoft-support-login.com) was recorded in the browser history along with the access timestamp. </w:t>
+      </w:r>
+    </w:p>
+    <w:p>
+      <w:pPr>
+        <w:pStyle w:val="ListParagraph"/>
+        <w:spacing w:before="100" w:beforeAutospacing="1" w:after="100" w:afterAutospacing="1" w:line="240" w:lineRule="auto"/>
+        <w:rPr>
+          <w:rFonts w:ascii="Times New Roman" w:eastAsia="Times New Roman" w:hAnsi="Times New Roman" w:cs="Times New Roman"/>
+          <w:kern w:val="0"/>
+          <w14:ligatures w14:val="none"/>
+        </w:rPr>
+      </w:pPr>
+      <w:r>
+        <w:rPr>
+          <w:noProof/>
+        </w:rPr>
+        <w:drawing>
+          <wp:inline distT="0" distB="0" distL="0" distR="0" wp14:anchorId="0F41192D" wp14:editId="31CD95E8">
+            <wp:extent cx="5943600" cy="1110615"/>
+            <wp:effectExtent l="0" t="0" r="0" b="0"/>
+            <wp:docPr id="1649462052" name="Picture 42"/>
+            <wp:cNvGraphicFramePr>
+              <a:graphicFrameLocks xmlns:a="http://schemas.openxmlformats.org/drawingml/2006/main" noChangeAspect="1"/>
+            </wp:cNvGraphicFramePr>
+            <a:graphic xmlns:a="http://schemas.openxmlformats.org/drawingml/2006/main">
+              <a:graphicData uri="http://schemas.openxmlformats.org/drawingml/2006/picture">
+                <pic:pic xmlns:pic="http://schemas.openxmlformats.org/drawingml/2006/picture">
+                  <pic:nvPicPr>
+                    <pic:cNvPr id="0" name="Picture 7"/>
+                    <pic:cNvPicPr>
+                      <a:picLocks noChangeAspect="1" noChangeArrowheads="1"/>
+                    </pic:cNvPicPr>
+                  </pic:nvPicPr>
+                  <pic:blipFill>
+                    <a:blip r:embed="rId42">
+                      <a:extLst>
+                        <a:ext uri="{28A0092B-C50C-407E-A947-70E740481C1C}">
+                          <a14:useLocalDpi xmlns:a14="http://schemas.microsoft.com/office/drawing/2010/main" val="0"/>
+                        </a:ext>
+                      </a:extLst>
+                    </a:blip>
+                    <a:srcRect/>
+                    <a:stretch>
+                      <a:fillRect/>
+                    </a:stretch>
+                  </pic:blipFill>
+                  <pic:spPr bwMode="auto">
+                    <a:xfrm>
+                      <a:off x="0" y="0"/>
+                      <a:ext cx="5943600" cy="1110615"/>
+                    </a:xfrm>
+                    <a:prstGeom prst="rect">
+                      <a:avLst/>
+                    </a:prstGeom>
+                    <a:noFill/>
+                    <a:ln>
+                      <a:noFill/>
+                    </a:ln>
+                  </pic:spPr>
+                </pic:pic>
+              </a:graphicData>
+            </a:graphic>
+          </wp:inline>
+        </w:drawing>
+      </w:r>
+    </w:p>
+    <w:p>
+      <w:pPr>
+        <w:ind w:left="720"/>
+        <w:rPr>
+          <w:color w:val="595959" w:themeColor="text1" w:themeTint="A6"/>
+        </w:rPr>
+      </w:pPr>
+    </w:p>
+    <w:p>
+      <w:pPr>
+        <w:numPr>
+          <w:ilvl w:val="0"/>
+          <w:numId w:val="7"/>
+        </w:numPr>
+        <w:rPr>
+          <w:color w:val="595959" w:themeColor="text1" w:themeTint="A6"/>
+        </w:rPr>
+      </w:pPr>
+      <w:r>
+        <w:rPr>
+          <w:b/>
+          <w:bCs/>
+          <w:color w:val="595959" w:themeColor="text1" w:themeTint="A6"/>
+        </w:rPr>
+        <w:t>Local Storage Data:</w:t>
+      </w:r>
+      <w:r>
+        <w:rPr>
+          <w:color w:val="595959" w:themeColor="text1" w:themeTint="A6"/>
+        </w:rPr>
+        <w:br/>
+        <w:t xml:space="preserve">User credentials entered into the phishing page were stored locally in the browser, demonstrating how attackers can capture sensitive information. </w:t>
+      </w:r>
+    </w:p>
+    <w:p>
+      <w:pPr>
+        <w:ind w:left="720"/>
+        <w:rPr>
+          <w:color w:val="595959" w:themeColor="text1" w:themeTint="A6"/>
+        </w:rPr>
+      </w:pPr>
+    </w:p>
+    <w:p>
+      <w:pPr>
+        <w:numPr>
+          <w:ilvl w:val="0"/>
+          <w:numId w:val="7"/>
+        </w:numPr>
+        <w:rPr>
+          <w:color w:val="595959" w:themeColor="text1" w:themeTint="A6"/>
+        </w:rPr>
+      </w:pPr>
+      <w:r>
+        <w:rPr>
+          <w:b/>
+          <w:bCs/>
+          <w:color w:val="595959" w:themeColor="text1" w:themeTint="A6"/>
+        </w:rPr>
+        <w:lastRenderedPageBreak/>
+        <w:t>Console Logs:</w:t>
+      </w:r>
+      <w:r>
+        <w:rPr>
+          <w:color w:val="595959" w:themeColor="text1" w:themeTint="A6"/>
+        </w:rPr>
+        <w:br/>
+        <w:t xml:space="preserve">The captured credentials were displayed in the browser console, providing additional evidence of data capture. </w:t>
+      </w:r>
+    </w:p>
+    <w:p>
+      <w:pPr>
+        <w:ind w:left="720"/>
+        <w:rPr>
+          <w:color w:val="595959" w:themeColor="text1" w:themeTint="A6"/>
+        </w:rPr>
+      </w:pPr>
+      <w:r>
+        <w:rPr>
+          <w:color w:val="595959" w:themeColor="text1" w:themeTint="A6"/>
+        </w:rPr>
+        <w:drawing>
+          <wp:inline distT="0" distB="0" distL="0" distR="0" wp14:anchorId="4012CF37" wp14:editId="370B11ED">
+            <wp:extent cx="4997669" cy="2316761"/>
+            <wp:effectExtent l="0" t="0" r="0" b="7620"/>
+            <wp:docPr id="839853630" name="Picture 44"/>
+            <wp:cNvGraphicFramePr>
+              <a:graphicFrameLocks xmlns:a="http://schemas.openxmlformats.org/drawingml/2006/main" noChangeAspect="1"/>
+            </wp:cNvGraphicFramePr>
+            <a:graphic xmlns:a="http://schemas.openxmlformats.org/drawingml/2006/main">
+              <a:graphicData uri="http://schemas.openxmlformats.org/drawingml/2006/picture">
+                <pic:pic xmlns:pic="http://schemas.openxmlformats.org/drawingml/2006/picture">
+                  <pic:nvPicPr>
+                    <pic:cNvPr id="0" name="Picture 14"/>
+                    <pic:cNvPicPr>
+                      <a:picLocks noChangeAspect="1" noChangeArrowheads="1"/>
+                    </pic:cNvPicPr>
+                  </pic:nvPicPr>
+                  <pic:blipFill>
+                    <a:blip r:embed="rId43" cstate="print">
+                      <a:extLst>
+                        <a:ext uri="{28A0092B-C50C-407E-A947-70E740481C1C}">
+                          <a14:useLocalDpi xmlns:a14="http://schemas.microsoft.com/office/drawing/2010/main" val="0"/>
+                        </a:ext>
+                      </a:extLst>
+                    </a:blip>
+                    <a:srcRect/>
+                    <a:stretch>
+                      <a:fillRect/>
+                    </a:stretch>
+                  </pic:blipFill>
+                  <pic:spPr bwMode="auto">
+                    <a:xfrm>
+                      <a:off x="0" y="0"/>
+                      <a:ext cx="5012924" cy="2323833"/>
+                    </a:xfrm>
+                    <a:prstGeom prst="rect">
+                      <a:avLst/>
+                    </a:prstGeom>
+                    <a:noFill/>
+                    <a:ln>
+                      <a:noFill/>
+                    </a:ln>
+                  </pic:spPr>
+                </pic:pic>
+              </a:graphicData>
+            </a:graphic>
+          </wp:inline>
+        </w:drawing>
+      </w:r>
+    </w:p>
+    <w:p>
+      <w:pPr>
+        <w:numPr>
+          <w:ilvl w:val="0"/>
+          <w:numId w:val="7"/>
+        </w:numPr>
+        <w:rPr>
+          <w:color w:val="595959" w:themeColor="text1" w:themeTint="A6"/>
+          <w:rtl/>
+        </w:rPr>
+      </w:pPr>
+      <w:r>
+        <w:rPr>
+          <w:b/>
+          <w:bCs/>
+          <w:color w:val="595959" w:themeColor="text1" w:themeTint="A6"/>
+        </w:rPr>
+        <w:t>Screenshots:</w:t>
+      </w:r>
+      <w:r>
+        <w:rPr>
+          <w:color w:val="595959" w:themeColor="text1" w:themeTint="A6"/>
+        </w:rPr>
+        <w:br/>
+        <w:t xml:space="preserve">Screenshots were taken of the phishing page, the spoofed domain in the browser URL bar, and stored data to document the incident. </w:t>
+      </w:r>
+    </w:p>
+    <w:p>
+      <w:pPr>
+        <w:jc w:val="center"/>
+        <w:rPr>
+          <w:b/>
+          <w:bCs/>
+          <w:color w:val="7F7F7F" w:themeColor="text1" w:themeTint="80"/>
+          <w:sz w:val="36"/>
+          <w:szCs w:val="36"/>
+        </w:rPr>
+      </w:pPr>
+      <w:r>
+        <w:rPr>
+          <w:b/>
+          <w:bCs/>
+          <w:color w:val="7F7F7F" w:themeColor="text1" w:themeTint="80"/>
+          <w:sz w:val="36"/>
+          <w:szCs w:val="36"/>
+        </w:rPr>
+        <w:t>Incident Timeline</w:t>
+      </w:r>
+    </w:p>
+    <w:tbl>
+      <w:tblPr>
+        <w:tblW w:w="9006" w:type="dxa"/>
+        <w:tblCellSpacing w:w="15" w:type="dxa"/>
+        <w:tblCellMar>
+          <w:top w:w="15" w:type="dxa"/>
+          <w:left w:w="15" w:type="dxa"/>
+          <w:bottom w:w="15" w:type="dxa"/>
+          <w:right w:w="15" w:type="dxa"/>
+        </w:tblCellMar>
+        <w:tblLook w:val="04A0" w:firstRow="1" w:lastRow="0" w:firstColumn="1" w:lastColumn="0" w:noHBand="0" w:noVBand="1"/>
+      </w:tblPr>
+      <w:tblGrid>
+        <w:gridCol w:w="2070"/>
+        <w:gridCol w:w="5171"/>
+        <w:gridCol w:w="1765"/>
+      </w:tblGrid>
+      <w:tr>
+        <w:trPr>
+          <w:trHeight w:val="555"/>
+          <w:tblHeader/>
+          <w:tblCellSpacing w:w="15" w:type="dxa"/>
+        </w:trPr>
+        <w:tc>
+          <w:tcPr>
+            <w:tcW w:w="2025" w:type="dxa"/>
+            <w:vAlign w:val="center"/>
+            <w:hideMark/>
+          </w:tcPr>
+          <w:p>
+            <w:pPr>
+              <w:rPr>
+                <w:b/>
+                <w:bCs/>
+                <w:color w:val="595959" w:themeColor="text1" w:themeTint="A6"/>
+              </w:rPr>
+            </w:pPr>
+            <w:r>
+              <w:rPr>
+                <w:b/>
+                <w:bCs/>
+                <w:color w:val="595959" w:themeColor="text1" w:themeTint="A6"/>
+              </w:rPr>
+              <w:t>Time</w:t>
+            </w:r>
+          </w:p>
+        </w:tc>
+        <w:tc>
+          <w:tcPr>
+            <w:tcW w:w="5141" w:type="dxa"/>
+            <w:vAlign w:val="center"/>
+            <w:hideMark/>
+          </w:tcPr>
+          <w:p>
+            <w:pPr>
+              <w:rPr>
+                <w:b/>
+                <w:bCs/>
+                <w:color w:val="595959" w:themeColor="text1" w:themeTint="A6"/>
+              </w:rPr>
+            </w:pPr>
+            <w:r>
+              <w:rPr>
+                <w:b/>
+                <w:bCs/>
+                <w:color w:val="595959" w:themeColor="text1" w:themeTint="A6"/>
+              </w:rPr>
+              <w:t>Event Description</w:t>
+            </w:r>
+          </w:p>
+        </w:tc>
+        <w:tc>
+          <w:tcPr>
+            <w:tcW w:w="0" w:type="auto"/>
+            <w:vAlign w:val="center"/>
+            <w:hideMark/>
+          </w:tcPr>
+          <w:p>
+            <w:pPr>
+              <w:rPr>
+                <w:b/>
+                <w:bCs/>
+                <w:color w:val="595959" w:themeColor="text1" w:themeTint="A6"/>
+              </w:rPr>
+            </w:pPr>
+            <w:r>
+              <w:rPr>
+                <w:b/>
+                <w:bCs/>
+                <w:color w:val="595959" w:themeColor="text1" w:themeTint="A6"/>
+              </w:rPr>
+              <w:t>Evidence</w:t>
+            </w:r>
+          </w:p>
+        </w:tc>
+      </w:tr>
+      <w:tr>
+        <w:trPr>
+          <w:trHeight w:val="579"/>
+          <w:tblCellSpacing w:w="15" w:type="dxa"/>
+        </w:trPr>
+        <w:tc>
+          <w:tcPr>
+            <w:tcW w:w="2025" w:type="dxa"/>
+            <w:vAlign w:val="center"/>
+            <w:hideMark/>
+          </w:tcPr>
+          <w:p>
+            <w:pPr>
+              <w:rPr>
+                <w:color w:val="595959" w:themeColor="text1" w:themeTint="A6"/>
+              </w:rPr>
+            </w:pPr>
+            <w:r>
+              <w:rPr>
+                <w:color w:val="595959" w:themeColor="text1" w:themeTint="A6"/>
+              </w:rPr>
+              <w:t>12:00 AM</w:t>
+            </w:r>
+          </w:p>
+        </w:tc>
+        <w:tc>
+          <w:tcPr>
+            <w:tcW w:w="5141" w:type="dxa"/>
+            <w:vAlign w:val="center"/>
+            <w:hideMark/>
+          </w:tcPr>
+          <w:p>
+            <w:pPr>
+              <w:rPr>
+                <w:color w:val="595959" w:themeColor="text1" w:themeTint="A6"/>
+              </w:rPr>
+            </w:pPr>
+            <w:r>
+              <w:rPr>
+                <w:color w:val="595959" w:themeColor="text1" w:themeTint="A6"/>
+              </w:rPr>
+              <w:t>Phishing email was received</w:t>
+            </w:r>
+          </w:p>
+        </w:tc>
+        <w:tc>
+          <w:tcPr>
+            <w:tcW w:w="0" w:type="auto"/>
+            <w:vAlign w:val="center"/>
+            <w:hideMark/>
+          </w:tcPr>
+          <w:p>
+            <w:pPr>
+              <w:rPr>
+                <w:color w:val="595959" w:themeColor="text1" w:themeTint="A6"/>
+              </w:rPr>
+            </w:pPr>
+            <w:r>
+              <w:rPr>
+                <w:color w:val="595959" w:themeColor="text1" w:themeTint="A6"/>
+              </w:rPr>
+              <w:t>Email content</w:t>
+            </w:r>
+          </w:p>
+        </w:tc>
+      </w:tr>
+      <w:tr>
+        <w:trPr>
+          <w:trHeight w:val="679"/>
+          <w:tblCellSpacing w:w="15" w:type="dxa"/>
+        </w:trPr>
+        <w:tc>
+          <w:tcPr>
+            <w:tcW w:w="2025" w:type="dxa"/>
+            <w:vAlign w:val="center"/>
+            <w:hideMark/>
+          </w:tcPr>
+          <w:p>
+            <w:pPr>
+              <w:rPr>
+                <w:color w:val="595959" w:themeColor="text1" w:themeTint="A6"/>
+              </w:rPr>
+            </w:pPr>
+            <w:r>
+              <w:rPr>
+                <w:color w:val="595959" w:themeColor="text1" w:themeTint="A6"/>
+              </w:rPr>
+              <w:t>03:40 AM</w:t>
+            </w:r>
+          </w:p>
+        </w:tc>
+        <w:tc>
+          <w:tcPr>
+            <w:tcW w:w="5141" w:type="dxa"/>
+            <w:vAlign w:val="center"/>
+            <w:hideMark/>
+          </w:tcPr>
+          <w:p>
+            <w:pPr>
+              <w:rPr>
+                <w:color w:val="595959" w:themeColor="text1" w:themeTint="A6"/>
+              </w:rPr>
+            </w:pPr>
+            <w:r>
+              <w:rPr>
+                <w:color w:val="595959" w:themeColor="text1" w:themeTint="A6"/>
+              </w:rPr>
+              <w:t>User accessed local phishing file (login.html)</w:t>
+            </w:r>
+          </w:p>
+        </w:tc>
+        <w:tc>
+          <w:tcPr>
+            <w:tcW w:w="0" w:type="auto"/>
+            <w:vAlign w:val="center"/>
+            <w:hideMark/>
+          </w:tcPr>
+          <w:p>
+            <w:pPr>
+              <w:rPr>
+                <w:color w:val="595959" w:themeColor="text1" w:themeTint="A6"/>
+              </w:rPr>
+            </w:pPr>
+            <w:r>
+              <w:rPr>
+                <w:color w:val="595959" w:themeColor="text1" w:themeTint="A6"/>
+              </w:rPr>
+              <w:t>Browser History</w:t>
+            </w:r>
+          </w:p>
+        </w:tc>
+      </w:tr>
+      <w:tr>
+        <w:trPr>
+          <w:trHeight w:val="1093"/>
+          <w:tblCellSpacing w:w="15" w:type="dxa"/>
+        </w:trPr>
+        <w:tc>
+          <w:tcPr>
+            <w:tcW w:w="2025" w:type="dxa"/>
+            <w:vAlign w:val="center"/>
+            <w:hideMark/>
+          </w:tcPr>
+          <w:p>
+            <w:pPr>
+              <w:rPr>
+                <w:color w:val="595959" w:themeColor="text1" w:themeTint="A6"/>
+              </w:rPr>
+            </w:pPr>
+            <w:r>
+              <w:rPr>
+                <w:color w:val="595959" w:themeColor="text1" w:themeTint="A6"/>
+              </w:rPr>
+              <w:t>03:53 AM</w:t>
+            </w:r>
+          </w:p>
+        </w:tc>
+        <w:tc>
+          <w:tcPr>
+            <w:tcW w:w="5141" w:type="dxa"/>
+            <w:vAlign w:val="center"/>
+            <w:hideMark/>
+          </w:tcPr>
+          <w:p>
+            <w:pPr>
+              <w:rPr>
+                <w:color w:val="595959" w:themeColor="text1" w:themeTint="A6"/>
+              </w:rPr>
+            </w:pPr>
+            <w:r>
+              <w:rPr>
+                <w:color w:val="595959" w:themeColor="text1" w:themeTint="A6"/>
+              </w:rPr>
+              <w:t>Spoofed domain (microsoft-support-login.com) accessed</w:t>
+            </w:r>
+          </w:p>
+        </w:tc>
+        <w:tc>
+          <w:tcPr>
+            <w:tcW w:w="0" w:type="auto"/>
+            <w:vAlign w:val="center"/>
+            <w:hideMark/>
+          </w:tcPr>
+          <w:p>
+            <w:pPr>
+              <w:rPr>
+                <w:color w:val="595959" w:themeColor="text1" w:themeTint="A6"/>
+              </w:rPr>
+            </w:pPr>
+            <w:r>
+              <w:rPr>
+                <w:color w:val="595959" w:themeColor="text1" w:themeTint="A6"/>
+              </w:rPr>
+              <w:t>Browser History</w:t>
+            </w:r>
+          </w:p>
+        </w:tc>
+      </w:tr>
+      <w:tr>
+        <w:trPr>
+          <w:trHeight w:val="343"/>
+          <w:tblCellSpacing w:w="15" w:type="dxa"/>
+        </w:trPr>
+        <w:tc>
+          <w:tcPr>
+            <w:tcW w:w="2025" w:type="dxa"/>
+            <w:vAlign w:val="center"/>
+            <w:hideMark/>
+          </w:tcPr>
+          <w:p>
+            <w:pPr>
+              <w:rPr>
+                <w:color w:val="595959" w:themeColor="text1" w:themeTint="A6"/>
+              </w:rPr>
+            </w:pPr>
+            <w:r>
+              <w:rPr>
+                <w:color w:val="595959" w:themeColor="text1" w:themeTint="A6"/>
+              </w:rPr>
+              <w:t>03:57 AM</w:t>
+            </w:r>
+          </w:p>
+        </w:tc>
+        <w:tc>
+          <w:tcPr>
+            <w:tcW w:w="5141" w:type="dxa"/>
+            <w:vAlign w:val="center"/>
+            <w:hideMark/>
+          </w:tcPr>
+          <w:p>
+            <w:pPr>
+              <w:rPr>
+                <w:color w:val="595959" w:themeColor="text1" w:themeTint="A6"/>
+              </w:rPr>
+            </w:pPr>
+            <w:r>
+              <w:rPr>
+                <w:color w:val="595959" w:themeColor="text1" w:themeTint="A6"/>
+              </w:rPr>
+              <w:t>Fake Google login page opened</w:t>
+            </w:r>
+          </w:p>
+        </w:tc>
+        <w:tc>
+          <w:tcPr>
+            <w:tcW w:w="0" w:type="auto"/>
+            <w:vAlign w:val="center"/>
+            <w:hideMark/>
+          </w:tcPr>
+          <w:p>
+            <w:pPr>
+              <w:rPr>
+                <w:color w:val="595959" w:themeColor="text1" w:themeTint="A6"/>
+              </w:rPr>
+            </w:pPr>
+            <w:r>
+              <w:rPr>
+                <w:color w:val="595959" w:themeColor="text1" w:themeTint="A6"/>
+              </w:rPr>
+              <w:t>Screenshot</w:t>
+            </w:r>
+          </w:p>
+        </w:tc>
+      </w:tr>
+      <w:tr>
+        <w:trPr>
+          <w:trHeight w:val="169"/>
+          <w:tblCellSpacing w:w="15" w:type="dxa"/>
+        </w:trPr>
+        <w:tc>
+          <w:tcPr>
+            <w:tcW w:w="2025" w:type="dxa"/>
+            <w:vAlign w:val="center"/>
+            <w:hideMark/>
+          </w:tcPr>
+          <w:p>
+            <w:pPr>
+              <w:rPr>
+                <w:color w:val="595959" w:themeColor="text1" w:themeTint="A6"/>
+              </w:rPr>
+            </w:pPr>
+            <w:r>
+              <w:rPr>
+                <w:color w:val="595959" w:themeColor="text1" w:themeTint="A6"/>
+              </w:rPr>
+              <w:t>03:58 AM</w:t>
+            </w:r>
+          </w:p>
+        </w:tc>
+        <w:tc>
+          <w:tcPr>
+            <w:tcW w:w="5141" w:type="dxa"/>
+            <w:vAlign w:val="center"/>
+            <w:hideMark/>
+          </w:tcPr>
+          <w:p>
+            <w:pPr>
+              <w:rPr>
+                <w:color w:val="595959" w:themeColor="text1" w:themeTint="A6"/>
+              </w:rPr>
+            </w:pPr>
+            <w:r>
+              <w:rPr>
+                <w:color w:val="595959" w:themeColor="text1" w:themeTint="A6"/>
+              </w:rPr>
+              <w:t>User entered email and password</w:t>
+            </w:r>
+          </w:p>
+        </w:tc>
+        <w:tc>
+          <w:tcPr>
+            <w:tcW w:w="0" w:type="auto"/>
+            <w:vAlign w:val="center"/>
+            <w:hideMark/>
+          </w:tcPr>
+          <w:p>
+            <w:pPr>
+              <w:rPr>
+                <w:color w:val="595959" w:themeColor="text1" w:themeTint="A6"/>
+              </w:rPr>
+            </w:pPr>
+            <w:r>
+              <w:rPr>
+                <w:color w:val="595959" w:themeColor="text1" w:themeTint="A6"/>
+              </w:rPr>
+              <w:t>Phishing Page</w:t>
+            </w:r>
+          </w:p>
+        </w:tc>
+      </w:tr>
+      <w:tr>
+        <w:trPr>
+          <w:trHeight w:val="1043"/>
+          <w:tblCellSpacing w:w="15" w:type="dxa"/>
+        </w:trPr>
+        <w:tc>
+          <w:tcPr>
+            <w:tcW w:w="2025" w:type="dxa"/>
+            <w:vAlign w:val="center"/>
+            <w:hideMark/>
+          </w:tcPr>
+          <w:p>
+            <w:pPr>
+              <w:rPr>
+                <w:color w:val="595959" w:themeColor="text1" w:themeTint="A6"/>
+              </w:rPr>
+            </w:pPr>
+            <w:r>
+              <w:rPr>
+                <w:color w:val="595959" w:themeColor="text1" w:themeTint="A6"/>
+              </w:rPr>
+              <w:t>03:58 AM</w:t>
+            </w:r>
+          </w:p>
+        </w:tc>
+        <w:tc>
+          <w:tcPr>
+            <w:tcW w:w="5141" w:type="dxa"/>
+            <w:vAlign w:val="center"/>
+            <w:hideMark/>
+          </w:tcPr>
+          <w:p>
+            <w:pPr>
+              <w:rPr>
+                <w:color w:val="595959" w:themeColor="text1" w:themeTint="A6"/>
+              </w:rPr>
+            </w:pPr>
+            <w:r>
+              <w:rPr>
+                <w:color w:val="595959" w:themeColor="text1" w:themeTint="A6"/>
+              </w:rPr>
+              <w:t>Credentials captured and displayed in console</w:t>
+            </w:r>
+          </w:p>
+        </w:tc>
+        <w:tc>
+          <w:tcPr>
+            <w:tcW w:w="0" w:type="auto"/>
+            <w:vAlign w:val="center"/>
+            <w:hideMark/>
+          </w:tcPr>
+          <w:p>
+            <w:pPr>
+              <w:rPr>
+                <w:color w:val="595959" w:themeColor="text1" w:themeTint="A6"/>
+              </w:rPr>
+            </w:pPr>
+            <w:r>
+              <w:rPr>
+                <w:color w:val="595959" w:themeColor="text1" w:themeTint="A6"/>
+              </w:rPr>
+              <w:t>Console Logs</w:t>
+            </w:r>
+          </w:p>
+        </w:tc>
+      </w:tr>
+    </w:tbl>
+    <w:p>
+      <w:pPr>
+        <w:rPr>
+          <w:color w:val="595959" w:themeColor="text1" w:themeTint="A6"/>
+          <w:rtl/>
+        </w:rPr>
+      </w:pPr>
+    </w:p>
+    <w:p>
+      <w:pPr>
+        <w:rPr>
+          <w:color w:val="595959" w:themeColor="text1" w:themeTint="A6"/>
+          <w:rtl/>
+        </w:rPr>
+      </w:pPr>
+    </w:p>
+    <w:p>
+      <w:pPr>
+        <w:rPr>
+          <w:color w:val="595959" w:themeColor="text1" w:themeTint="A6"/>
+          <w:rtl/>
+        </w:rPr>
+      </w:pPr>
+    </w:p>
+    <w:p>
+      <w:pPr>
+        <w:rPr>
+          <w:color w:val="595959" w:themeColor="text1" w:themeTint="A6"/>
+          <w:rtl/>
+        </w:rPr>
+      </w:pPr>
+    </w:p>
+    <w:p>
+      <w:pPr>
+        <w:rPr>
+          <w:color w:val="595959" w:themeColor="text1" w:themeTint="A6"/>
+          <w:rtl/>
+        </w:rPr>
+      </w:pPr>
+    </w:p>
+    <w:p>
+      <w:pPr>
+        <w:jc w:val="center"/>
+        <w:rPr>
+          <w:b/>
+          <w:bCs/>
+          <w:color w:val="595959" w:themeColor="text1" w:themeTint="A6"/>
+          <w:sz w:val="32"/>
+          <w:szCs w:val="32"/>
+        </w:rPr>
+      </w:pPr>
+      <w:r>
+        <w:rPr>
+          <w:b/>
+          <w:bCs/>
+          <w:color w:val="595959" w:themeColor="text1" w:themeTint="A6"/>
+          <w:sz w:val="32"/>
+          <w:szCs w:val="32"/>
+        </w:rPr>
+        <w:t>Analysis</w:t>
+      </w:r>
+    </w:p>
+    <w:p>
+      <w:pPr>
+        <w:jc w:val="center"/>
+        <w:rPr>
+          <w:b/>
+          <w:bCs/>
+          <w:color w:val="595959" w:themeColor="text1" w:themeTint="A6"/>
+          <w:sz w:val="32"/>
+          <w:szCs w:val="32"/>
+        </w:rPr>
+      </w:pPr>
+    </w:p>
+    <w:p>
+      <w:pPr>
+        <w:rPr>
+          <w:color w:val="595959" w:themeColor="text1" w:themeTint="A6"/>
+        </w:rPr>
+      </w:pPr>
+      <w:r>
+        <w:rPr>
+          <w:color w:val="595959" w:themeColor="text1" w:themeTint="A6"/>
+        </w:rPr>
+        <w:t xml:space="preserve">The simulation demonstrated a phishing attack using a </w:t>
+      </w:r>
+      <w:r>
+        <w:rPr>
+          <w:b/>
+          <w:bCs/>
+          <w:color w:val="595959" w:themeColor="text1" w:themeTint="A6"/>
+        </w:rPr>
+        <w:t>domain spoofing technique</w:t>
+      </w:r>
+      <w:r>
+        <w:rPr>
+          <w:color w:val="595959" w:themeColor="text1" w:themeTint="A6"/>
+        </w:rPr>
+        <w:t>, where a fake domain resembling a legitimate service was used to deceive the user.</w:t>
+      </w:r>
+    </w:p>
+    <w:p>
+      <w:pPr>
+        <w:rPr>
+          <w:color w:val="595959" w:themeColor="text1" w:themeTint="A6"/>
+        </w:rPr>
+      </w:pPr>
+    </w:p>
+    <w:p>
+      <w:pPr>
+        <w:rPr>
+          <w:color w:val="595959" w:themeColor="text1" w:themeTint="A6"/>
+        </w:rPr>
+      </w:pPr>
+      <w:r>
+        <w:rPr>
+          <w:color w:val="595959" w:themeColor="text1" w:themeTint="A6"/>
+        </w:rPr>
+        <w:t xml:space="preserve">The domain </w:t>
+      </w:r>
+      <w:r>
+        <w:rPr>
+          <w:b/>
+          <w:bCs/>
+          <w:color w:val="595959" w:themeColor="text1" w:themeTint="A6"/>
+        </w:rPr>
+        <w:t>microsoft-support-login.com</w:t>
+      </w:r>
+      <w:r>
+        <w:rPr>
+          <w:color w:val="595959" w:themeColor="text1" w:themeTint="A6"/>
+        </w:rPr>
+        <w:t xml:space="preserve"> appears visually similar to a trusted domain, increasing the likelihood of user interaction. </w:t>
+      </w:r>
+    </w:p>
+    <w:p>
+      <w:pPr>
+        <w:rPr>
+          <w:color w:val="595959" w:themeColor="text1" w:themeTint="A6"/>
+        </w:rPr>
+      </w:pPr>
+      <w:r>
+        <w:rPr>
+          <w:color w:val="595959" w:themeColor="text1" w:themeTint="A6"/>
+        </w:rPr>
+        <w:t>This highlights how attackers exploit domain similarity and social engineering techniques to capture sensitive information.</w:t>
+      </w:r>
+    </w:p>
+    <w:p>
+      <w:pPr>
+        <w:rPr>
+          <w:color w:val="595959" w:themeColor="text1" w:themeTint="A6"/>
+        </w:rPr>
+      </w:pPr>
+      <w:r>
+        <w:rPr>
+          <w:color w:val="595959" w:themeColor="text1" w:themeTint="A6"/>
+        </w:rPr>
+        <w:t>The collected evidence confirms that the user accessed the spoofed domain and that credentials were successfully captured.</w:t>
+      </w:r>
+    </w:p>
+    <w:p>
+      <w:pPr>
+        <w:rPr>
+          <w:color w:val="595959" w:themeColor="text1" w:themeTint="A6"/>
+          <w:rtl/>
+        </w:rPr>
+      </w:pPr>
+    </w:p>
+    <w:p>
+      <w:pPr>
+        <w:rPr>
+          <w:color w:val="595959" w:themeColor="text1" w:themeTint="A6"/>
+          <w:rtl/>
+        </w:rPr>
+      </w:pPr>
+    </w:p>
+    <w:p>
+      <w:pPr>
+        <w:rPr>
+          <w:color w:val="595959" w:themeColor="text1" w:themeTint="A6"/>
+          <w:rtl/>
+        </w:rPr>
+      </w:pPr>
+    </w:p>
+    <w:p>
+      <w:pPr>
+        <w:rPr>
+          <w:color w:val="595959" w:themeColor="text1" w:themeTint="A6"/>
+          <w:rtl/>
+        </w:rPr>
+      </w:pPr>
+    </w:p>
+    <w:p>
+      <w:pPr>
+        <w:rPr>
+          <w:color w:val="595959" w:themeColor="text1" w:themeTint="A6"/>
+          <w:rtl/>
+        </w:rPr>
+      </w:pPr>
+    </w:p>
+    <w:p>
+      <w:pPr>
+        <w:rPr>
+          <w:color w:val="595959" w:themeColor="text1" w:themeTint="A6"/>
+          <w:rtl/>
+        </w:rPr>
+      </w:pPr>
+    </w:p>
+    <w:p>
+      <w:pPr>
+        <w:rPr>
+          <w:color w:val="595959" w:themeColor="text1" w:themeTint="A6"/>
+          <w:rtl/>
+        </w:rPr>
+      </w:pPr>
+    </w:p>
+    <w:p>
+      <w:pPr>
+        <w:rPr>
+          <w:color w:val="595959" w:themeColor="text1" w:themeTint="A6"/>
+          <w:rtl/>
+        </w:rPr>
+      </w:pPr>
+    </w:p>
+    <w:p>
+      <w:pPr>
+        <w:jc w:val="center"/>
+        <w:rPr>
+          <w:color w:val="595959" w:themeColor="text1" w:themeTint="A6"/>
+          <w:rtl/>
+        </w:rPr>
+      </w:pPr>
+    </w:p>
+    <w:p>
+      <w:pPr>
+        <w:rPr>
+          <w:color w:val="595959" w:themeColor="text1" w:themeTint="A6"/>
+          <w:rtl/>
+        </w:rPr>
+      </w:pPr>
+    </w:p>
+    <w:p>
+      <w:pPr>
+        <w:rPr>
+          <w:color w:val="595959" w:themeColor="text1" w:themeTint="A6"/>
+          <w:rtl/>
+        </w:rPr>
+      </w:pPr>
+    </w:p>
+    <w:p>
+      <w:pPr>
+        <w:rPr>
+          <w:color w:val="595959" w:themeColor="text1" w:themeTint="A6"/>
+          <w:rtl/>
+        </w:rPr>
+      </w:pPr>
+      <w:r>
+        <w:rPr>
+          <w:noProof/>
+        </w:rPr>
+        <w:drawing>
+          <wp:anchor distT="0" distB="0" distL="114300" distR="114300" simplePos="0" relativeHeight="251685888" behindDoc="0" locked="0" layoutInCell="1" allowOverlap="1" wp14:anchorId="2497C488" wp14:editId="5ED006B9">
+            <wp:simplePos x="0" y="0"/>
+            <wp:positionH relativeFrom="column">
+              <wp:posOffset>-441435</wp:posOffset>
+            </wp:positionH>
+            <wp:positionV relativeFrom="page">
+              <wp:posOffset>467250</wp:posOffset>
+            </wp:positionV>
+            <wp:extent cx="1450340" cy="1052195"/>
+            <wp:effectExtent l="0" t="0" r="0" b="0"/>
+            <wp:wrapSquare wrapText="bothSides"/>
+            <wp:docPr id="439291790" name="Picture 1"/>
+            <wp:cNvGraphicFramePr>
+              <a:graphicFrameLocks xmlns:a="http://schemas.openxmlformats.org/drawingml/2006/main" noChangeAspect="1"/>
+            </wp:cNvGraphicFramePr>
+            <a:graphic xmlns:a="http://schemas.openxmlformats.org/drawingml/2006/main">
+              <a:graphicData uri="http://schemas.openxmlformats.org/drawingml/2006/picture">
+                <pic:pic xmlns:pic="http://schemas.openxmlformats.org/drawingml/2006/picture">
+                  <pic:nvPicPr>
+                    <pic:cNvPr id="1480275638" name=""/>
+                    <pic:cNvPicPr/>
+                  </pic:nvPicPr>
+                  <pic:blipFill>
+                    <a:blip r:embed="rId5">
+                      <a:extLst>
+                        <a:ext uri="{28A0092B-C50C-407E-A947-70E740481C1C}">
+                          <a14:useLocalDpi xmlns:a14="http://schemas.microsoft.com/office/drawing/2010/main" val="0"/>
+                        </a:ext>
+                      </a:extLst>
+                    </a:blip>
+                    <a:stretch>
+                      <a:fillRect/>
+                    </a:stretch>
+                  </pic:blipFill>
+                  <pic:spPr>
+                    <a:xfrm>
+                      <a:off x="0" y="0"/>
+                      <a:ext cx="1450340" cy="1052195"/>
+                    </a:xfrm>
+                    <a:prstGeom prst="rect">
+                      <a:avLst/>
+                    </a:prstGeom>
+                  </pic:spPr>
+                </pic:pic>
+              </a:graphicData>
+            </a:graphic>
+          </wp:anchor>
+        </w:drawing>
+      </w:r>
+      <w:r>
+        <w:rPr>
+          <w:noProof/>
+        </w:rPr>
+        <w:drawing>
+          <wp:anchor distT="0" distB="0" distL="114300" distR="114300" simplePos="0" relativeHeight="251675648" behindDoc="0" locked="0" layoutInCell="1" allowOverlap="1" wp14:anchorId="0CC81280" wp14:editId="3A8DA5D4">
+            <wp:simplePos x="0" y="0"/>
+            <wp:positionH relativeFrom="column">
+              <wp:posOffset>4934607</wp:posOffset>
+            </wp:positionH>
+            <wp:positionV relativeFrom="page">
+              <wp:posOffset>351747</wp:posOffset>
+            </wp:positionV>
+            <wp:extent cx="1576070" cy="1576070"/>
+            <wp:effectExtent l="0" t="0" r="0" b="0"/>
+            <wp:wrapSquare wrapText="bothSides"/>
+            <wp:docPr id="2064931671" name="Picture 5"/>
+            <wp:cNvGraphicFramePr>
+              <a:graphicFrameLocks xmlns:a="http://schemas.openxmlformats.org/drawingml/2006/main" noChangeAspect="1"/>
+            </wp:cNvGraphicFramePr>
+            <a:graphic xmlns:a="http://schemas.openxmlformats.org/drawingml/2006/main">
+              <a:graphicData uri="http://schemas.openxmlformats.org/drawingml/2006/picture">
+                <pic:pic xmlns:pic="http://schemas.openxmlformats.org/drawingml/2006/picture">
+                  <pic:nvPicPr>
+                    <pic:cNvPr id="0" name="Picture 17"/>
+                    <pic:cNvPicPr>
+                      <a:picLocks noChangeAspect="1" noChangeArrowheads="1"/>
+                    </pic:cNvPicPr>
+                  </pic:nvPicPr>
+                  <pic:blipFill>
+                    <a:blip r:embed="rId6" cstate="print">
+                      <a:extLst>
+                        <a:ext uri="{28A0092B-C50C-407E-A947-70E740481C1C}">
+                          <a14:useLocalDpi xmlns:a14="http://schemas.microsoft.com/office/drawing/2010/main" val="0"/>
+                        </a:ext>
+                      </a:extLst>
+                    </a:blip>
+                    <a:srcRect/>
+                    <a:stretch>
+                      <a:fillRect/>
+                    </a:stretch>
+                  </pic:blipFill>
+                  <pic:spPr bwMode="auto">
+                    <a:xfrm>
+                      <a:off x="0" y="0"/>
+                      <a:ext cx="1576070" cy="1576070"/>
+                    </a:xfrm>
+                    <a:prstGeom prst="rect">
+                      <a:avLst/>
+                    </a:prstGeom>
+                    <a:noFill/>
+                    <a:ln>
+                      <a:noFill/>
+                    </a:ln>
+                  </pic:spPr>
+                </pic:pic>
+              </a:graphicData>
+            </a:graphic>
+          </wp:anchor>
+        </w:drawing>
+      </w:r>
+    </w:p>
+    <w:p>
+      <w:pPr>
+        <w:rPr>
+          <w:color w:val="595959" w:themeColor="text1" w:themeTint="A6"/>
+          <w:rtl/>
+        </w:rPr>
+      </w:pPr>
+    </w:p>
+    <w:p>
+      <w:pPr>
+        <w:rPr>
+          <w:color w:val="595959" w:themeColor="text1" w:themeTint="A6"/>
+          <w:rtl/>
+        </w:rPr>
+      </w:pPr>
+    </w:p>
+    <w:p>
+      <w:pPr>
+        <w:rPr>
+          <w:color w:val="595959" w:themeColor="text1" w:themeTint="A6"/>
+          <w:rtl/>
+        </w:rPr>
+      </w:pPr>
+    </w:p>
+    <w:p>
+      <w:pPr>
+        <w:rPr>
+          <w:color w:val="595959" w:themeColor="text1" w:themeTint="A6"/>
+          <w:rtl/>
+        </w:rPr>
+      </w:pPr>
+    </w:p>
+    <w:p>
+      <w:pPr>
+        <w:rPr>
+          <w:color w:val="595959" w:themeColor="text1" w:themeTint="A6"/>
+          <w:rtl/>
+        </w:rPr>
+      </w:pPr>
+    </w:p>
+    <w:p>
+      <w:pPr>
+        <w:rPr>
+          <w:color w:val="595959" w:themeColor="text1" w:themeTint="A6"/>
+          <w:rtl/>
+        </w:rPr>
+      </w:pPr>
+    </w:p>
+    <w:p>
+      <w:pPr>
+        <w:rPr>
+          <w:color w:val="595959" w:themeColor="text1" w:themeTint="A6"/>
+          <w:rtl/>
+        </w:rPr>
+      </w:pPr>
+    </w:p>
+    <w:p>
+      <w:pPr>
+        <w:rPr>
+          <w:color w:val="595959" w:themeColor="text1" w:themeTint="A6"/>
+          <w:rtl/>
+        </w:rPr>
+      </w:pPr>
+    </w:p>
+    <w:p>
+      <w:pPr>
+        <w:rPr>
+          <w:color w:val="595959" w:themeColor="text1" w:themeTint="A6"/>
+          <w:rtl/>
+        </w:rPr>
+      </w:pPr>
+    </w:p>
+    <w:p>
+      <w:pPr>
+        <w:rPr>
+          <w:color w:val="595959" w:themeColor="text1" w:themeTint="A6"/>
+          <w:rtl/>
+        </w:rPr>
+      </w:pPr>
+    </w:p>
+    <w:p>
+      <w:pPr>
+        <w:rPr>
+          <w:color w:val="595959" w:themeColor="text1" w:themeTint="A6"/>
+          <w:rtl/>
+        </w:rPr>
+      </w:pPr>
+    </w:p>
+    <w:p>
+      <w:pPr>
+        <w:rPr>
+          <w:color w:val="595959" w:themeColor="text1" w:themeTint="A6"/>
+          <w:rtl/>
+        </w:rPr>
+      </w:pPr>
+    </w:p>
+    <w:p>
+      <w:pPr>
+        <w:rPr>
+          <w:color w:val="595959" w:themeColor="text1" w:themeTint="A6"/>
+          <w:rtl/>
+        </w:rPr>
+      </w:pPr>
+    </w:p>
+    <w:p>
+      <w:pPr>
+        <w:rPr>
+          <w:color w:val="595959" w:themeColor="text1" w:themeTint="A6"/>
+          <w:rtl/>
+        </w:rPr>
+      </w:pPr>
+    </w:p>
+    <w:p>
+      <w:pPr>
+        <w:rPr>
+          <w:color w:val="595959" w:themeColor="text1" w:themeTint="A6"/>
+          <w:rtl/>
+        </w:rPr>
+      </w:pPr>
+    </w:p>
+    <w:p>
+      <w:pPr>
+        <w:rPr>
+          <w:color w:val="595959" w:themeColor="text1" w:themeTint="A6"/>
+          <w:rtl/>
+        </w:rPr>
+      </w:pPr>
+    </w:p>
+    <w:p>
+      <w:pPr>
+        <w:rPr>
+          <w:color w:val="595959" w:themeColor="text1" w:themeTint="A6"/>
+          <w:rtl/>
+        </w:rPr>
+      </w:pPr>
+    </w:p>
+    <w:p>
+      <w:pPr>
+        <w:rPr>
+          <w:color w:val="595959" w:themeColor="text1" w:themeTint="A6"/>
+          <w:rtl/>
+        </w:rPr>
+      </w:pPr>
+    </w:p>
+    <w:p>
+      <w:pPr>
+        <w:rPr>
+          <w:color w:val="595959" w:themeColor="text1" w:themeTint="A6"/>
+          <w:rtl/>
+        </w:rPr>
+      </w:pPr>
+    </w:p>
+    <w:p>
+      <w:pPr>
+        <w:rPr>
+          <w:color w:val="595959" w:themeColor="text1" w:themeTint="A6"/>
+          <w:rtl/>
+        </w:rPr>
+      </w:pPr>
+    </w:p>
+    <w:p>
+      <w:pPr>
+        <w:rPr>
+          <w:color w:val="595959" w:themeColor="text1" w:themeTint="A6"/>
+          <w:rtl/>
+        </w:rPr>
+      </w:pPr>
+    </w:p>
+    <w:p>
+      <w:pPr>
+        <w:rPr>
+          <w:color w:val="595959" w:themeColor="text1" w:themeTint="A6"/>
+          <w:rtl/>
+        </w:rPr>
+      </w:pPr>
+    </w:p>
+    <w:p>
+      <w:pPr>
+        <w:rPr>
+          <w:color w:val="595959" w:themeColor="text1" w:themeTint="A6"/>
+          <w:rtl/>
+        </w:rPr>
+      </w:pPr>
+    </w:p>
+    <w:p>
+      <w:pPr>
+        <w:rPr>
+          <w:color w:val="595959" w:themeColor="text1" w:themeTint="A6"/>
+          <w:rtl/>
+        </w:rPr>
+      </w:pPr>
+    </w:p>
+    <w:p>
+      <w:pPr>
+        <w:rPr>
+          <w:color w:val="595959" w:themeColor="text1" w:themeTint="A6"/>
+          <w:rtl/>
+        </w:rPr>
+      </w:pPr>
+    </w:p>
+    <w:p>
+      <w:pPr>
+        <w:rPr>
+          <w:color w:val="595959" w:themeColor="text1" w:themeTint="A6"/>
+          <w:rtl/>
+        </w:rPr>
+      </w:pPr>
+    </w:p>
+    <w:p>
+      <w:pPr>
+        <w:rPr>
+          <w:color w:val="595959" w:themeColor="text1" w:themeTint="A6"/>
+          <w:rtl/>
+        </w:rPr>
+      </w:pPr>
+      <w:r>
+        <w:rPr>
+          <w:noProof/>
+        </w:rPr>
+        <w:drawing>
+          <wp:anchor distT="0" distB="0" distL="114300" distR="114300" simplePos="0" relativeHeight="251687936" behindDoc="0" locked="0" layoutInCell="1" allowOverlap="1" wp14:anchorId="570B945C" wp14:editId="6C1A41E9">
+            <wp:simplePos x="0" y="0"/>
+            <wp:positionH relativeFrom="column">
+              <wp:posOffset>-362607</wp:posOffset>
+            </wp:positionH>
+            <wp:positionV relativeFrom="page">
+              <wp:posOffset>603995</wp:posOffset>
+            </wp:positionV>
+            <wp:extent cx="1450340" cy="1052195"/>
+            <wp:effectExtent l="0" t="0" r="0" b="0"/>
+            <wp:wrapSquare wrapText="bothSides"/>
+            <wp:docPr id="2052979608" name="Picture 1"/>
+            <wp:cNvGraphicFramePr>
+              <a:graphicFrameLocks xmlns:a="http://schemas.openxmlformats.org/drawingml/2006/main" noChangeAspect="1"/>
+            </wp:cNvGraphicFramePr>
+            <a:graphic xmlns:a="http://schemas.openxmlformats.org/drawingml/2006/main">
+              <a:graphicData uri="http://schemas.openxmlformats.org/drawingml/2006/picture">
+                <pic:pic xmlns:pic="http://schemas.openxmlformats.org/drawingml/2006/picture">
+                  <pic:nvPicPr>
+                    <pic:cNvPr id="1480275638" name=""/>
+                    <pic:cNvPicPr/>
+                  </pic:nvPicPr>
+                  <pic:blipFill>
+                    <a:blip r:embed="rId5">
+                      <a:extLst>
+                        <a:ext uri="{28A0092B-C50C-407E-A947-70E740481C1C}">
+                          <a14:useLocalDpi xmlns:a14="http://schemas.microsoft.com/office/drawing/2010/main" val="0"/>
+                        </a:ext>
+                      </a:extLst>
+                    </a:blip>
+                    <a:stretch>
+                      <a:fillRect/>
+                    </a:stretch>
+                  </pic:blipFill>
+                  <pic:spPr>
+                    <a:xfrm>
+                      <a:off x="0" y="0"/>
+                      <a:ext cx="1450340" cy="1052195"/>
+                    </a:xfrm>
+                    <a:prstGeom prst="rect">
+                      <a:avLst/>
+                    </a:prstGeom>
+                  </pic:spPr>
+                </pic:pic>
+              </a:graphicData>
+            </a:graphic>
+          </wp:anchor>
+        </w:drawing>
+      </w:r>
+      <w:r>
+        <w:rPr>
+          <w:noProof/>
+        </w:rPr>
+        <w:drawing>
+          <wp:anchor distT="0" distB="0" distL="114300" distR="114300" simplePos="0" relativeHeight="251677696" behindDoc="0" locked="0" layoutInCell="1" allowOverlap="1" wp14:anchorId="54868674" wp14:editId="5FE3C7AC">
+            <wp:simplePos x="0" y="0"/>
+            <wp:positionH relativeFrom="column">
+              <wp:posOffset>4950372</wp:posOffset>
+            </wp:positionH>
+            <wp:positionV relativeFrom="page">
+              <wp:posOffset>367511</wp:posOffset>
+            </wp:positionV>
+            <wp:extent cx="1576070" cy="1576070"/>
+            <wp:effectExtent l="0" t="0" r="0" b="0"/>
+            <wp:wrapSquare wrapText="bothSides"/>
+            <wp:docPr id="706221843" name="Picture 5"/>
+            <wp:cNvGraphicFramePr>
+              <a:graphicFrameLocks xmlns:a="http://schemas.openxmlformats.org/drawingml/2006/main" noChangeAspect="1"/>
+            </wp:cNvGraphicFramePr>
+            <a:graphic xmlns:a="http://schemas.openxmlformats.org/drawingml/2006/main">
+              <a:graphicData uri="http://schemas.openxmlformats.org/drawingml/2006/picture">
+                <pic:pic xmlns:pic="http://schemas.openxmlformats.org/drawingml/2006/picture">
+                  <pic:nvPicPr>
+                    <pic:cNvPr id="0" name="Picture 17"/>
+                    <pic:cNvPicPr>
+                      <a:picLocks noChangeAspect="1" noChangeArrowheads="1"/>
+                    </pic:cNvPicPr>
+                  </pic:nvPicPr>
+                  <pic:blipFill>
+                    <a:blip r:embed="rId6" cstate="print">
+                      <a:extLst>
+                        <a:ext uri="{28A0092B-C50C-407E-A947-70E740481C1C}">
+                          <a14:useLocalDpi xmlns:a14="http://schemas.microsoft.com/office/drawing/2010/main" val="0"/>
+                        </a:ext>
+                      </a:extLst>
+                    </a:blip>
+                    <a:srcRect/>
+                    <a:stretch>
+                      <a:fillRect/>
+                    </a:stretch>
+                  </pic:blipFill>
+                  <pic:spPr bwMode="auto">
+                    <a:xfrm>
+                      <a:off x="0" y="0"/>
+                      <a:ext cx="1576070" cy="1576070"/>
+                    </a:xfrm>
+                    <a:prstGeom prst="rect">
+                      <a:avLst/>
+                    </a:prstGeom>
+                    <a:noFill/>
+                    <a:ln>
+                      <a:noFill/>
+                    </a:ln>
+                  </pic:spPr>
+                </pic:pic>
+              </a:graphicData>
+            </a:graphic>
+          </wp:anchor>
+        </w:drawing>
+      </w:r>
+    </w:p>
+    <w:p>
+      <w:pPr>
+        <w:rPr>
+          <w:color w:val="595959" w:themeColor="text1" w:themeTint="A6"/>
+          <w:rtl/>
+        </w:rPr>
+      </w:pPr>
+    </w:p>
+    <w:p>
+      <w:pPr>
+        <w:rPr>
+          <w:color w:val="595959" w:themeColor="text1" w:themeTint="A6"/>
+          <w:rtl/>
+        </w:rPr>
+      </w:pPr>
+    </w:p>
+    <w:p>
+      <w:pPr>
+        <w:rPr>
+          <w:color w:val="595959" w:themeColor="text1" w:themeTint="A6"/>
+          <w:rtl/>
+        </w:rPr>
+      </w:pPr>
+    </w:p>
+    <w:p>
+      <w:pPr>
+        <w:rPr>
+          <w:color w:val="595959" w:themeColor="text1" w:themeTint="A6"/>
+          <w:rtl/>
+        </w:rPr>
+      </w:pPr>
+    </w:p>
+    <w:p>
+      <w:pPr>
+        <w:rPr>
+          <w:color w:val="595959" w:themeColor="text1" w:themeTint="A6"/>
+          <w:rtl/>
+        </w:rPr>
+      </w:pPr>
+    </w:p>
+    <w:p>
+      <w:pPr>
+        <w:rPr>
+          <w:color w:val="595959" w:themeColor="text1" w:themeTint="A6"/>
+          <w:rtl/>
+        </w:rPr>
+      </w:pPr>
+    </w:p>
+    <w:p>
+      <w:pPr>
+        <w:rPr>
+          <w:color w:val="595959" w:themeColor="text1" w:themeTint="A6"/>
+          <w:rtl/>
+        </w:rPr>
+      </w:pPr>
+    </w:p>
+    <w:p>
+      <w:pPr>
+        <w:rPr>
+          <w:color w:val="595959" w:themeColor="text1" w:themeTint="A6"/>
+          <w:rtl/>
+        </w:rPr>
+      </w:pPr>
+    </w:p>
+    <w:p>
+      <w:pPr>
+        <w:rPr>
+          <w:color w:val="595959" w:themeColor="text1" w:themeTint="A6"/>
+          <w:rtl/>
+        </w:rPr>
+      </w:pPr>
+    </w:p>
+    <w:p>
+      <w:pPr>
+        <w:rPr>
+          <w:color w:val="595959" w:themeColor="text1" w:themeTint="A6"/>
+          <w:rtl/>
+        </w:rPr>
+      </w:pPr>
+    </w:p>
+    <w:p>
+      <w:pPr>
+        <w:rPr>
+          <w:color w:val="595959" w:themeColor="text1" w:themeTint="A6"/>
+          <w:rtl/>
+        </w:rPr>
+      </w:pPr>
+    </w:p>
+    <w:p>
+      <w:pPr>
+        <w:rPr>
+          <w:color w:val="595959" w:themeColor="text1" w:themeTint="A6"/>
+          <w:rtl/>
+        </w:rPr>
+      </w:pPr>
+    </w:p>
+    <w:p>
+      <w:pPr>
+        <w:rPr>
+          <w:color w:val="595959" w:themeColor="text1" w:themeTint="A6"/>
+          <w:rtl/>
+        </w:rPr>
+      </w:pPr>
+    </w:p>
+    <w:p>
+      <w:pPr>
+        <w:rPr>
+          <w:color w:val="595959" w:themeColor="text1" w:themeTint="A6"/>
+          <w:rtl/>
+        </w:rPr>
+      </w:pPr>
+    </w:p>
+    <w:p>
+      <w:pPr>
+        <w:rPr>
+          <w:color w:val="595959" w:themeColor="text1" w:themeTint="A6"/>
+          <w:rtl/>
+        </w:rPr>
+      </w:pPr>
+    </w:p>
+    <w:p>
+      <w:pPr>
+        <w:rPr>
+          <w:color w:val="595959" w:themeColor="text1" w:themeTint="A6"/>
+          <w:rtl/>
+        </w:rPr>
+      </w:pPr>
+    </w:p>
+    <w:p>
+      <w:pPr>
+        <w:rPr>
+          <w:color w:val="595959" w:themeColor="text1" w:themeTint="A6"/>
+          <w:rtl/>
+        </w:rPr>
+      </w:pPr>
+    </w:p>
+    <w:p>
+      <w:pPr>
+        <w:rPr>
+          <w:color w:val="595959" w:themeColor="text1" w:themeTint="A6"/>
+          <w:rtl/>
+        </w:rPr>
+      </w:pPr>
+    </w:p>
+    <w:p>
+      <w:pPr>
+        <w:rPr>
+          <w:color w:val="595959" w:themeColor="text1" w:themeTint="A6"/>
+          <w:rtl/>
+        </w:rPr>
+      </w:pPr>
+    </w:p>
+    <w:p>
+      <w:pPr>
+        <w:rPr>
+          <w:color w:val="595959" w:themeColor="text1" w:themeTint="A6"/>
+          <w:rtl/>
+        </w:rPr>
+      </w:pPr>
+    </w:p>
+    <w:p>
+      <w:pPr>
+        <w:rPr>
+          <w:color w:val="595959" w:themeColor="text1" w:themeTint="A6"/>
+          <w:rtl/>
+        </w:rPr>
+      </w:pPr>
+    </w:p>
+    <w:p>
+      <w:pPr>
+        <w:rPr>
+          <w:color w:val="595959" w:themeColor="text1" w:themeTint="A6"/>
+          <w:rtl/>
+        </w:rPr>
+      </w:pPr>
+    </w:p>
+    <w:p>
+      <w:pPr>
+        <w:rPr>
+          <w:color w:val="595959" w:themeColor="text1" w:themeTint="A6"/>
+          <w:rtl/>
+        </w:rPr>
+      </w:pPr>
+    </w:p>
+    <w:p>
+      <w:pPr>
+        <w:rPr>
+          <w:color w:val="595959" w:themeColor="text1" w:themeTint="A6"/>
+          <w:rtl/>
+        </w:rPr>
+      </w:pPr>
+    </w:p>
+    <w:p>
+      <w:pPr>
+        <w:rPr>
+          <w:color w:val="595959" w:themeColor="text1" w:themeTint="A6"/>
+          <w:rtl/>
+        </w:rPr>
+      </w:pPr>
+    </w:p>
+    <w:p>
+      <w:pPr>
+        <w:rPr>
+          <w:color w:val="595959" w:themeColor="text1" w:themeTint="A6"/>
+          <w:rtl/>
+        </w:rPr>
+      </w:pPr>
+    </w:p>
+    <w:p>
+      <w:pPr>
+        <w:rPr>
+          <w:color w:val="595959" w:themeColor="text1" w:themeTint="A6"/>
+          <w:rtl/>
+        </w:rPr>
+      </w:pPr>
+      <w:r>
+        <w:rPr>
+          <w:noProof/>
+        </w:rPr>
+        <w:drawing>
+          <wp:anchor distT="0" distB="0" distL="114300" distR="114300" simplePos="0" relativeHeight="251689984" behindDoc="0" locked="0" layoutInCell="1" allowOverlap="1" wp14:anchorId="777E91BF" wp14:editId="5E0754F4">
+            <wp:simplePos x="0" y="0"/>
+            <wp:positionH relativeFrom="column">
+              <wp:posOffset>-331076</wp:posOffset>
+            </wp:positionH>
+            <wp:positionV relativeFrom="page">
+              <wp:posOffset>506117</wp:posOffset>
+            </wp:positionV>
+            <wp:extent cx="1450340" cy="1052195"/>
+            <wp:effectExtent l="0" t="0" r="0" b="0"/>
+            <wp:wrapSquare wrapText="bothSides"/>
+            <wp:docPr id="1509416593" name="Picture 1"/>
+            <wp:cNvGraphicFramePr>
+              <a:graphicFrameLocks xmlns:a="http://schemas.openxmlformats.org/drawingml/2006/main" noChangeAspect="1"/>
+            </wp:cNvGraphicFramePr>
+            <a:graphic xmlns:a="http://schemas.openxmlformats.org/drawingml/2006/main">
+              <a:graphicData uri="http://schemas.openxmlformats.org/drawingml/2006/picture">
+                <pic:pic xmlns:pic="http://schemas.openxmlformats.org/drawingml/2006/picture">
+                  <pic:nvPicPr>
+                    <pic:cNvPr id="1480275638" name=""/>
+                    <pic:cNvPicPr/>
+                  </pic:nvPicPr>
+                  <pic:blipFill>
+                    <a:blip r:embed="rId5">
+                      <a:extLst>
+                        <a:ext uri="{28A0092B-C50C-407E-A947-70E740481C1C}">
+                          <a14:useLocalDpi xmlns:a14="http://schemas.microsoft.com/office/drawing/2010/main" val="0"/>
+                        </a:ext>
+                      </a:extLst>
+                    </a:blip>
+                    <a:stretch>
+                      <a:fillRect/>
+                    </a:stretch>
+                  </pic:blipFill>
+                  <pic:spPr>
+                    <a:xfrm>
+                      <a:off x="0" y="0"/>
+                      <a:ext cx="1450340" cy="1052195"/>
+                    </a:xfrm>
+                    <a:prstGeom prst="rect">
+                      <a:avLst/>
+                    </a:prstGeom>
+                  </pic:spPr>
+                </pic:pic>
+              </a:graphicData>
+            </a:graphic>
+          </wp:anchor>
+        </w:drawing>
+      </w:r>
+      <w:r>
+        <w:rPr>
+          <w:noProof/>
+        </w:rPr>
+        <w:drawing>
+          <wp:anchor distT="0" distB="0" distL="114300" distR="114300" simplePos="0" relativeHeight="251681792" behindDoc="0" locked="0" layoutInCell="1" allowOverlap="1" wp14:anchorId="35404308" wp14:editId="07A75CB1">
+            <wp:simplePos x="0" y="0"/>
+            <wp:positionH relativeFrom="column">
+              <wp:posOffset>4950373</wp:posOffset>
+            </wp:positionH>
+            <wp:positionV relativeFrom="page">
+              <wp:posOffset>346381</wp:posOffset>
+            </wp:positionV>
+            <wp:extent cx="1576070" cy="1576070"/>
+            <wp:effectExtent l="0" t="0" r="0" b="0"/>
+            <wp:wrapSquare wrapText="bothSides"/>
+            <wp:docPr id="344558529" name="Picture 5"/>
+            <wp:cNvGraphicFramePr>
+              <a:graphicFrameLocks xmlns:a="http://schemas.openxmlformats.org/drawingml/2006/main" noChangeAspect="1"/>
+            </wp:cNvGraphicFramePr>
+            <a:graphic xmlns:a="http://schemas.openxmlformats.org/drawingml/2006/main">
+              <a:graphicData uri="http://schemas.openxmlformats.org/drawingml/2006/picture">
+                <pic:pic xmlns:pic="http://schemas.openxmlformats.org/drawingml/2006/picture">
+                  <pic:nvPicPr>
+                    <pic:cNvPr id="0" name="Picture 17"/>
+                    <pic:cNvPicPr>
+                      <a:picLocks noChangeAspect="1" noChangeArrowheads="1"/>
+                    </pic:cNvPicPr>
+                  </pic:nvPicPr>
+                  <pic:blipFill>
+                    <a:blip r:embed="rId6" cstate="print">
+                      <a:extLst>
+                        <a:ext uri="{28A0092B-C50C-407E-A947-70E740481C1C}">
+                          <a14:useLocalDpi xmlns:a14="http://schemas.microsoft.com/office/drawing/2010/main" val="0"/>
+                        </a:ext>
+                      </a:extLst>
+                    </a:blip>
+                    <a:srcRect/>
+                    <a:stretch>
+                      <a:fillRect/>
+                    </a:stretch>
+                  </pic:blipFill>
+                  <pic:spPr bwMode="auto">
+                    <a:xfrm>
+                      <a:off x="0" y="0"/>
+                      <a:ext cx="1576070" cy="1576070"/>
+                    </a:xfrm>
+                    <a:prstGeom prst="rect">
+                      <a:avLst/>
+                    </a:prstGeom>
+                    <a:noFill/>
+                    <a:ln>
+                      <a:noFill/>
+                    </a:ln>
+                  </pic:spPr>
+                </pic:pic>
+              </a:graphicData>
+            </a:graphic>
+          </wp:anchor>
+        </w:drawing>
+      </w:r>
+    </w:p>
+    <w:p>
+      <w:pPr>
+        <w:rPr>
+          <w:color w:val="595959" w:themeColor="text1" w:themeTint="A6"/>
+          <w:rtl/>
+        </w:rPr>
+      </w:pPr>
+    </w:p>
+    <w:p>
+      <w:pPr>
+        <w:rPr>
+          <w:color w:val="595959" w:themeColor="text1" w:themeTint="A6"/>
+          <w:rtl/>
+        </w:rPr>
+      </w:pPr>
+    </w:p>
+    <w:p>
+      <w:pPr>
+        <w:rPr>
+          <w:color w:val="595959" w:themeColor="text1" w:themeTint="A6"/>
+          <w:rtl/>
+        </w:rPr>
+      </w:pPr>
+    </w:p>
+    <w:p>
+      <w:pPr>
+        <w:rPr>
+          <w:color w:val="595959" w:themeColor="text1" w:themeTint="A6"/>
+          <w:rtl/>
+        </w:rPr>
+      </w:pPr>
+    </w:p>
+    <w:p>
+      <w:pPr>
+        <w:rPr>
+          <w:color w:val="595959" w:themeColor="text1" w:themeTint="A6"/>
+          <w:rtl/>
+        </w:rPr>
+      </w:pPr>
+    </w:p>
+    <w:p>
+      <w:pPr>
+        <w:rPr>
+          <w:color w:val="595959" w:themeColor="text1" w:themeTint="A6"/>
+          <w:rtl/>
+        </w:rPr>
+      </w:pPr>
+    </w:p>
+    <w:p>
+      <w:pPr>
+        <w:rPr>
+          <w:color w:val="595959" w:themeColor="text1" w:themeTint="A6"/>
+          <w:rtl/>
+        </w:rPr>
+      </w:pPr>
+    </w:p>
+    <w:p>
+      <w:pPr>
+        <w:rPr>
+          <w:color w:val="595959" w:themeColor="text1" w:themeTint="A6"/>
+          <w:rtl/>
+        </w:rPr>
+      </w:pPr>
+    </w:p>
+    <w:p>
+      <w:pPr>
+        <w:rPr>
+          <w:color w:val="595959" w:themeColor="text1" w:themeTint="A6"/>
+          <w:rtl/>
+        </w:rPr>
+      </w:pPr>
+    </w:p>
+    <w:p>
+      <w:pPr>
+        <w:rPr>
+          <w:color w:val="595959" w:themeColor="text1" w:themeTint="A6"/>
+          <w:rtl/>
+        </w:rPr>
+      </w:pPr>
+    </w:p>
+    <w:p>
+      <w:pPr>
+        <w:rPr>
+          <w:color w:val="595959" w:themeColor="text1" w:themeTint="A6"/>
+          <w:rtl/>
+        </w:rPr>
+      </w:pPr>
+    </w:p>
+    <w:p>
+      <w:pPr>
+        <w:rPr>
+          <w:color w:val="595959" w:themeColor="text1" w:themeTint="A6"/>
+          <w:rtl/>
+        </w:rPr>
+      </w:pPr>
+    </w:p>
+    <w:p>
+      <w:pPr>
+        <w:rPr>
+          <w:color w:val="595959" w:themeColor="text1" w:themeTint="A6"/>
+          <w:rtl/>
+        </w:rPr>
+      </w:pPr>
+    </w:p>
+    <w:p>
+      <w:pPr>
+        <w:rPr>
+          <w:color w:val="595959" w:themeColor="text1" w:themeTint="A6"/>
+          <w:rtl/>
+        </w:rPr>
+      </w:pPr>
+    </w:p>
+    <w:p>
+      <w:pPr>
+        <w:rPr>
+          <w:color w:val="595959" w:themeColor="text1" w:themeTint="A6"/>
+          <w:rtl/>
+        </w:rPr>
+      </w:pPr>
+    </w:p>
+    <w:p>
+      <w:pPr>
+        <w:rPr>
+          <w:color w:val="595959" w:themeColor="text1" w:themeTint="A6"/>
+          <w:rtl/>
+        </w:rPr>
+      </w:pPr>
+    </w:p>
+    <w:p>
+      <w:pPr>
+        <w:rPr>
+          <w:color w:val="595959" w:themeColor="text1" w:themeTint="A6"/>
+          <w:rtl/>
+        </w:rPr>
+      </w:pPr>
+    </w:p>
+    <w:p>
+      <w:pPr>
+        <w:rPr>
+          <w:color w:val="595959" w:themeColor="text1" w:themeTint="A6"/>
+          <w:rtl/>
+        </w:rPr>
+      </w:pPr>
+    </w:p>
+    <w:p>
+      <w:pPr>
+        <w:rPr>
+          <w:color w:val="595959" w:themeColor="text1" w:themeTint="A6"/>
+          <w:rtl/>
+        </w:rPr>
+      </w:pPr>
+    </w:p>
+    <w:p>
+      <w:pPr>
+        <w:rPr>
+          <w:color w:val="595959" w:themeColor="text1" w:themeTint="A6"/>
+          <w:rtl/>
+        </w:rPr>
+      </w:pPr>
+    </w:p>
+    <w:p>
+      <w:pPr>
+        <w:rPr>
+          <w:color w:val="595959" w:themeColor="text1" w:themeTint="A6"/>
+          <w:rtl/>
+        </w:rPr>
+      </w:pPr>
+    </w:p>
+    <w:p>
+      <w:pPr>
+        <w:rPr>
+          <w:color w:val="595959" w:themeColor="text1" w:themeTint="A6"/>
+          <w:rtl/>
+        </w:rPr>
+      </w:pPr>
+    </w:p>
+    <w:p>
+      <w:pPr>
+        <w:rPr>
+          <w:color w:val="595959" w:themeColor="text1" w:themeTint="A6"/>
+          <w:rtl/>
+        </w:rPr>
+      </w:pPr>
+    </w:p>
+    <w:p>
+      <w:pPr>
+        <w:rPr>
+          <w:color w:val="595959" w:themeColor="text1" w:themeTint="A6"/>
+          <w:rtl/>
+        </w:rPr>
+      </w:pPr>
+    </w:p>
+    <w:p>
+      <w:pPr>
+        <w:rPr>
+          <w:color w:val="595959" w:themeColor="text1" w:themeTint="A6"/>
+          <w:rtl/>
+        </w:rPr>
+      </w:pPr>
+    </w:p>
+    <w:p>
+      <w:pPr>
+        <w:rPr>
+          <w:color w:val="595959" w:themeColor="text1" w:themeTint="A6"/>
+          <w:rtl/>
+        </w:rPr>
+      </w:pPr>
+    </w:p>
+    <w:p>
+      <w:pPr>
+        <w:rPr>
+          <w:color w:val="595959" w:themeColor="text1" w:themeTint="A6"/>
+          <w:rtl/>
+        </w:rPr>
+      </w:pPr>
+      <w:r>
+        <w:rPr>
+          <w:noProof/>
+        </w:rPr>
+        <w:drawing>
+          <wp:anchor distT="0" distB="0" distL="114300" distR="114300" simplePos="0" relativeHeight="251679744" behindDoc="0" locked="0" layoutInCell="1" allowOverlap="1" wp14:anchorId="48F08F2B" wp14:editId="4E851BF1">
+            <wp:simplePos x="0" y="0"/>
+            <wp:positionH relativeFrom="column">
+              <wp:posOffset>4903076</wp:posOffset>
+            </wp:positionH>
+            <wp:positionV relativeFrom="page">
+              <wp:posOffset>364336</wp:posOffset>
+            </wp:positionV>
+            <wp:extent cx="1576070" cy="1576070"/>
+            <wp:effectExtent l="0" t="0" r="0" b="0"/>
+            <wp:wrapSquare wrapText="bothSides"/>
+            <wp:docPr id="1021174656" name="Picture 5"/>
+            <wp:cNvGraphicFramePr>
+              <a:graphicFrameLocks xmlns:a="http://schemas.openxmlformats.org/drawingml/2006/main" noChangeAspect="1"/>
+            </wp:cNvGraphicFramePr>
+            <a:graphic xmlns:a="http://schemas.openxmlformats.org/drawingml/2006/main">
+              <a:graphicData uri="http://schemas.openxmlformats.org/drawingml/2006/picture">
+                <pic:pic xmlns:pic="http://schemas.openxmlformats.org/drawingml/2006/picture">
+                  <pic:nvPicPr>
+                    <pic:cNvPr id="0" name="Picture 17"/>
+                    <pic:cNvPicPr>
+                      <a:picLocks noChangeAspect="1" noChangeArrowheads="1"/>
+                    </pic:cNvPicPr>
+                  </pic:nvPicPr>
+                  <pic:blipFill>
+                    <a:blip r:embed="rId6" cstate="print">
+                      <a:extLst>
+                        <a:ext uri="{28A0092B-C50C-407E-A947-70E740481C1C}">
+                          <a14:useLocalDpi xmlns:a14="http://schemas.microsoft.com/office/drawing/2010/main" val="0"/>
+                        </a:ext>
+                      </a:extLst>
+                    </a:blip>
+                    <a:srcRect/>
+                    <a:stretch>
+                      <a:fillRect/>
+                    </a:stretch>
+                  </pic:blipFill>
+                  <pic:spPr bwMode="auto">
+                    <a:xfrm>
+                      <a:off x="0" y="0"/>
+                      <a:ext cx="1576070" cy="1576070"/>
+                    </a:xfrm>
+                    <a:prstGeom prst="rect">
+                      <a:avLst/>
+                    </a:prstGeom>
+                    <a:noFill/>
+                    <a:ln>
+                      <a:noFill/>
+                    </a:ln>
+                  </pic:spPr>
+                </pic:pic>
+              </a:graphicData>
+            </a:graphic>
+          </wp:anchor>
+        </w:drawing>
+      </w:r>
+    </w:p>
+    <w:p>
+      <w:pPr>
+        <w:rPr>
+          <w:color w:val="595959" w:themeColor="text1" w:themeTint="A6"/>
+          <w:rtl/>
+        </w:rPr>
+      </w:pPr>
+    </w:p>
+    <w:p>
+      <w:pPr>
+        <w:rPr>
+          <w:color w:val="595959" w:themeColor="text1" w:themeTint="A6"/>
+          <w:rtl/>
+        </w:rPr>
+      </w:pPr>
+    </w:p>
+    <w:p>
+      <w:pPr>
+        <w:rPr>
+          <w:color w:val="595959" w:themeColor="text1" w:themeTint="A6"/>
+          <w:rtl/>
+        </w:rPr>
+      </w:pPr>
+    </w:p>
+    <w:p>
+      <w:pPr>
+        <w:rPr>
+          <w:color w:val="595959" w:themeColor="text1" w:themeTint="A6"/>
+          <w:rtl/>
+        </w:rPr>
+      </w:pPr>
+    </w:p>
+    <w:p>
+      <w:pPr>
+        <w:rPr>
+          <w:color w:val="595959" w:themeColor="text1" w:themeTint="A6"/>
+          <w:rtl/>
+        </w:rPr>
+      </w:pPr>
+    </w:p>
+    <w:p>
+      <w:pPr>
+        <w:rPr>
+          <w:color w:val="595959" w:themeColor="text1" w:themeTint="A6"/>
+          <w:rtl/>
+        </w:rPr>
+      </w:pPr>
+    </w:p>
+    <w:p>
+      <w:pPr>
+        <w:rPr>
+          <w:color w:val="595959" w:themeColor="text1" w:themeTint="A6"/>
+          <w:rtl/>
+        </w:rPr>
+      </w:pPr>
+    </w:p>
+    <w:p>
+      <w:pPr>
+        <w:rPr>
+          <w:color w:val="595959" w:themeColor="text1" w:themeTint="A6"/>
+          <w:rtl/>
+        </w:rPr>
+      </w:pPr>
+    </w:p>
+    <w:p>
+      <w:pPr>
+        <w:rPr>
+          <w:color w:val="595959" w:themeColor="text1" w:themeTint="A6"/>
+          <w:rtl/>
+        </w:rPr>
+      </w:pPr>
+    </w:p>
+    <w:p>
+      <w:pPr>
+        <w:rPr>
+          <w:color w:val="595959" w:themeColor="text1" w:themeTint="A6"/>
+          <w:rtl/>
+        </w:rPr>
+      </w:pPr>
+    </w:p>
+    <w:p>
+      <w:pPr>
+        <w:rPr>
+          <w:color w:val="595959" w:themeColor="text1" w:themeTint="A6"/>
+          <w:rtl/>
+        </w:rPr>
+      </w:pPr>
+    </w:p>
+    <w:p>
+      <w:pPr>
+        <w:rPr>
+          <w:color w:val="595959" w:themeColor="text1" w:themeTint="A6"/>
+          <w:rtl/>
+        </w:rPr>
+      </w:pPr>
+    </w:p>
+    <w:p>
+      <w:pPr>
+        <w:rPr>
+          <w:color w:val="595959" w:themeColor="text1" w:themeTint="A6"/>
+          <w:rtl/>
+        </w:rPr>
+      </w:pPr>
+    </w:p>
+    <w:p>
+      <w:pPr>
+        <w:rPr>
+          <w:color w:val="595959" w:themeColor="text1" w:themeTint="A6"/>
+          <w:rtl/>
+        </w:rPr>
+      </w:pPr>
+    </w:p>
+    <w:p>
+      <w:pPr>
+        <w:rPr>
+          <w:color w:val="595959" w:themeColor="text1" w:themeTint="A6"/>
+          <w:rtl/>
+        </w:rPr>
+      </w:pPr>
     </w:p>
     <w:p>
       <w:pPr>
@@ -2094,9 +5814,122 @@
 <file path=word/numbering.xml><?xml version="1.0" encoding="utf-8"?>
 <w:numbering xmlns:wpc="http://schemas.microsoft.com/office/word/2010/wordprocessingCanvas" xmlns:cx="http://schemas.microsoft.com/office/drawing/2014/chartex" xmlns:cx1="http://schemas.microsoft.com/office/drawing/2015/9/8/chartex" xmlns:cx2="http://schemas.microsoft.com/office/drawing/2015/10/21/chartex" xmlns:cx3="http://schemas.microsoft.com/office/drawing/2016/5/9/chartex" xmlns:cx4="http://schemas.microsoft.com/office/drawing/2016/5/10/chartex" xmlns:cx5="http://schemas.microsoft.com/office/drawing/2016/5/11/chartex" xmlns:cx6="http://schemas.microsoft.com/office/drawing/2016/5/12/chartex" xmlns:cx7="http://schemas.microsoft.com/office/drawing/2016/5/13/chartex" xmlns:cx8="http://schemas.microsoft.com/office/drawing/2016/5/14/chartex" xmlns:mc="http://schemas.openxmlformats.org/markup-compatibility/2006" xmlns:aink="http://schemas.microsoft.com/office/drawing/2016/ink" xmlns:am3d="http://schemas.microsoft.com/office/drawing/2017/model3d" xmlns:o="urn:schemas-microsoft-com:office:office" xmlns:oel="http://schemas.microsoft.com/office/2019/extlst" xmlns:r="http://schemas.openxmlformats.org/officeDocument/2006/relationships" xmlns:m="http://schemas.openxmlformats.org/officeDocument/2006/math" xmlns:v="urn:schemas-microsoft-com:vml" xmlns:wp14="http://schemas.microsoft.com/office/word/2010/wordprocessingDrawing" xmlns:wp="http://schemas.openxmlformats.org/drawingml/2006/wordprocessingDrawing" xmlns:w10="urn:schemas-microsoft-com:office:word" xmlns:w="http://schemas.openxmlformats.org/wordprocessingml/2006/main" xmlns:w14="http://schemas.microsoft.com/office/word/2010/wordml" xmlns:w15="http://schemas.microsoft.com/office/word/2012/wordml" xmlns:w16cex="http://schemas.microsoft.com/office/word/2018/wordml/cex" xmlns:w16cid="http://schemas.microsoft.com/office/word/2016/wordml/cid" xmlns:w16="http://schemas.microsoft.com/office/word/2018/wordml" xmlns:w16du="http://schemas.microsoft.com/office/word/2023/wordml/word16du" xmlns:w16sdtdh="http://schemas.microsoft.com/office/word/2020/wordml/sdtdatahash" xmlns:w16sdtfl="http://schemas.microsoft.com/office/word/2024/wordml/sdtformatlock" xmlns:w16se="http://schemas.microsoft.com/office/word/2015/wordml/symex" xmlns:wpg="http://schemas.microsoft.com/office/word/2010/wordprocessingGroup" xmlns:wpi="http://schemas.microsoft.com/office/word/2010/wordprocessingInk" xmlns:wne="http://schemas.microsoft.com/office/word/2006/wordml" xmlns:wps="http://schemas.microsoft.com/office/word/2010/wordprocessingShape" mc:Ignorable="w14 w15 w16se w16cid w16 w16cex w16sdtdh w16sdtfl w16du wp14">
   <w:abstractNum w:abstractNumId="0" w15:restartNumberingAfterBreak="0">
-    <w:nsid w:val="2E884B46"/>
+    <w:nsid w:val="10967D4D"/>
+    <w:multiLevelType w:val="hybridMultilevel"/>
+    <w:tmpl w:val="6C8E0A1A"/>
+    <w:lvl w:ilvl="0" w:tplc="04090001">
+      <w:start w:val="1"/>
+      <w:numFmt w:val="bullet"/>
+      <w:lvlText w:val=""/>
+      <w:lvlJc w:val="left"/>
+      <w:pPr>
+        <w:ind w:left="770" w:hanging="360"/>
+      </w:pPr>
+      <w:rPr>
+        <w:rFonts w:ascii="Symbol" w:hAnsi="Symbol" w:hint="default"/>
+      </w:rPr>
+    </w:lvl>
+    <w:lvl w:ilvl="1" w:tplc="04090003" w:tentative="1">
+      <w:start w:val="1"/>
+      <w:numFmt w:val="bullet"/>
+      <w:lvlText w:val="o"/>
+      <w:lvlJc w:val="left"/>
+      <w:pPr>
+        <w:ind w:left="1490" w:hanging="360"/>
+      </w:pPr>
+      <w:rPr>
+        <w:rFonts w:ascii="Courier New" w:hAnsi="Courier New" w:cs="Courier New" w:hint="default"/>
+      </w:rPr>
+    </w:lvl>
+    <w:lvl w:ilvl="2" w:tplc="04090005" w:tentative="1">
+      <w:start w:val="1"/>
+      <w:numFmt w:val="bullet"/>
+      <w:lvlText w:val=""/>
+      <w:lvlJc w:val="left"/>
+      <w:pPr>
+        <w:ind w:left="2210" w:hanging="360"/>
+      </w:pPr>
+      <w:rPr>
+        <w:rFonts w:ascii="Wingdings" w:hAnsi="Wingdings" w:hint="default"/>
+      </w:rPr>
+    </w:lvl>
+    <w:lvl w:ilvl="3" w:tplc="04090001" w:tentative="1">
+      <w:start w:val="1"/>
+      <w:numFmt w:val="bullet"/>
+      <w:lvlText w:val=""/>
+      <w:lvlJc w:val="left"/>
+      <w:pPr>
+        <w:ind w:left="2930" w:hanging="360"/>
+      </w:pPr>
+      <w:rPr>
+        <w:rFonts w:ascii="Symbol" w:hAnsi="Symbol" w:hint="default"/>
+      </w:rPr>
+    </w:lvl>
+    <w:lvl w:ilvl="4" w:tplc="04090003" w:tentative="1">
+      <w:start w:val="1"/>
+      <w:numFmt w:val="bullet"/>
+      <w:lvlText w:val="o"/>
+      <w:lvlJc w:val="left"/>
+      <w:pPr>
+        <w:ind w:left="3650" w:hanging="360"/>
+      </w:pPr>
+      <w:rPr>
+        <w:rFonts w:ascii="Courier New" w:hAnsi="Courier New" w:cs="Courier New" w:hint="default"/>
+      </w:rPr>
+    </w:lvl>
+    <w:lvl w:ilvl="5" w:tplc="04090005" w:tentative="1">
+      <w:start w:val="1"/>
+      <w:numFmt w:val="bullet"/>
+      <w:lvlText w:val=""/>
+      <w:lvlJc w:val="left"/>
+      <w:pPr>
+        <w:ind w:left="4370" w:hanging="360"/>
+      </w:pPr>
+      <w:rPr>
+        <w:rFonts w:ascii="Wingdings" w:hAnsi="Wingdings" w:hint="default"/>
+      </w:rPr>
+    </w:lvl>
+    <w:lvl w:ilvl="6" w:tplc="04090001" w:tentative="1">
+      <w:start w:val="1"/>
+      <w:numFmt w:val="bullet"/>
+      <w:lvlText w:val=""/>
+      <w:lvlJc w:val="left"/>
+      <w:pPr>
+        <w:ind w:left="5090" w:hanging="360"/>
+      </w:pPr>
+      <w:rPr>
+        <w:rFonts w:ascii="Symbol" w:hAnsi="Symbol" w:hint="default"/>
+      </w:rPr>
+    </w:lvl>
+    <w:lvl w:ilvl="7" w:tplc="04090003" w:tentative="1">
+      <w:start w:val="1"/>
+      <w:numFmt w:val="bullet"/>
+      <w:lvlText w:val="o"/>
+      <w:lvlJc w:val="left"/>
+      <w:pPr>
+        <w:ind w:left="5810" w:hanging="360"/>
+      </w:pPr>
+      <w:rPr>
+        <w:rFonts w:ascii="Courier New" w:hAnsi="Courier New" w:cs="Courier New" w:hint="default"/>
+      </w:rPr>
+    </w:lvl>
+    <w:lvl w:ilvl="8" w:tplc="04090005" w:tentative="1">
+      <w:start w:val="1"/>
+      <w:numFmt w:val="bullet"/>
+      <w:lvlText w:val=""/>
+      <w:lvlJc w:val="left"/>
+      <w:pPr>
+        <w:ind w:left="6530" w:hanging="360"/>
+      </w:pPr>
+      <w:rPr>
+        <w:rFonts w:ascii="Wingdings" w:hAnsi="Wingdings" w:hint="default"/>
+      </w:rPr>
+    </w:lvl>
+  </w:abstractNum>
+  <w:abstractNum w:abstractNumId="1" w15:restartNumberingAfterBreak="0">
+    <w:nsid w:val="21501F30"/>
     <w:multiLevelType w:val="multilevel"/>
-    <w:tmpl w:val="F79CE018"/>
+    <w:tmpl w:val="503A33A0"/>
     <w:lvl w:ilvl="0">
       <w:start w:val="1"/>
       <w:numFmt w:val="bullet"/>
@@ -2242,123 +6075,10 @@
       </w:rPr>
     </w:lvl>
   </w:abstractNum>
-  <w:abstractNum w:abstractNumId="1" w15:restartNumberingAfterBreak="0">
-    <w:nsid w:val="47E27291"/>
+  <w:abstractNum w:abstractNumId="2" w15:restartNumberingAfterBreak="0">
+    <w:nsid w:val="2E884B46"/>
     <w:multiLevelType w:val="multilevel"/>
-    <w:tmpl w:val="CAFA5302"/>
-    <w:lvl w:ilvl="0">
-      <w:start w:val="1"/>
-      <w:numFmt w:val="decimal"/>
-      <w:lvlText w:val="%1."/>
-      <w:lvlJc w:val="left"/>
-      <w:pPr>
-        <w:tabs>
-          <w:tab w:val="num" w:pos="720"/>
-        </w:tabs>
-        <w:ind w:left="720" w:hanging="360"/>
-      </w:pPr>
-    </w:lvl>
-    <w:lvl w:ilvl="1" w:tentative="1">
-      <w:start w:val="1"/>
-      <w:numFmt w:val="decimal"/>
-      <w:lvlText w:val="%2."/>
-      <w:lvlJc w:val="left"/>
-      <w:pPr>
-        <w:tabs>
-          <w:tab w:val="num" w:pos="1440"/>
-        </w:tabs>
-        <w:ind w:left="1440" w:hanging="360"/>
-      </w:pPr>
-    </w:lvl>
-    <w:lvl w:ilvl="2" w:tentative="1">
-      <w:start w:val="1"/>
-      <w:numFmt w:val="decimal"/>
-      <w:lvlText w:val="%3."/>
-      <w:lvlJc w:val="left"/>
-      <w:pPr>
-        <w:tabs>
-          <w:tab w:val="num" w:pos="2160"/>
-        </w:tabs>
-        <w:ind w:left="2160" w:hanging="360"/>
-      </w:pPr>
-    </w:lvl>
-    <w:lvl w:ilvl="3" w:tentative="1">
-      <w:start w:val="1"/>
-      <w:numFmt w:val="decimal"/>
-      <w:lvlText w:val="%4."/>
-      <w:lvlJc w:val="left"/>
-      <w:pPr>
-        <w:tabs>
-          <w:tab w:val="num" w:pos="2880"/>
-        </w:tabs>
-        <w:ind w:left="2880" w:hanging="360"/>
-      </w:pPr>
-    </w:lvl>
-    <w:lvl w:ilvl="4" w:tentative="1">
-      <w:start w:val="1"/>
-      <w:numFmt w:val="decimal"/>
-      <w:lvlText w:val="%5."/>
-      <w:lvlJc w:val="left"/>
-      <w:pPr>
-        <w:tabs>
-          <w:tab w:val="num" w:pos="3600"/>
-        </w:tabs>
-        <w:ind w:left="3600" w:hanging="360"/>
-      </w:pPr>
-    </w:lvl>
-    <w:lvl w:ilvl="5" w:tentative="1">
-      <w:start w:val="1"/>
-      <w:numFmt w:val="decimal"/>
-      <w:lvlText w:val="%6."/>
-      <w:lvlJc w:val="left"/>
-      <w:pPr>
-        <w:tabs>
-          <w:tab w:val="num" w:pos="4320"/>
-        </w:tabs>
-        <w:ind w:left="4320" w:hanging="360"/>
-      </w:pPr>
-    </w:lvl>
-    <w:lvl w:ilvl="6" w:tentative="1">
-      <w:start w:val="1"/>
-      <w:numFmt w:val="decimal"/>
-      <w:lvlText w:val="%7."/>
-      <w:lvlJc w:val="left"/>
-      <w:pPr>
-        <w:tabs>
-          <w:tab w:val="num" w:pos="5040"/>
-        </w:tabs>
-        <w:ind w:left="5040" w:hanging="360"/>
-      </w:pPr>
-    </w:lvl>
-    <w:lvl w:ilvl="7" w:tentative="1">
-      <w:start w:val="1"/>
-      <w:numFmt w:val="decimal"/>
-      <w:lvlText w:val="%8."/>
-      <w:lvlJc w:val="left"/>
-      <w:pPr>
-        <w:tabs>
-          <w:tab w:val="num" w:pos="5760"/>
-        </w:tabs>
-        <w:ind w:left="5760" w:hanging="360"/>
-      </w:pPr>
-    </w:lvl>
-    <w:lvl w:ilvl="8" w:tentative="1">
-      <w:start w:val="1"/>
-      <w:numFmt w:val="decimal"/>
-      <w:lvlText w:val="%9."/>
-      <w:lvlJc w:val="left"/>
-      <w:pPr>
-        <w:tabs>
-          <w:tab w:val="num" w:pos="6480"/>
-        </w:tabs>
-        <w:ind w:left="6480" w:hanging="360"/>
-      </w:pPr>
-    </w:lvl>
-  </w:abstractNum>
-  <w:abstractNum w:abstractNumId="2" w15:restartNumberingAfterBreak="0">
-    <w:nsid w:val="4FC74B98"/>
-    <w:multiLevelType w:val="multilevel"/>
-    <w:tmpl w:val="8EF24D4C"/>
+    <w:tmpl w:val="F79CE018"/>
     <w:lvl w:ilvl="0">
       <w:start w:val="1"/>
       <w:numFmt w:val="bullet"/>
@@ -2505,9 +6225,9 @@
     </w:lvl>
   </w:abstractNum>
   <w:abstractNum w:abstractNumId="3" w15:restartNumberingAfterBreak="0">
-    <w:nsid w:val="74885AA3"/>
+    <w:nsid w:val="47E27291"/>
     <w:multiLevelType w:val="multilevel"/>
-    <w:tmpl w:val="CDB8C8CA"/>
+    <w:tmpl w:val="CAFA5302"/>
     <w:lvl w:ilvl="0">
       <w:start w:val="1"/>
       <w:numFmt w:val="decimal"/>
@@ -2618,9 +6338,9 @@
     </w:lvl>
   </w:abstractNum>
   <w:abstractNum w:abstractNumId="4" w15:restartNumberingAfterBreak="0">
-    <w:nsid w:val="7B7C10FC"/>
+    <w:nsid w:val="4FC74B98"/>
     <w:multiLevelType w:val="multilevel"/>
-    <w:tmpl w:val="7ACC848E"/>
+    <w:tmpl w:val="8EF24D4C"/>
     <w:lvl w:ilvl="0">
       <w:start w:val="1"/>
       <w:numFmt w:val="bullet"/>
@@ -2766,19 +6486,287 @@
       </w:rPr>
     </w:lvl>
   </w:abstractNum>
+  <w:abstractNum w:abstractNumId="5" w15:restartNumberingAfterBreak="0">
+    <w:nsid w:val="74885AA3"/>
+    <w:multiLevelType w:val="multilevel"/>
+    <w:tmpl w:val="CDB8C8CA"/>
+    <w:lvl w:ilvl="0">
+      <w:start w:val="1"/>
+      <w:numFmt w:val="decimal"/>
+      <w:lvlText w:val="%1."/>
+      <w:lvlJc w:val="left"/>
+      <w:pPr>
+        <w:tabs>
+          <w:tab w:val="num" w:pos="720"/>
+        </w:tabs>
+        <w:ind w:left="720" w:hanging="360"/>
+      </w:pPr>
+    </w:lvl>
+    <w:lvl w:ilvl="1" w:tentative="1">
+      <w:start w:val="1"/>
+      <w:numFmt w:val="decimal"/>
+      <w:lvlText w:val="%2."/>
+      <w:lvlJc w:val="left"/>
+      <w:pPr>
+        <w:tabs>
+          <w:tab w:val="num" w:pos="1440"/>
+        </w:tabs>
+        <w:ind w:left="1440" w:hanging="360"/>
+      </w:pPr>
+    </w:lvl>
+    <w:lvl w:ilvl="2" w:tentative="1">
+      <w:start w:val="1"/>
+      <w:numFmt w:val="decimal"/>
+      <w:lvlText w:val="%3."/>
+      <w:lvlJc w:val="left"/>
+      <w:pPr>
+        <w:tabs>
+          <w:tab w:val="num" w:pos="2160"/>
+        </w:tabs>
+        <w:ind w:left="2160" w:hanging="360"/>
+      </w:pPr>
+    </w:lvl>
+    <w:lvl w:ilvl="3" w:tentative="1">
+      <w:start w:val="1"/>
+      <w:numFmt w:val="decimal"/>
+      <w:lvlText w:val="%4."/>
+      <w:lvlJc w:val="left"/>
+      <w:pPr>
+        <w:tabs>
+          <w:tab w:val="num" w:pos="2880"/>
+        </w:tabs>
+        <w:ind w:left="2880" w:hanging="360"/>
+      </w:pPr>
+    </w:lvl>
+    <w:lvl w:ilvl="4" w:tentative="1">
+      <w:start w:val="1"/>
+      <w:numFmt w:val="decimal"/>
+      <w:lvlText w:val="%5."/>
+      <w:lvlJc w:val="left"/>
+      <w:pPr>
+        <w:tabs>
+          <w:tab w:val="num" w:pos="3600"/>
+        </w:tabs>
+        <w:ind w:left="3600" w:hanging="360"/>
+      </w:pPr>
+    </w:lvl>
+    <w:lvl w:ilvl="5" w:tentative="1">
+      <w:start w:val="1"/>
+      <w:numFmt w:val="decimal"/>
+      <w:lvlText w:val="%6."/>
+      <w:lvlJc w:val="left"/>
+      <w:pPr>
+        <w:tabs>
+          <w:tab w:val="num" w:pos="4320"/>
+        </w:tabs>
+        <w:ind w:left="4320" w:hanging="360"/>
+      </w:pPr>
+    </w:lvl>
+    <w:lvl w:ilvl="6" w:tentative="1">
+      <w:start w:val="1"/>
+      <w:numFmt w:val="decimal"/>
+      <w:lvlText w:val="%7."/>
+      <w:lvlJc w:val="left"/>
+      <w:pPr>
+        <w:tabs>
+          <w:tab w:val="num" w:pos="5040"/>
+        </w:tabs>
+        <w:ind w:left="5040" w:hanging="360"/>
+      </w:pPr>
+    </w:lvl>
+    <w:lvl w:ilvl="7" w:tentative="1">
+      <w:start w:val="1"/>
+      <w:numFmt w:val="decimal"/>
+      <w:lvlText w:val="%8."/>
+      <w:lvlJc w:val="left"/>
+      <w:pPr>
+        <w:tabs>
+          <w:tab w:val="num" w:pos="5760"/>
+        </w:tabs>
+        <w:ind w:left="5760" w:hanging="360"/>
+      </w:pPr>
+    </w:lvl>
+    <w:lvl w:ilvl="8" w:tentative="1">
+      <w:start w:val="1"/>
+      <w:numFmt w:val="decimal"/>
+      <w:lvlText w:val="%9."/>
+      <w:lvlJc w:val="left"/>
+      <w:pPr>
+        <w:tabs>
+          <w:tab w:val="num" w:pos="6480"/>
+        </w:tabs>
+        <w:ind w:left="6480" w:hanging="360"/>
+      </w:pPr>
+    </w:lvl>
+  </w:abstractNum>
+  <w:abstractNum w:abstractNumId="6" w15:restartNumberingAfterBreak="0">
+    <w:nsid w:val="7B7C10FC"/>
+    <w:multiLevelType w:val="multilevel"/>
+    <w:tmpl w:val="7ACC848E"/>
+    <w:lvl w:ilvl="0">
+      <w:start w:val="1"/>
+      <w:numFmt w:val="bullet"/>
+      <w:lvlText w:val=""/>
+      <w:lvlJc w:val="left"/>
+      <w:pPr>
+        <w:tabs>
+          <w:tab w:val="num" w:pos="720"/>
+        </w:tabs>
+        <w:ind w:left="720" w:hanging="360"/>
+      </w:pPr>
+      <w:rPr>
+        <w:rFonts w:ascii="Symbol" w:hAnsi="Symbol" w:hint="default"/>
+        <w:sz w:val="20"/>
+      </w:rPr>
+    </w:lvl>
+    <w:lvl w:ilvl="1" w:tentative="1">
+      <w:start w:val="1"/>
+      <w:numFmt w:val="bullet"/>
+      <w:lvlText w:val="o"/>
+      <w:lvlJc w:val="left"/>
+      <w:pPr>
+        <w:tabs>
+          <w:tab w:val="num" w:pos="1440"/>
+        </w:tabs>
+        <w:ind w:left="1440" w:hanging="360"/>
+      </w:pPr>
+      <w:rPr>
+        <w:rFonts w:ascii="Courier New" w:hAnsi="Courier New" w:hint="default"/>
+        <w:sz w:val="20"/>
+      </w:rPr>
+    </w:lvl>
+    <w:lvl w:ilvl="2" w:tentative="1">
+      <w:start w:val="1"/>
+      <w:numFmt w:val="bullet"/>
+      <w:lvlText w:val=""/>
+      <w:lvlJc w:val="left"/>
+      <w:pPr>
+        <w:tabs>
+          <w:tab w:val="num" w:pos="2160"/>
+        </w:tabs>
+        <w:ind w:left="2160" w:hanging="360"/>
+      </w:pPr>
+      <w:rPr>
+        <w:rFonts w:ascii="Wingdings" w:hAnsi="Wingdings" w:hint="default"/>
+        <w:sz w:val="20"/>
+      </w:rPr>
+    </w:lvl>
+    <w:lvl w:ilvl="3" w:tentative="1">
+      <w:start w:val="1"/>
+      <w:numFmt w:val="bullet"/>
+      <w:lvlText w:val=""/>
+      <w:lvlJc w:val="left"/>
+      <w:pPr>
+        <w:tabs>
+          <w:tab w:val="num" w:pos="2880"/>
+        </w:tabs>
+        <w:ind w:left="2880" w:hanging="360"/>
+      </w:pPr>
+      <w:rPr>
+        <w:rFonts w:ascii="Wingdings" w:hAnsi="Wingdings" w:hint="default"/>
+        <w:sz w:val="20"/>
+      </w:rPr>
+    </w:lvl>
+    <w:lvl w:ilvl="4" w:tentative="1">
+      <w:start w:val="1"/>
+      <w:numFmt w:val="bullet"/>
+      <w:lvlText w:val=""/>
+      <w:lvlJc w:val="left"/>
+      <w:pPr>
+        <w:tabs>
+          <w:tab w:val="num" w:pos="3600"/>
+        </w:tabs>
+        <w:ind w:left="3600" w:hanging="360"/>
+      </w:pPr>
+      <w:rPr>
+        <w:rFonts w:ascii="Wingdings" w:hAnsi="Wingdings" w:hint="default"/>
+        <w:sz w:val="20"/>
+      </w:rPr>
+    </w:lvl>
+    <w:lvl w:ilvl="5" w:tentative="1">
+      <w:start w:val="1"/>
+      <w:numFmt w:val="bullet"/>
+      <w:lvlText w:val=""/>
+      <w:lvlJc w:val="left"/>
+      <w:pPr>
+        <w:tabs>
+          <w:tab w:val="num" w:pos="4320"/>
+        </w:tabs>
+        <w:ind w:left="4320" w:hanging="360"/>
+      </w:pPr>
+      <w:rPr>
+        <w:rFonts w:ascii="Wingdings" w:hAnsi="Wingdings" w:hint="default"/>
+        <w:sz w:val="20"/>
+      </w:rPr>
+    </w:lvl>
+    <w:lvl w:ilvl="6" w:tentative="1">
+      <w:start w:val="1"/>
+      <w:numFmt w:val="bullet"/>
+      <w:lvlText w:val=""/>
+      <w:lvlJc w:val="left"/>
+      <w:pPr>
+        <w:tabs>
+          <w:tab w:val="num" w:pos="5040"/>
+        </w:tabs>
+        <w:ind w:left="5040" w:hanging="360"/>
+      </w:pPr>
+      <w:rPr>
+        <w:rFonts w:ascii="Wingdings" w:hAnsi="Wingdings" w:hint="default"/>
+        <w:sz w:val="20"/>
+      </w:rPr>
+    </w:lvl>
+    <w:lvl w:ilvl="7" w:tentative="1">
+      <w:start w:val="1"/>
+      <w:numFmt w:val="bullet"/>
+      <w:lvlText w:val=""/>
+      <w:lvlJc w:val="left"/>
+      <w:pPr>
+        <w:tabs>
+          <w:tab w:val="num" w:pos="5760"/>
+        </w:tabs>
+        <w:ind w:left="5760" w:hanging="360"/>
+      </w:pPr>
+      <w:rPr>
+        <w:rFonts w:ascii="Wingdings" w:hAnsi="Wingdings" w:hint="default"/>
+        <w:sz w:val="20"/>
+      </w:rPr>
+    </w:lvl>
+    <w:lvl w:ilvl="8" w:tentative="1">
+      <w:start w:val="1"/>
+      <w:numFmt w:val="bullet"/>
+      <w:lvlText w:val=""/>
+      <w:lvlJc w:val="left"/>
+      <w:pPr>
+        <w:tabs>
+          <w:tab w:val="num" w:pos="6480"/>
+        </w:tabs>
+        <w:ind w:left="6480" w:hanging="360"/>
+      </w:pPr>
+      <w:rPr>
+        <w:rFonts w:ascii="Wingdings" w:hAnsi="Wingdings" w:hint="default"/>
+        <w:sz w:val="20"/>
+      </w:rPr>
+    </w:lvl>
+  </w:abstractNum>
   <w:num w:numId="1" w16cid:durableId="1870219971">
+    <w:abstractNumId w:val="6"/>
+  </w:num>
+  <w:num w:numId="2" w16cid:durableId="2035112011">
     <w:abstractNumId w:val="4"/>
   </w:num>
-  <w:num w:numId="2" w16cid:durableId="2035112011">
+  <w:num w:numId="3" w16cid:durableId="1338188893">
+    <w:abstractNumId w:val="5"/>
+  </w:num>
+  <w:num w:numId="4" w16cid:durableId="1442187289">
     <w:abstractNumId w:val="2"/>
   </w:num>
-  <w:num w:numId="3" w16cid:durableId="1338188893">
+  <w:num w:numId="5" w16cid:durableId="1913346844">
     <w:abstractNumId w:val="3"/>
   </w:num>
-  <w:num w:numId="4" w16cid:durableId="1442187289">
+  <w:num w:numId="6" w16cid:durableId="1667585960">
     <w:abstractNumId w:val="0"/>
   </w:num>
-  <w:num w:numId="5" w16cid:durableId="1913346844">
+  <w:num w:numId="7" w16cid:durableId="1748309079">
     <w:abstractNumId w:val="1"/>
   </w:num>
 </w:numbering>
@@ -3387,7 +7375,6 @@
   <w:style w:type="character" w:default="1" w:styleId="DefaultParagraphFont">
     <w:name w:val="Default Paragraph Font"/>
     <w:uiPriority w:val="1"/>
-    <w:semiHidden/>
     <w:unhideWhenUsed/>
   </w:style>
   <w:style w:type="table" w:default="1" w:styleId="TableNormal">
@@ -3701,7 +7688,447 @@
       <w:spacing w:val="5"/>
     </w:rPr>
   </w:style>
+  <w:style w:type="paragraph" w:styleId="NormalWeb">
+    <w:name w:val="Normal (Web)"/>
+    <w:basedOn w:val="Normal"/>
+    <w:uiPriority w:val="99"/>
+    <w:semiHidden/>
+    <w:unhideWhenUsed/>
+    <w:rsid w:val="000A1AC3"/>
+    <w:rPr>
+      <w:rFonts w:ascii="Times New Roman" w:hAnsi="Times New Roman" w:cs="Times New Roman"/>
+    </w:rPr>
+  </w:style>
 </w:styles>
+</file>
+
+<file path=word/ink/ink1.xml><?xml version="1.0" encoding="utf-8"?>
+<inkml:ink xmlns:inkml="http://www.w3.org/2003/InkML">
+  <inkml:definitions>
+    <inkml:context xml:id="ctx0">
+      <inkml:inkSource xml:id="inkSrc0">
+        <inkml:traceFormat>
+          <inkml:channel name="X" type="integer" min="-2.14748E9" max="2.14748E9" units="cm"/>
+          <inkml:channel name="Y" type="integer" min="-2.14748E9" max="2.14748E9" units="cm"/>
+          <inkml:channel name="F" type="integer" max="32767" units="dev"/>
+        </inkml:traceFormat>
+        <inkml:channelProperties>
+          <inkml:channelProperty channel="X" name="resolution" value="1000" units="1/cm"/>
+          <inkml:channelProperty channel="Y" name="resolution" value="1000" units="1/cm"/>
+          <inkml:channelProperty channel="F" name="resolution" value="0" units="1/dev"/>
+        </inkml:channelProperties>
+      </inkml:inkSource>
+      <inkml:timestamp xml:id="ts0" timeString="2026-03-26T02:41:20.535"/>
+    </inkml:context>
+    <inkml:brush xml:id="br0">
+      <inkml:brushProperty name="width" value="0.1" units="cm"/>
+      <inkml:brushProperty name="height" value="0.1" units="cm"/>
+      <inkml:brushProperty name="color" value="#FFFFFF"/>
+    </inkml:brush>
+  </inkml:definitions>
+  <inkml:trace contextRef="#ctx0" brushRef="#br0">12790 0 24568,'-12789'0'0</inkml:trace>
+</inkml:ink>
+</file>
+
+<file path=word/ink/ink10.xml><?xml version="1.0" encoding="utf-8"?>
+<inkml:ink xmlns:inkml="http://www.w3.org/2003/InkML">
+  <inkml:definitions>
+    <inkml:context xml:id="ctx0">
+      <inkml:inkSource xml:id="inkSrc0">
+        <inkml:traceFormat>
+          <inkml:channel name="X" type="integer" min="-2.14748E9" max="2.14748E9" units="cm"/>
+          <inkml:channel name="Y" type="integer" min="-2.14748E9" max="2.14748E9" units="cm"/>
+        </inkml:traceFormat>
+        <inkml:channelProperties>
+          <inkml:channelProperty channel="X" name="resolution" value="1000" units="1/cm"/>
+          <inkml:channelProperty channel="Y" name="resolution" value="1000" units="1/cm"/>
+        </inkml:channelProperties>
+      </inkml:inkSource>
+      <inkml:timestamp xml:id="ts0" timeString="2026-03-26T02:35:03.891"/>
+    </inkml:context>
+    <inkml:brush xml:id="br0">
+      <inkml:brushProperty name="width" value="0.05" units="cm"/>
+      <inkml:brushProperty name="height" value="0.3" units="cm"/>
+      <inkml:brushProperty name="color" value="#FFFFFF"/>
+      <inkml:brushProperty name="ignorePressure" value="1"/>
+      <inkml:brushProperty name="inkEffects" value="pencil"/>
+    </inkml:brush>
+  </inkml:definitions>
+  <inkml:trace contextRef="#ctx0" brushRef="#br0">3510 91,'0'0</inkml:trace>
+  <inkml:trace contextRef="#ctx0" brushRef="#br0" timeOffset="98.08">3510 91,'0'0</inkml:trace>
+  <inkml:trace contextRef="#ctx0" brushRef="#br0" timeOffset="1272.22">3422 135,'-7'0,"-10"0,-10 0,0 7,-3 3,-3-1,-5-1,-2-3,-2-2,-2-1,0-1,-1 6,1 3,-1-1,1-1,-7-3,-3-2,0-1,3-2,-5 0,-9 0,0 0,4-1,4 1,4 0,5 0,2 0,-6-1,-1 1,1 0,2 1,1-1,3 0,0 0,-6 0,-1 0,0 0,-6 0,1 0,-13 0,-10 0,-12 0,-14 0,-10 0,-8-8,2-2,8 0,8 2,7 3,14 1,14 3,4 0,6-6,6-3,5 1,12 2</inkml:trace>
+  <inkml:trace contextRef="#ctx0" brushRef="#br0" timeOffset="2417.23">94 135,'7'0,"11"-7,31-3,53-7,38-1,10 3,3-3,-11 1,-7 4,-11 3,-12 4,-10 4,-8 1,-12 1,-13 0,-2 1,-7 0,-4-1,-6 1,-3-1,-2 0,-2 0,0 0,0 0,0 0,0 0,0 0,-7 7,-3 3,2-1,1-1,2-3,3-1,1-3,1 0,1-1,0 0,0-1,-7 1</inkml:trace>
+  <inkml:trace contextRef="#ctx0" brushRef="#br0" timeOffset="2772.22">2678 46,'0'0</inkml:trace>
+  <inkml:trace contextRef="#ctx0" brushRef="#br0" timeOffset="2871.23">2678 46,'0'0</inkml:trace>
+  <inkml:trace contextRef="#ctx0" brushRef="#br0" timeOffset="4223.23">2678 46,'7'0,"11"8,9 2,22-1,48 7,82-1,69 5,31-1,-10 4,-36-2,-36-5,-43-5,-40-4,-33 4,-22 0,-14-2,-8-2,-1 5,-23 0,-21-1,-16-3,-12-3,-6-2,-5-2,-1 0,0-2,1 1,-22-1,-13 1,-16-8,-6-10,-7-1,-1-6,-2 2,2 5,6 5,13-3,16 3,5 2,0-4,6 1,5 2,7 4,4 3,4 2,2 2,1 1,0 0,-7 1,-3 0,1-1,-22 1,-41-1,-62 0,-46 7,-13 10,2 10,5 7,10 6,7 3,16-6,19-1,25-7,31-8,28-8,23-7,15-3,11-3,4-1,2-1,8 1</inkml:trace>
+</inkml:ink>
+</file>
+
+<file path=word/ink/ink11.xml><?xml version="1.0" encoding="utf-8"?>
+<inkml:ink xmlns:inkml="http://www.w3.org/2003/InkML">
+  <inkml:definitions>
+    <inkml:context xml:id="ctx0">
+      <inkml:inkSource xml:id="inkSrc0">
+        <inkml:traceFormat>
+          <inkml:channel name="X" type="integer" min="-2.14748E9" max="2.14748E9" units="cm"/>
+          <inkml:channel name="Y" type="integer" min="-2.14748E9" max="2.14748E9" units="cm"/>
+          <inkml:channel name="F" type="integer" max="32767" units="dev"/>
+        </inkml:traceFormat>
+        <inkml:channelProperties>
+          <inkml:channelProperty channel="X" name="resolution" value="1000" units="1/cm"/>
+          <inkml:channelProperty channel="Y" name="resolution" value="1000" units="1/cm"/>
+          <inkml:channelProperty channel="F" name="resolution" value="0" units="1/dev"/>
+        </inkml:channelProperties>
+      </inkml:inkSource>
+      <inkml:timestamp xml:id="ts0" timeString="2026-03-26T02:34:49.052"/>
+    </inkml:context>
+    <inkml:brush xml:id="br0">
+      <inkml:brushProperty name="width" value="0.035" units="cm"/>
+      <inkml:brushProperty name="height" value="0.035" units="cm"/>
+      <inkml:brushProperty name="color" value="#FFFFFF"/>
+    </inkml:brush>
+  </inkml:definitions>
+  <inkml:trace contextRef="#ctx0" brushRef="#br0">2380 135 24575,'0'0'-8191</inkml:trace>
+  <inkml:trace contextRef="#ctx0" brushRef="#br0" timeOffset="140.99">2380 135 24575,'0'0'-8191</inkml:trace>
+  <inkml:trace contextRef="#ctx0" brushRef="#br0" timeOffset="7112.4">3211 178 24575,'-103'-5'0,"-110"-18"0,92 7 0,-7-1 0,47 5 0,-109-3 0,-466 17 0,617-5 0,1-1 0,0-2 0,-74-21 0,65 14 0,0 2 0,-54-5 0,-40 7 0,1 7 0,-1 6 0,-243 38 0,306-30 0,17-3 0,1 1 0,0 4 0,-109 40 0,135-40-1365,5-3-5461</inkml:trace>
+</inkml:ink>
+</file>
+
+<file path=word/ink/ink12.xml><?xml version="1.0" encoding="utf-8"?>
+<inkml:ink xmlns:inkml="http://www.w3.org/2003/InkML">
+  <inkml:definitions>
+    <inkml:context xml:id="ctx0">
+      <inkml:inkSource xml:id="inkSrc0">
+        <inkml:traceFormat>
+          <inkml:channel name="X" type="integer" min="-2.14748E9" max="2.14748E9" units="cm"/>
+          <inkml:channel name="Y" type="integer" min="-2.14748E9" max="2.14748E9" units="cm"/>
+          <inkml:channel name="F" type="integer" max="32767" units="dev"/>
+        </inkml:traceFormat>
+        <inkml:channelProperties>
+          <inkml:channelProperty channel="X" name="resolution" value="1000" units="1/cm"/>
+          <inkml:channelProperty channel="Y" name="resolution" value="1000" units="1/cm"/>
+          <inkml:channelProperty channel="F" name="resolution" value="0" units="1/dev"/>
+        </inkml:channelProperties>
+      </inkml:inkSource>
+      <inkml:timestamp xml:id="ts0" timeString="2026-03-26T02:34:51.806"/>
+    </inkml:context>
+    <inkml:brush xml:id="br0">
+      <inkml:brushProperty name="width" value="0.035" units="cm"/>
+      <inkml:brushProperty name="height" value="0.035" units="cm"/>
+      <inkml:brushProperty name="color" value="#FFFFFF"/>
+    </inkml:brush>
+  </inkml:definitions>
+  <inkml:trace contextRef="#ctx0" brushRef="#br0">2565 485 24394,'461'-484'0,"-3486"776"0,5589-100 0</inkml:trace>
+</inkml:ink>
+</file>
+
+<file path=word/ink/ink13.xml><?xml version="1.0" encoding="utf-8"?>
+<inkml:ink xmlns:inkml="http://www.w3.org/2003/InkML">
+  <inkml:definitions>
+    <inkml:context xml:id="ctx0">
+      <inkml:inkSource xml:id="inkSrc0">
+        <inkml:traceFormat>
+          <inkml:channel name="X" type="integer" min="-2.14748E9" max="2.14748E9" units="cm"/>
+          <inkml:channel name="Y" type="integer" min="-2.14748E9" max="2.14748E9" units="cm"/>
+          <inkml:channel name="F" type="integer" max="32767" units="dev"/>
+        </inkml:traceFormat>
+        <inkml:channelProperties>
+          <inkml:channelProperty channel="X" name="resolution" value="1000" units="1/cm"/>
+          <inkml:channelProperty channel="Y" name="resolution" value="1000" units="1/cm"/>
+          <inkml:channelProperty channel="F" name="resolution" value="0" units="1/dev"/>
+        </inkml:channelProperties>
+      </inkml:inkSource>
+      <inkml:timestamp xml:id="ts0" timeString="2026-03-26T02:43:55.277"/>
+    </inkml:context>
+    <inkml:brush xml:id="br0">
+      <inkml:brushProperty name="width" value="0.35" units="cm"/>
+      <inkml:brushProperty name="height" value="0.35" units="cm"/>
+      <inkml:brushProperty name="color" value="#FFFFFF"/>
+    </inkml:brush>
+  </inkml:definitions>
+  <inkml:trace contextRef="#ctx0" brushRef="#br0">1 1 24575,'3'0'0,"0"1"0,1 0 0,-1 0 0,0 0 0,1 0 0,-1 1 0,0-1 0,5 4 0,17 8 0,11-6 0,0-1 0,1-1 0,-1-2 0,1-2 0,37-3 0,0 0 0,52 7 0,0 6 0,199 42 0,-244-42 0,0-3 0,1-4 0,104-7 0,-39 0 0,1025 3-1365</inkml:trace>
+</inkml:ink>
+</file>
+
+<file path=word/ink/ink14.xml><?xml version="1.0" encoding="utf-8"?>
+<inkml:ink xmlns:inkml="http://www.w3.org/2003/InkML">
+  <inkml:definitions>
+    <inkml:context xml:id="ctx0">
+      <inkml:inkSource xml:id="inkSrc0">
+        <inkml:traceFormat>
+          <inkml:channel name="X" type="integer" min="-2.14748E9" max="2.14748E9" units="cm"/>
+          <inkml:channel name="Y" type="integer" min="-2.14748E9" max="2.14748E9" units="cm"/>
+          <inkml:channel name="F" type="integer" max="32767" units="dev"/>
+        </inkml:traceFormat>
+        <inkml:channelProperties>
+          <inkml:channelProperty channel="X" name="resolution" value="1000" units="1/cm"/>
+          <inkml:channelProperty channel="Y" name="resolution" value="1000" units="1/cm"/>
+          <inkml:channelProperty channel="F" name="resolution" value="0" units="1/dev"/>
+        </inkml:channelProperties>
+      </inkml:inkSource>
+      <inkml:timestamp xml:id="ts0" timeString="2026-03-26T02:43:47.037"/>
+    </inkml:context>
+    <inkml:brush xml:id="br0">
+      <inkml:brushProperty name="width" value="0.35" units="cm"/>
+      <inkml:brushProperty name="height" value="0.35" units="cm"/>
+      <inkml:brushProperty name="color" value="#FFFFFF"/>
+    </inkml:brush>
+  </inkml:definitions>
+  <inkml:trace contextRef="#ctx0" brushRef="#br0">2141 2413 24575,'0'-3'0,"-1"0"0,1 0 0,-1 0 0,0 0 0,0 0 0,-1 0 0,1 0 0,0 0 0,-1 1 0,0-1 0,1 1 0,-1-1 0,0 1 0,-1 0 0,1-1 0,0 1 0,0 0 0,-1 0 0,0 1 0,1-1 0,-1 1 0,0-1 0,-3 0 0,-10-6 0,-1 1 0,-30-8 0,37 12 0,-65-14 0,-2 3 0,-94-6 0,82 11 0,-421-18 0,485 26 0,-1-1 0,1-1 0,-1-1 0,1-1 0,1-2 0,-1 0 0,1-2 0,0 0 0,1-2 0,-42-25 0,-326-164 0,342 180 0,-1 1 0,-1 2 0,-1 3 0,0 2 0,-66-6 0,118 18 0,0 0 0,0 0 0,0 0 0,-1 0 0,1 0 0,0 1 0,0-1 0,0 0 0,-1 0 0,1 0 0,0 0 0,0 0 0,0 0 0,-1 0 0,1 0 0,0 0 0,0-1 0,-1 1 0,1 0 0,0 0 0,0 0 0,0 0 0,-1 0 0,1 0 0,0 0 0,0 0 0,0-1 0,0 1 0,-1 0 0,1 0 0,0 0 0,0 0 0,0-1 0,0 1 0,0 0 0,0 0 0,-1 0 0,1 0 0,0-1 0,0 1 0,0 0 0,0 0 0,0-1 0,0 1 0,0 0 0,0 0 0,0-1 0,11-7 0,22-5 0,-3 8 0,1 1 0,0 1 0,0 2 0,0 2 0,32 4 0,-43-4 0,572 40 0,773 39 0,-1302-78 0,154 10 0,-176-7 0,-1 2 0,1 1 0,47 17 0,-62-18 0,1 0 0,0-1 0,0-2 0,0-1 0,0-1 0,1-1 0,-1-1 0,0-2 0,1-1 0,30-7 0,24-10 0,155-60 0,-188 59 0,0-2 0,-2-3 0,-1-1 0,-1-3 0,-1-1 0,45-43 0,216-239 0,-197 187 0,116-177 0,-165 209 0,-4-2 0,82-197 0,-62 49 0,-42 127 0,-13 32-1365</inkml:trace>
+</inkml:ink>
+</file>
+
+<file path=word/ink/ink15.xml><?xml version="1.0" encoding="utf-8"?>
+<inkml:ink xmlns:inkml="http://www.w3.org/2003/InkML">
+  <inkml:definitions>
+    <inkml:context xml:id="ctx0">
+      <inkml:inkSource xml:id="inkSrc0">
+        <inkml:traceFormat>
+          <inkml:channel name="X" type="integer" min="-2.14748E9" max="2.14748E9" units="cm"/>
+          <inkml:channel name="Y" type="integer" min="-2.14748E9" max="2.14748E9" units="cm"/>
+          <inkml:channel name="F" type="integer" max="32767" units="dev"/>
+        </inkml:traceFormat>
+        <inkml:channelProperties>
+          <inkml:channelProperty channel="X" name="resolution" value="1000" units="1/cm"/>
+          <inkml:channelProperty channel="Y" name="resolution" value="1000" units="1/cm"/>
+          <inkml:channelProperty channel="F" name="resolution" value="0" units="1/dev"/>
+        </inkml:channelProperties>
+      </inkml:inkSource>
+      <inkml:timestamp xml:id="ts0" timeString="2026-03-26T02:37:19.007"/>
+    </inkml:context>
+    <inkml:brush xml:id="br0">
+      <inkml:brushProperty name="width" value="0.35" units="cm"/>
+      <inkml:brushProperty name="height" value="0.35" units="cm"/>
+      <inkml:brushProperty name="color" value="#FFFFFF"/>
+    </inkml:brush>
+  </inkml:definitions>
+  <inkml:trace contextRef="#ctx0" brushRef="#br0">1 1 24575,'0'0'-8191</inkml:trace>
+</inkml:ink>
+</file>
+
+<file path=word/ink/ink2.xml><?xml version="1.0" encoding="utf-8"?>
+<inkml:ink xmlns:inkml="http://www.w3.org/2003/InkML">
+  <inkml:definitions>
+    <inkml:context xml:id="ctx0">
+      <inkml:inkSource xml:id="inkSrc0">
+        <inkml:traceFormat>
+          <inkml:channel name="X" type="integer" min="-2.14748E9" max="2.14748E9" units="cm"/>
+          <inkml:channel name="Y" type="integer" min="-2.14748E9" max="2.14748E9" units="cm"/>
+          <inkml:channel name="F" type="integer" max="32767" units="dev"/>
+        </inkml:traceFormat>
+        <inkml:channelProperties>
+          <inkml:channelProperty channel="X" name="resolution" value="1000" units="1/cm"/>
+          <inkml:channelProperty channel="Y" name="resolution" value="1000" units="1/cm"/>
+          <inkml:channelProperty channel="F" name="resolution" value="0" units="1/dev"/>
+        </inkml:channelProperties>
+      </inkml:inkSource>
+      <inkml:timestamp xml:id="ts0" timeString="2026-03-26T02:43:43.503"/>
+    </inkml:context>
+    <inkml:brush xml:id="br0">
+      <inkml:brushProperty name="width" value="0.35" units="cm"/>
+      <inkml:brushProperty name="height" value="0.35" units="cm"/>
+      <inkml:brushProperty name="color" value="#FFFFFF"/>
+    </inkml:brush>
+  </inkml:definitions>
+  <inkml:trace contextRef="#ctx0" brushRef="#br0">0 0 24575,'2147'0'-1365</inkml:trace>
+</inkml:ink>
+</file>
+
+<file path=word/ink/ink3.xml><?xml version="1.0" encoding="utf-8"?>
+<inkml:ink xmlns:inkml="http://www.w3.org/2003/InkML">
+  <inkml:definitions>
+    <inkml:context xml:id="ctx0">
+      <inkml:inkSource xml:id="inkSrc0">
+        <inkml:traceFormat>
+          <inkml:channel name="X" type="integer" min="-2.14748E9" max="2.14748E9" units="cm"/>
+          <inkml:channel name="Y" type="integer" min="-2.14748E9" max="2.14748E9" units="cm"/>
+          <inkml:channel name="F" type="integer" max="32767" units="dev"/>
+        </inkml:traceFormat>
+        <inkml:channelProperties>
+          <inkml:channelProperty channel="X" name="resolution" value="1000" units="1/cm"/>
+          <inkml:channelProperty channel="Y" name="resolution" value="1000" units="1/cm"/>
+          <inkml:channelProperty channel="F" name="resolution" value="0" units="1/dev"/>
+        </inkml:channelProperties>
+      </inkml:inkSource>
+      <inkml:timestamp xml:id="ts0" timeString="2026-03-26T02:43:40.281"/>
+    </inkml:context>
+    <inkml:brush xml:id="br0">
+      <inkml:brushProperty name="width" value="0.35" units="cm"/>
+      <inkml:brushProperty name="height" value="0.35" units="cm"/>
+      <inkml:brushProperty name="color" value="#FFFFFF"/>
+    </inkml:brush>
+  </inkml:definitions>
+  <inkml:trace contextRef="#ctx0" brushRef="#br0">834 0 24575,'-16'2'0,"1"0"0,-1 1 0,1 1 0,0 0 0,-19 8 0,-15 4 0,-225 37 0,135-31 0,79-14-455,0-2 0,-81-3 0</inkml:trace>
+</inkml:ink>
+</file>
+
+<file path=word/ink/ink4.xml><?xml version="1.0" encoding="utf-8"?>
+<inkml:ink xmlns:inkml="http://www.w3.org/2003/InkML">
+  <inkml:definitions>
+    <inkml:context xml:id="ctx0">
+      <inkml:inkSource xml:id="inkSrc0">
+        <inkml:traceFormat>
+          <inkml:channel name="X" type="integer" min="-2.14748E9" max="2.14748E9" units="cm"/>
+          <inkml:channel name="Y" type="integer" min="-2.14748E9" max="2.14748E9" units="cm"/>
+          <inkml:channel name="F" type="integer" max="32767" units="dev"/>
+        </inkml:traceFormat>
+        <inkml:channelProperties>
+          <inkml:channelProperty channel="X" name="resolution" value="1000" units="1/cm"/>
+          <inkml:channelProperty channel="Y" name="resolution" value="1000" units="1/cm"/>
+          <inkml:channelProperty channel="F" name="resolution" value="0" units="1/dev"/>
+        </inkml:channelProperties>
+      </inkml:inkSource>
+      <inkml:timestamp xml:id="ts0" timeString="2026-03-26T02:43:35.342"/>
+    </inkml:context>
+    <inkml:brush xml:id="br0">
+      <inkml:brushProperty name="width" value="0.35" units="cm"/>
+      <inkml:brushProperty name="height" value="0.35" units="cm"/>
+      <inkml:brushProperty name="color" value="#FFFFFF"/>
+    </inkml:brush>
+  </inkml:definitions>
+  <inkml:trace contextRef="#ctx0" brushRef="#br0">0 1 24552,'0'681'0,"3940"-681"0,-3940-681 0,-3940 681 0</inkml:trace>
+</inkml:ink>
+</file>
+
+<file path=word/ink/ink5.xml><?xml version="1.0" encoding="utf-8"?>
+<inkml:ink xmlns:inkml="http://www.w3.org/2003/InkML">
+  <inkml:definitions>
+    <inkml:context xml:id="ctx0">
+      <inkml:inkSource xml:id="inkSrc0">
+        <inkml:traceFormat>
+          <inkml:channel name="X" type="integer" min="-2.14748E9" max="2.14748E9" units="cm"/>
+          <inkml:channel name="Y" type="integer" min="-2.14748E9" max="2.14748E9" units="cm"/>
+          <inkml:channel name="F" type="integer" max="32767" units="dev"/>
+        </inkml:traceFormat>
+        <inkml:channelProperties>
+          <inkml:channelProperty channel="X" name="resolution" value="1000" units="1/cm"/>
+          <inkml:channelProperty channel="Y" name="resolution" value="1000" units="1/cm"/>
+          <inkml:channelProperty channel="F" name="resolution" value="0" units="1/dev"/>
+        </inkml:channelProperties>
+      </inkml:inkSource>
+      <inkml:timestamp xml:id="ts0" timeString="2026-03-26T02:37:18.002"/>
+    </inkml:context>
+    <inkml:brush xml:id="br0">
+      <inkml:brushProperty name="width" value="0.35" units="cm"/>
+      <inkml:brushProperty name="height" value="0.35" units="cm"/>
+      <inkml:brushProperty name="color" value="#FFFFFF"/>
+    </inkml:brush>
+  </inkml:definitions>
+  <inkml:trace contextRef="#ctx0" brushRef="#br0">1892 270 24575,'-4'1'0,"0"0"0,0 0 0,1 1 0,-1-1 0,1 1 0,-1 0 0,1 0 0,-1 0 0,1 0 0,-5 5 0,-8 5 0,4-6 0,-1 0 0,1 0 0,-1-2 0,0 1 0,0-2 0,-22 4 0,-86 4 0,100-10 0,-810 7 0,434-12 0,318 5 0,-98-4 0,173 3 0,0 0 0,0-1 0,0 0 0,0 0 0,0 0 0,0 0 0,0 0 0,0-1 0,0 0 0,1 0 0,-1 0 0,1 0 0,-1-1 0,1 1 0,0-1 0,0 0 0,-5-6 0,4 4 0,1 0 0,1-1 0,-1 1 0,1-1 0,0 1 0,0-1 0,0 0 0,1 0 0,0 0 0,0 0 0,0-7 0,1-5 0,1 1 0,1-1 0,0 1 0,1 0 0,1 0 0,1 0 0,11-27 0,-14 39 0,1 1 0,-1-1 0,2 0 0,-1 1 0,0 0 0,1-1 0,0 1 0,0 1 0,0-1 0,0 1 0,1-1 0,-1 1 0,1 0 0,0 1 0,0-1 0,0 1 0,0 0 0,0 0 0,0 1 0,9-2 0,10-1 0,-1 2 0,1 0 0,35 2 0,-32 0 0,63 0 0,202 5 0,-216 0 0,135 26 0,-122-12 0,3 1 0,93 31 0,101 30 0,-208-63 0,2-3 0,0-3 0,153 2 0,1294-16-1365</inkml:trace>
+</inkml:ink>
+</file>
+
+<file path=word/ink/ink6.xml><?xml version="1.0" encoding="utf-8"?>
+<inkml:ink xmlns:inkml="http://www.w3.org/2003/InkML">
+  <inkml:definitions>
+    <inkml:context xml:id="ctx0">
+      <inkml:inkSource xml:id="inkSrc0">
+        <inkml:traceFormat>
+          <inkml:channel name="X" type="integer" min="-2.14748E9" max="2.14748E9" units="cm"/>
+          <inkml:channel name="Y" type="integer" min="-2.14748E9" max="2.14748E9" units="cm"/>
+          <inkml:channel name="F" type="integer" max="32767" units="dev"/>
+        </inkml:traceFormat>
+        <inkml:channelProperties>
+          <inkml:channelProperty channel="X" name="resolution" value="1000" units="1/cm"/>
+          <inkml:channelProperty channel="Y" name="resolution" value="1000" units="1/cm"/>
+          <inkml:channelProperty channel="F" name="resolution" value="0" units="1/dev"/>
+        </inkml:channelProperties>
+      </inkml:inkSource>
+      <inkml:timestamp xml:id="ts0" timeString="2026-03-26T02:36:20.816"/>
+    </inkml:context>
+    <inkml:brush xml:id="br0">
+      <inkml:brushProperty name="width" value="0.35" units="cm"/>
+      <inkml:brushProperty name="height" value="0.35" units="cm"/>
+      <inkml:brushProperty name="color" value="#FFFFFF"/>
+    </inkml:brush>
+  </inkml:definitions>
+  <inkml:trace contextRef="#ctx0" brushRef="#br0">0 0 24575</inkml:trace>
+</inkml:ink>
+</file>
+
+<file path=word/ink/ink7.xml><?xml version="1.0" encoding="utf-8"?>
+<inkml:ink xmlns:inkml="http://www.w3.org/2003/InkML">
+  <inkml:definitions>
+    <inkml:context xml:id="ctx0">
+      <inkml:inkSource xml:id="inkSrc0">
+        <inkml:traceFormat>
+          <inkml:channel name="X" type="integer" min="-2.14748E9" max="2.14748E9" units="cm"/>
+          <inkml:channel name="Y" type="integer" min="-2.14748E9" max="2.14748E9" units="cm"/>
+          <inkml:channel name="F" type="integer" max="32767" units="dev"/>
+        </inkml:traceFormat>
+        <inkml:channelProperties>
+          <inkml:channelProperty channel="X" name="resolution" value="1000" units="1/cm"/>
+          <inkml:channelProperty channel="Y" name="resolution" value="1000" units="1/cm"/>
+          <inkml:channelProperty channel="F" name="resolution" value="0" units="1/dev"/>
+        </inkml:channelProperties>
+      </inkml:inkSource>
+      <inkml:timestamp xml:id="ts0" timeString="2026-03-26T02:36:19.837"/>
+    </inkml:context>
+    <inkml:brush xml:id="br0">
+      <inkml:brushProperty name="width" value="0.35" units="cm"/>
+      <inkml:brushProperty name="height" value="0.35" units="cm"/>
+      <inkml:brushProperty name="color" value="#FFFFFF"/>
+    </inkml:brush>
+  </inkml:definitions>
+  <inkml:trace contextRef="#ctx0" brushRef="#br0">1350 657 24575,'-61'-3'0,"0"-2"0,-63-14 0,9 1 0,-95-9 0,-444-78 0,637 101 0,-47-13 0,61 16 0,0 0 0,0 0 0,0 0 0,1-1 0,-1 1 0,0-1 0,1 1 0,-1-1 0,1 0 0,0 0 0,-1 0 0,1-1 0,0 1 0,0 0 0,1-1 0,-4-3 0,5 5 0,0 0 0,0 0 0,0 0 0,0 0 0,1 0 0,-1 1 0,0-1 0,0 0 0,0 0 0,1 0 0,-1 0 0,1 0 0,-1 1 0,0-1 0,1 0 0,-1 0 0,1 0 0,0 1 0,-1-1 0,1 0 0,-1 1 0,1-1 0,0 1 0,0-1 0,-1 1 0,1-1 0,0 1 0,0-1 0,0 1 0,0 0 0,-1-1 0,1 1 0,0 0 0,0 0 0,0 0 0,0 0 0,1 0 0,39-8 0,-40 8 0,422-42 0,409-46 0,-190 0 0,104-11 0,-211 63 0,-422 31 0,26-13 0,-4 1 0,-119 16 0,1 1 0,-1 1 0,0 0 0,1 2 0,-1-1 0,19 7 0,-27-6 0,42 14 0,1-2 0,0-2 0,1-3 0,55 4 0,-61-11 0,9-1 0,0 2 0,59 13 0,-1 0 0,-84-14 0,1 1 0,-1 1 0,55 18 0,-39-8 0,0-2 0,84 13 0,-116-23 0,-1 0 0,0 1 0,20 8 0,-31-12 0,1 1 0,0 0 0,0 0 0,-1 0 0,1 0 0,-1 0 0,1 0 0,-1 1 0,1-1 0,-1 0 0,0 1 0,0-1 0,0 1 0,2 2 0,-3-3 0,0 0 0,0 0 0,0 0 0,0-1 0,0 1 0,0 0 0,-1 0 0,1 0 0,0 0 0,-1 0 0,1 0 0,0 0 0,-1 0 0,1 0 0,-1-1 0,1 1 0,-1 0 0,0 0 0,1-1 0,-1 1 0,0 0 0,1-1 0,-1 1 0,0 0 0,0-1 0,0 1 0,1-1 0,-1 0 0,0 1 0,-2 0 0,-6 3 0,0 0 0,-1-1 0,0 1 0,1-2 0,-1 1 0,0-2 0,-19 2 0,-79-3 0,65-1 0,-1242-3 0,810 5 0,448 1 0,-1 0 0,1 2 0,-31 9 0,25-5 0,-56 5 0,56-12-63,17 0-262,0 0-1,0 0 1,-23 6-1</inkml:trace>
+</inkml:ink>
+</file>
+
+<file path=word/ink/ink8.xml><?xml version="1.0" encoding="utf-8"?>
+<inkml:ink xmlns:inkml="http://www.w3.org/2003/InkML">
+  <inkml:definitions>
+    <inkml:context xml:id="ctx0">
+      <inkml:inkSource xml:id="inkSrc0">
+        <inkml:traceFormat>
+          <inkml:channel name="X" type="integer" min="-2.14748E9" max="2.14748E9" units="cm"/>
+          <inkml:channel name="Y" type="integer" min="-2.14748E9" max="2.14748E9" units="cm"/>
+          <inkml:channel name="F" type="integer" max="32767" units="dev"/>
+        </inkml:traceFormat>
+        <inkml:channelProperties>
+          <inkml:channelProperty channel="X" name="resolution" value="1000" units="1/cm"/>
+          <inkml:channelProperty channel="Y" name="resolution" value="1000" units="1/cm"/>
+          <inkml:channelProperty channel="F" name="resolution" value="0" units="1/dev"/>
+        </inkml:channelProperties>
+      </inkml:inkSource>
+      <inkml:timestamp xml:id="ts0" timeString="2026-03-26T02:35:54.655"/>
+    </inkml:context>
+    <inkml:brush xml:id="br0">
+      <inkml:brushProperty name="width" value="0.05" units="cm"/>
+      <inkml:brushProperty name="height" value="0.05" units="cm"/>
+      <inkml:brushProperty name="color" value="#FFFFFF"/>
+    </inkml:brush>
+  </inkml:definitions>
+  <inkml:trace contextRef="#ctx0" brushRef="#br0">4706 133 24575,'-133'0'0,"-198"26"0,187-12 0,-274-9 0,224-7 0,-1217 2 0,1353 2 0,-88 17 0,-2 0 0,-55 4 0,-93 3 0,220-22 0,-130 24 0,161-20 0,-52 10 0,47-7 0,0-3 0,-63 3 0,42-11 0,1-2 0,-138-24 0,34 7 0,169 18 0,1 1 0,-1-1 0,1 0 0,-1 0 0,1-1 0,0 1 0,-1-1 0,1 0 0,0 0 0,0 0 0,0-1 0,-6-4 0,8 2 0,13 0 0,94-10 0,556-34-1365,293-12-5461</inkml:trace>
+  <inkml:trace contextRef="#ctx0" brushRef="#br0" timeOffset="260.15">4401 0 24575,'395'38'0,"129"11"-8191</inkml:trace>
+</inkml:ink>
+</file>
+
+<file path=word/ink/ink9.xml><?xml version="1.0" encoding="utf-8"?>
+<inkml:ink xmlns:inkml="http://www.w3.org/2003/InkML">
+  <inkml:definitions>
+    <inkml:context xml:id="ctx0">
+      <inkml:inkSource xml:id="inkSrc0">
+        <inkml:traceFormat>
+          <inkml:channel name="X" type="integer" min="-2.14748E9" max="2.14748E9" units="cm"/>
+          <inkml:channel name="Y" type="integer" min="-2.14748E9" max="2.14748E9" units="cm"/>
+          <inkml:channel name="F" type="integer" max="32767" units="dev"/>
+        </inkml:traceFormat>
+        <inkml:channelProperties>
+          <inkml:channelProperty channel="X" name="resolution" value="1000" units="1/cm"/>
+          <inkml:channelProperty channel="Y" name="resolution" value="1000" units="1/cm"/>
+          <inkml:channelProperty channel="F" name="resolution" value="0" units="1/dev"/>
+        </inkml:channelProperties>
+      </inkml:inkSource>
+      <inkml:timestamp xml:id="ts0" timeString="2026-03-26T02:35:40.699"/>
+    </inkml:context>
+    <inkml:brush xml:id="br0">
+      <inkml:brushProperty name="width" value="0.05" units="cm"/>
+      <inkml:brushProperty name="height" value="0.05" units="cm"/>
+      <inkml:brushProperty name="color" value="#FFFFFF"/>
+    </inkml:brush>
+  </inkml:definitions>
+  <inkml:trace contextRef="#ctx0" brushRef="#br0">5296 523 24575,'-4'1'0,"1"-1"0,-1 1 0,1 0 0,0 1 0,-1-1 0,1 0 0,0 1 0,-6 3 0,-16 8 0,-44 5 0,-1-2 0,0-4 0,-109 5 0,-219-16 0,182-4 0,-47 2 0,-813 27 0,288 63 0,636-76 0,-198-8 0,203-7 0,295-32 0,-104 25 0,35-8 0,146-11 0,-42 7 0,-5 0 0,-9-1 0,-115 13 0,81-4 0,749 11 0,-418 5 0,-276-1 0,212-5 0,-244-18 0,24-1 0,344 19 0,-270 5 0,-217 1 0,0 1 0,0 2 0,61 17 0,-95-21 0,0-1 0,0 1 0,0 1 0,0-1 0,0 1 0,0 0 0,-1 0 0,1 0 0,-1 0 0,0 1 0,0 0 0,0 0 0,-1 0 0,1 0 0,3 6 0,-6-8 0,0 0 0,0 0 0,-1 0 0,1-1 0,0 1 0,-1 0 0,1 0 0,-1 0 0,0 0 0,0 0 0,1 0 0,-1 0 0,-1 0 0,1 0 0,0 0 0,0 0 0,-2 4 0,1-4 0,0 0 0,0 1 0,-1-1 0,0 0 0,1 0 0,-1 0 0,0 0 0,0 0 0,0 0 0,0-1 0,0 1 0,0-1 0,-1 1 0,1-1 0,0 0 0,-5 2 0,-11 3 0,1-1 0,0-1 0,-1-1 0,-30 3 0,-31 5 0,-28 18 0,-28 7 0,73-24 0,5 0 0,0-2 0,-74 2 0,11-14 0,-66 4 0,156 2 0,-46 13 0,49-10 0,0-2 0,-34 4 0,-410-5 0,242-7 0,189 4 0,-57-2 0,91 1 0,-1-1 0,1 0 0,-1 0 0,1 0 0,0-1 0,0 0 0,-1 0 0,1-1 0,1 0 0,-1 0 0,-7-5 0,13 8 0,0 0 0,0 0 0,0 0 0,-1 0 0,1-1 0,0 1 0,0 0 0,0 0 0,0 0 0,0 0 0,0 0 0,-1 0 0,1-1 0,0 1 0,0 0 0,0 0 0,0 0 0,0 0 0,0-1 0,0 1 0,0 0 0,0 0 0,0 0 0,0-1 0,0 1 0,0 0 0,0 0 0,0 0 0,0 0 0,0-1 0,0 1 0,0 0 0,0 0 0,0 0 0,0 0 0,0-1 0,0 1 0,0 0 0,0 0 0,1 0 0,-1 0 0,0 0 0,0-1 0,0 1 0,0 0 0,0 0 0,0 0 0,1 0 0,12-5 0,15 0 0,271 2 0,-175 5 0,453 42 0,-136-2 0,-360-37 0,0 3 0,-1 4 0,93 27 0,-67-16 0,-100-21 0,-11 0 0,-22-2 0,-44-6 0,-94-18 0,42 3 0,-319-48 0,-3236-356-3704,2652 398 7408,919 27-3704,-61 2 0,172-2 0,0 0 0,-1 1 0,1 0 0,0 0 0,0 0 0,0 1 0,0-1 0,-1 1 0,1 0 0,-1 0 0,5 3 0,43 33 0,-35-26 0,4 4 0,0 0 0,-1 1 0,20 23 0,-31-30 0,1 1 0,-2 0 0,0 1 0,0 0 0,-1 0 0,0 0 0,7 24 0,96 276 0,-87-254 0,5 41 0,-9-25 0,-11-47 0,12 40 0,-18-65 0,-1 1 0,1-1 0,0-1 0,0 1 0,1 0 0,-1 0 0,0 0 0,0 0 0,1-1 0,-1 1 0,1-1 0,0 1 0,-1-1 0,1 1 0,0-1 0,0 0 0,0 0 0,0 0 0,0 0 0,0 0 0,0-1 0,0 1 0,0-1 0,0 1 0,3-1 0,-2 0 0,0-1 0,0 0 0,0 0 0,0 0 0,0 0 0,0-1 0,0 1 0,0-1 0,-1 0 0,1 0 0,-1 0 0,1 0 0,-1 0 0,0-1 0,0 1 0,3-5 0,36-52 0,-28 38 0,37-67 0,-41 68 0,2 0 0,0 1 0,1 1 0,1-1 0,1 2 0,17-18 0,-9 12 0,-15 16 0,0 0 0,0 0 0,0 0 0,13-7 0,-19 14 0,-1-1 0,1 1 0,0 0 0,-1-1 0,1 1 0,0 0 0,-1 0 0,1 0 0,0 0 0,0 0 0,-1 0 0,1 0 0,0 0 0,-1 0 0,1 0 0,0 0 0,-1 0 0,1 1 0,0-1 0,-1 0 0,1 0 0,0 1 0,-1-1 0,1 0 0,-1 1 0,1-1 0,0 1 0,-1-1 0,1 1 0,-1-1 0,1 1 0,-1-1 0,0 1 0,1-1 0,-1 1 0,0 0 0,1-1 0,-1 1 0,0-1 0,0 1 0,1 0 0,-1 0 0,0-1 0,0 1 0,0 0 0,0-1 0,0 2 0,6 43 0,-6-34 0,37 175 0,-34-170 0,0 1 0,2-1 0,-1 0 0,2-1 0,0 0 0,12 21 0,-18-36 0,1 1 0,-1 0 0,0 0 0,1 0 0,-1-1 0,1 1 0,-1 0 0,1-1 0,-1 1 0,1 0 0,-1-1 0,1 1 0,0-1 0,-1 1 0,1-1 0,0 1 0,-1-1 0,1 0 0,0 1 0,0-1 0,0 0 0,-1 1 0,1-1 0,0 0 0,0 0 0,0 0 0,-1 0 0,1 0 0,0 0 0,0 0 0,0 0 0,1 0 0,-1-1 0,0-1 0,1 1 0,-1 0 0,0 0 0,0-1 0,0 1 0,0-1 0,-1 1 0,1-1 0,0 1 0,0-1 0,-1 0 0,1 1 0,-1-3 0,3-8 0,-1 1 0,0-1 0,-1-18 0,-2 14 0,-1-1 0,-1 1 0,-1 0 0,-1 0 0,0 0 0,-1 0 0,0 1 0,-1 0 0,-1 0 0,-1 1 0,0 0 0,0 0 0,-20-20 0,-17-25 0,-7-7 0,49 61 0,-1 1 0,-1-1 0,1 1 0,-1 1 0,1-1 0,-1 1 0,0-1 0,0 2 0,-1-1 0,-8-2 0,-5 0 0,0 2 0,-1 0 0,-36 0 0,51 2 0,-1 1 0,0 0 0,0 1 0,0 0 0,0 0 0,1 0 0,-1 1 0,1 0 0,-1 0 0,1 1 0,0 0 0,-1 0 0,1 0 0,-10 9 0,14-10 0,0 0 0,0 1 0,0-1 0,0 1 0,0-1 0,1 1 0,0 0 0,-1 0 0,1-1 0,0 1 0,0 0 0,0 0 0,1 0 0,-1 0 0,1 1 0,0-1 0,0 0 0,0 5 0,1-2 0,0 0 0,1 1 0,-1-1 0,1-1 0,1 1 0,-1 0 0,1 0 0,0-1 0,4 6 0,0-1 0,0 0 0,1-1 0,0 1 0,1-2 0,0 1 0,1-1 0,-1 0 0,2-1 0,12 7 0,-7-8 0,0 0 0,0-1 0,0 0 0,1-2 0,29 4 0,-34-6 0,0 0 0,1-1 0,-1 0 0,0-1 0,0-1 0,0 0 0,1 0 0,17-7 0,-26 7 0,0 0 0,0-1 0,0 0 0,0 0 0,-1 0 0,1-1 0,-1 1 0,0-1 0,0 1 0,0-1 0,0 0 0,-1-1 0,1 1 0,-1 0 0,0-1 0,0 1 0,-1-1 0,0 1 0,1-1 0,-2 0 0,2-8 0,0-6 0,-1 0 0,0 0 0,-2 0 0,-3-22 0,2 25 0,-1 0 0,-1 1 0,0-1 0,-1 1 0,-1 0 0,-1 0 0,0 0 0,0 1 0,-2 0 0,0 1 0,0 0 0,-1 0 0,-1 1 0,-14-13 0,14 15 0,1 1 0,-2 1 0,1 0 0,-1 0 0,0 1 0,-1 1 0,0 0 0,0 1 0,0 0 0,0 1 0,-1 0 0,1 2 0,-1-1 0,0 1 0,0 1 0,-20 1 0,29 0 0,1 1 0,0-1 0,0 1 0,1 0 0,-1 0 0,0 0 0,0 1 0,0-1 0,1 1 0,-1 0 0,1 0 0,-1 0 0,1 1 0,0-1 0,0 1 0,0 0 0,0 0 0,-4 4 0,3 0 0,1-1 0,-1 0 0,1 1 0,0-1 0,0 1 0,1 0 0,0 0 0,0 0 0,-1 14 0,2-6 0,0 0 0,1 0 0,1 0 0,0 0 0,1 0 0,1 0 0,0 0 0,1-1 0,9 25 0,-10-34 0,0 0 0,1 0 0,-1-1 0,1 1 0,0-1 0,0 0 0,1 0 0,-1 0 0,1 0 0,0-1 0,0 0 0,0 0 0,0 0 0,1-1 0,-1 1 0,1-1 0,-1-1 0,1 1 0,0-1 0,10 1 0,6 1 0,0-2 0,0-1 0,0 0 0,27-5 0,-41 5 0,1-2 0,-1 1 0,0-1 0,1-1 0,-1 1 0,0-1 0,0-1 0,-1 1 0,1-1 0,-1-1 0,0 1 0,0-1 0,0-1 0,0 1 0,-1-1 0,9-11 0,-9 8 0,0-1 0,0 1 0,-1-1 0,-1 0 0,0 0 0,0 0 0,-1-1 0,0 1 0,-1-1 0,0 0 0,-1 0 0,1-17 0,-2 11 0,0 0 0,0 0 0,-2 1 0,0-1 0,-1 0 0,-1 1 0,-8-22 0,10 31 0,-2 0 0,1 0 0,-1 1 0,0 0 0,0 0 0,-1 0 0,1 0 0,-1 0 0,-1 1 0,1 0 0,-1 0 0,0 1 0,0-1 0,0 1 0,-1 1 0,0-1 0,1 1 0,-15-4 0,2 1 0,0 2 0,-1 0 0,1 1 0,-1 1 0,0 1 0,0 1 0,0 0 0,0 2 0,-21 4 0,28-4 0,1 0 0,0 2 0,0-1 0,0 2 0,0 0 0,1 0 0,0 1 0,0 0 0,0 1 0,1 0 0,0 1 0,0 0 0,1 0 0,0 1 0,-11 14 0,14-13 0,0 0 0,1 0 0,0 1 0,1-1 0,0 1 0,1 0 0,0 0 0,1 1 0,0-1 0,1 0 0,0 1 0,1-1 0,0 1 0,0-1 0,2 1 0,-1-1 0,4 12 0,-2-10 0,0-1 0,2 1 0,-1-1 0,1 1 0,1-1 0,0-1 0,1 1 0,0-1 0,1 0 0,0-1 0,0 0 0,1 0 0,1 0 0,16 12 0,-16-17 0,0 1 0,0-2 0,1 1 0,-1-1 0,1-1 0,0 0 0,0-1 0,0 0 0,23 1 0,-15-2 0,1-1 0,-1-1 0,0 0 0,1-2 0,19-5 0,-33 7 0,0-1 0,0-1 0,0 1 0,-1-1 0,1 0 0,-1 0 0,1-1 0,-1 0 0,0 0 0,0 0 0,-1 0 0,1-1 0,4-6 0,-3 2 0,0 0 0,0-1 0,-1 0 0,0 0 0,-1 0 0,6-22 0,-2-2 0,-3-1 0,-1 0 0,0-64 0,-4 92 0,0-1 0,0 0 0,-1 0 0,0 0 0,0 1 0,-1-1 0,0 1 0,-1-1 0,-4-9 0,5 13 0,0 1 0,-1-1 0,1 1 0,-1 0 0,0 0 0,0 0 0,0 0 0,-1 1 0,1-1 0,0 1 0,-1 0 0,0 0 0,1 0 0,-1 0 0,0 1 0,0-1 0,0 1 0,0 0 0,-6-1 0,-1 0 0,-1 1 0,1 0 0,-1 0 0,0 1 0,1 1 0,-1 0 0,1 1 0,0 0 0,-1 0 0,1 1 0,-19 8 0,23-8 0,0 1 0,0-1 0,1 2 0,-1-1 0,1 0 0,0 1 0,0 1 0,1-1 0,0 1 0,0-1 0,0 1 0,0 1 0,1-1 0,0 1 0,1 0 0,-1 0 0,1 0 0,-3 12 0,0 12 0,1 1 0,2-1 0,1 1 0,2 0 0,0 0 0,8 42 0,-7-69 0,-1-1 0,1 0 0,1 0 0,-1 0 0,0 1 0,1-2 0,0 1 0,0 0 0,0 0 0,0 0 0,1-1 0,0 1 0,-1-1 0,1 0 0,0 0 0,1 0 0,2 2 0,1 0 0,-1-1 0,1-1 0,0 0 0,0 1 0,0-2 0,0 1 0,0-1 0,1 0 0,10 1 0,-8-2 0,1 0 0,0-1 0,-1 1 0,1-2 0,0 0 0,-1 0 0,1-1 0,-1 0 0,1-1 0,-1 0 0,0-1 0,0 0 0,-1-1 0,13-7 0,-16 7 0,0-1 0,0 0 0,0 0 0,-1-1 0,0 1 0,-1-1 0,1 0 0,-1-1 0,-1 1 0,1-1 0,-1 0 0,-1 0 0,1 0 0,-1 0 0,-1 0 0,1-9 0,2-19 0,-2-1 0,-4-50 0,0 47 0,3-38 0,0 48 0,-1 0 0,-1 0 0,-1 0 0,-12-53 0,13 79 0,0 0 0,0 1 0,0-1 0,-1 0 0,1 1 0,-1-1 0,0 1 0,-1 0 0,1 0 0,0 0 0,-1 0 0,1 0 0,-1 0 0,0 1 0,0-1 0,0 1 0,-1 0 0,1 0 0,0 0 0,-1 0 0,1 0 0,-1 1 0,0 0 0,0 0 0,1 0 0,-1 0 0,0 0 0,0 1 0,0-1 0,0 1 0,0 0 0,1 1 0,-1-1 0,-6 2 0,2 0 0,1-1 0,0 2 0,0-1 0,0 1 0,0 0 0,1 1 0,-1-1 0,1 1 0,0 1 0,0-1 0,0 1 0,1 0 0,-1 0 0,1 1 0,1-1 0,-1 1 0,-5 10 0,3-2 0,1 0 0,0 0 0,1 1 0,1-1 0,1 1 0,0 0 0,0 1 0,2-1 0,0 0 0,1 18 0,4 16 0,18 89 0,0-12 0,-17-92 0,16 65 0,-16-84 0,-1-1 0,2 1 0,0-1 0,1 0 0,1-1 0,14 22 0,-19-32 0,0 1 0,0 0 0,0-1 0,0 0 0,1 0 0,0 0 0,-1 0 0,1 0 0,0-1 0,0 0 0,1 0 0,7 3 0,-9-4 0,0 0 0,0-1 0,0 0 0,0 0 0,1 0 0,-1 0 0,0 0 0,0-1 0,0 1 0,0-1 0,0 0 0,0 0 0,-1 0 0,1 0 0,4-3 0,6-5 0,-1-1 0,0 0 0,0-1 0,-1 0 0,-1-1 0,13-18 0,-13 17 0,1 0 0,0 0 0,20-16 0,-29 27 0,0 0 0,0 1 0,0 0 0,1-1 0,-1 1 0,1 0 0,-1 0 0,0 0 0,1 1 0,0-1 0,-1 0 0,1 1 0,-1 0 0,1 0 0,0 0 0,-1 0 0,1 0 0,-1 0 0,1 0 0,0 1 0,-1 0 0,1-1 0,-1 1 0,1 0 0,-1 0 0,0 0 0,1 1 0,-1-1 0,0 1 0,0-1 0,0 1 0,0-1 0,0 1 0,0 0 0,0 0 0,-1 0 0,1 0 0,1 3 0,3 4 0,0 1 0,-1 0 0,0-1 0,0 2 0,-1-1 0,0 0 0,4 20 0,-4-7 0,0 1 0,-2-1 0,0 0 0,-2 1 0,0-1 0,-2 0 0,0 1 0,-2-1 0,0 0 0,-2 0 0,-8 22 0,13-41 0,0-1 0,-1 1 0,1-1 0,0 0 0,-1 0 0,0 0 0,0 0 0,0 0 0,0 0 0,0 0 0,-1-1 0,1 1 0,-1-1 0,0 1 0,0-1 0,0 0 0,0 0 0,0 0 0,0-1 0,0 1 0,0-1 0,-1 0 0,1 0 0,-1 0 0,1 0 0,-1 0 0,1-1 0,-1 0 0,1 1 0,-1-1 0,1-1 0,-1 1 0,0 0 0,1-1 0,-1 0 0,1 0 0,0 0 0,-5-2 0,-6-3 0,1-1 0,-1-1 0,1 0 0,0 0 0,1-2 0,0 1 0,-18-20 0,-411-491 0,403 479 0,31 35 0,0 0 0,1-1 0,0 0 0,0 0 0,0-1 0,1 1 0,0-1 0,0 0 0,-6-17 0,11 25 0,0-1 0,0 0 0,-1 1 0,1-1 0,0 1 0,0-1 0,0 0 0,0 1 0,0-1 0,1 1 0,-1-1 0,0 0 0,0 1 0,0-1 0,0 1 0,1-1 0,-1 1 0,0-1 0,0 1 0,1-1 0,-1 1 0,1-1 0,-1 1 0,0-1 0,1 1 0,-1-1 0,1 1 0,-1 0 0,1-1 0,-1 1 0,1 0 0,-1-1 0,1 1 0,-1 0 0,1 0 0,0 0 0,-1-1 0,1 1 0,-1 0 0,1 0 0,-1 0 0,1 0 0,0 0 0,-1 0 0,1 0 0,-1 0 0,1 0 0,0 1 0,-1-1 0,1 0 0,0 1 0,34 10 0,1 11 0,0 2 0,-2 2 0,-1 1 0,32 34 0,-19-19 0,220 241 0,-17-15 0,-247-266 0,0 0 0,0 0 0,0 0 0,0 0 0,1-1 0,-1 1 0,0-1 0,1 1 0,-1-1 0,1 0 0,0 0 0,-1 0 0,1-1 0,0 1 0,3 0 0,-5-1 0,1-1 0,-1 1 0,0-1 0,1 0 0,-1 1 0,1-1 0,-1 0 0,0 0 0,0 0 0,0 0 0,1 0 0,-1 0 0,0 0 0,0 0 0,0 0 0,-1 0 0,1-1 0,0 1 0,0 0 0,-1-1 0,1 1 0,-1-1 0,1 1 0,-1 0 0,1-1 0,-1 1 0,0-1 0,0 1 0,0-3 0,3-16 0,-1 0 0,0-1 0,-2 1 0,0 0 0,-2-1 0,0 1 0,-1 0 0,-9-28 0,-9-21 0,-31-68 0,39 104 0,-361-781 0,360 786 0,-2-5 0,-25-37 0,37 63 0,0 1 0,-1-1 0,0 1 0,0 0 0,-1 1 0,0 0 0,0-1 0,0 2 0,0-1 0,-1 1 0,-12-6 0,16 8 0,0 1 0,0 0 0,0 0 0,0 0 0,0 1 0,0-1 0,0 1 0,0-1 0,-1 1 0,1 0 0,0 0 0,0 1 0,0-1 0,-1 1 0,1-1 0,0 1 0,0 0 0,0 0 0,0 1 0,-5 2 0,5-1 0,-1 0 0,1 0 0,0 0 0,0 1 0,0-1 0,0 1 0,1 0 0,-1 0 0,1 0 0,0 0 0,0 1 0,-2 7 0,-1 8 0,1 1 0,0 0 0,2 0 0,0 40 0,2-46 0,1-1 0,0 1 0,1-1 0,1 0 0,1 0 0,-1 0 0,2 0 0,0 0 0,1-1 0,0 0 0,1 0 0,1-1 0,0 1 0,0-2 0,1 1 0,1-1 0,0-1 0,0 0 0,1 0 0,0-1 0,1 0 0,0-1 0,16 8 0,-14-9 0,-1 0 0,1 0 0,-1 1 0,-1 1 0,0 1 0,0-1 0,-1 2 0,0 0 0,0 0 0,-1 1 0,-1 0 0,0 0 0,-1 1 0,11 24 0,-9-14 0,-2 0 0,-1 1 0,0 0 0,-2 1 0,-1-1 0,1 31 0,-6 155 0,-2-118 0,3-80 0,0-1 0,-2 1 0,1 0 0,-1-1 0,-1 1 0,0-1 0,-1 1 0,-7 15 0,9-23 0,0-1 0,0 0 0,0 0 0,0 0 0,-1 0 0,1 0 0,-1 0 0,0-1 0,1 1 0,-1-1 0,-1 0 0,1 0 0,0 0 0,0 0 0,-1 0 0,1-1 0,-1 0 0,1 0 0,-1 0 0,1 0 0,-1 0 0,0 0 0,0-1 0,1 0 0,-1 0 0,0 0 0,0 0 0,1-1 0,-1 1 0,0-1 0,-5-2 0,-10-3 0,0-2 0,0 0 0,1-1 0,0-1 0,1-1 0,0 0 0,1-1 0,-21-19 0,-112-123 0,109 108 0,3-1 0,-50-82 0,76 110 0,0-1 0,1-1 0,2 1 0,0-2 0,1 1 0,1-1 0,1 0 0,0 0 0,-1-44 0,6 62 0,0 0 0,0 0 0,0 0 0,1 1 0,0-1 0,-1 0 0,1 0 0,1 1 0,-1-1 0,0 0 0,1 1 0,0-1 0,0 1 0,0 0 0,0 0 0,1 0 0,-1 0 0,6-5 0,-4 5 0,1 0 0,0 0 0,-1 0 0,1 1 0,1 0 0,-1 0 0,0 0 0,0 1 0,1-1 0,-1 1 0,10 0 0,7 1 0,0 0 0,0 2 0,0 0 0,0 2 0,30 8 0,2-1 0,102 9 0,-99-15 0,-49-4 0,0 0 0,0 0 0,0 1 0,0 0 0,-1 0 0,1 1 0,-1 0 0,1 1 0,-1-1 0,9 8 0,-14-10 0,1 1 0,-1 0 0,0 0 0,-1 0 0,1 0 0,0 1 0,-1-1 0,1 0 0,-1 1 0,1-1 0,-1 1 0,0 0 0,0-1 0,-1 1 0,1 0 0,0-1 0,-1 1 0,0 0 0,1 0 0,-1 0 0,0-1 0,-1 1 0,1 0 0,0 0 0,-1 0 0,1-1 0,-1 1 0,0 0 0,0-1 0,0 1 0,-3 4 0,-4 7 0,-1 0 0,0-1 0,-1 0 0,0 0 0,-22 20 0,19-20 0,0 0 0,1 1 0,1 0 0,-16 27 0,17-20 0,2 0 0,1 0 0,0 0 0,2 1 0,0 0 0,1 0 0,2 1 0,0-1 0,1 0 0,2 1 0,0-1 0,1 1 0,7 26 0,-8-44 0,1 1 0,0-1 0,0 1 0,1-1 0,-1 0 0,1 0 0,0 0 0,1 0 0,-1-1 0,1 1 0,0-1 0,0 0 0,0 0 0,0 0 0,6 3 0,-7-5 0,0-1 0,0 1 0,0-1 0,0 0 0,1 0 0,-1 0 0,0 0 0,1 0 0,-1-1 0,1 1 0,-1-1 0,0 0 0,1 0 0,-1 0 0,1-1 0,-1 1 0,0-1 0,1 0 0,-1 0 0,0 0 0,1 0 0,-1-1 0,0 1 0,0-1 0,0 0 0,3-2 0,5-5 0,-1 0 0,-1 0 0,0-1 0,0 0 0,-1 0 0,0-1 0,-1 0 0,0 0 0,-1-1 0,0 0 0,-1 0 0,0-1 0,-1 1 0,0-1 0,-1 0 0,-1 0 0,0 0 0,1-20 0,-2-1 0,-2-1 0,-1 0 0,-1 0 0,-2 1 0,-19-66 0,19 82 0,0 0 0,-2 1 0,-13-27 0,16 37 0,0 1 0,-1-1 0,0 1 0,0 0 0,0 1 0,0-1 0,-1 1 0,0 0 0,0 1 0,-1-1 0,-8-4 0,-4-1 0,-1 2 0,1 0 0,-24-6 0,35 12 0,0 0 0,-1 0 0,1 1 0,-1 0 0,1 1 0,-1 0 0,1 0 0,-1 1 0,1 0 0,-11 3 0,18-4 0,0 0 0,0 0 0,0 0 0,0 0 0,0 0 0,0 1 0,0-1 0,0 0 0,1 1 0,-1-1 0,0 1 0,0-1 0,0 1 0,1-1 0,-1 1 0,0 0 0,0-1 0,1 1 0,-1 0 0,1-1 0,-1 1 0,0 1 0,14 8 0,40 0 0,60-14 0,0-5 0,114-23 0,-189 26 0,801-156 0,-698 126 0,-87 21 0,0 2 0,0 2 0,62-3 0,-82 10 0,0 0 0,-1-3 0,62-19 0,-1 0 0,134-13 0,4 3 0,60-13 0,-239 38 0,1 2 0,89-2 0,111 12 0,-97 3 0,-105-5 0,1 2 0,0 3 0,-1 2 0,76 18 0,-47 2 0,-2 3 0,-1 4 0,-2 3 0,85 54 0,-111-58 0,-9-5 0,2-2 0,60 26 0,-63-34 0,-1 0 0,0-2 0,1-1 0,0-2 0,69 11 0,-100-22 0,52 9 0,-59-10 0,0 0 0,0 1 0,0-1 0,0 1 0,0 0 0,0 0 0,0 0 0,-1-1 0,1 2 0,0-1 0,-1 0 0,1 0 0,-1 0 0,1 1 0,-1-1 0,0 1 0,1-1 0,-1 1 0,0 0 0,0-1 0,0 1 0,0 0 0,-1 0 0,1 0 0,0 0 0,0 2 0,-1-2 0,-1-1 0,1 1 0,-1 0 0,0-1 0,1 1 0,-1-1 0,0 1 0,0-1 0,0 1 0,0-1 0,0 0 0,0 1 0,0-1 0,0 0 0,-1 0 0,1 0 0,0 0 0,-1 0 0,1 0 0,-1 0 0,1 0 0,-1-1 0,1 1 0,-1-1 0,0 1 0,1-1 0,-1 1 0,0-1 0,-1 0 0,-58 9 0,57-9 0,-284 14 0,122-9 0,-88 5 0,-471 34 0,683-39 0,0 1 0,-81 25 0,105-21 0,27-4 0,38-3 0,726-70 0,-34 2 0,-654 61 0,-53 3 0,-27 1 0,-11 0 0,-264 2 0,-34-2 0,-4 1-66,-2025-36-1538,2207 29 2022,1-6-1,-1-5 1,-227-62-1,351 78-417,-1 0 0,1 1 0,-1-1 0,1 0 0,-1 0 0,1 0 0,0 0 0,0-1 0,-1 1 0,1 0 0,-3-3 0,7 2 0,-1 1 0,1 0 0,0 0 0,-1 1 0,1-1 0,0 0 0,-1 0 0,1 1 0,0-1 0,0 1 0,0 0 0,-1-1 0,1 1 0,0 0 0,0 0 0,0 0 0,0 0 0,3 1 0,675-6 0,-401 8 0,165-2 0,-840 16 0,44 3 0,137-11 0,137-1 0,1 3 0,0 3 0,-97 31 0,169-43 0,1-1 0,-1 1 0,0 0 0,1 1 0,0-1 0,-7 5 0,11-6 0,-1-1 0,1 0 0,-1 1 0,1-1 0,0 0 0,-1 1 0,1-1 0,0 1 0,-1-1 0,1 0 0,0 1 0,0-1 0,-1 1 0,1-1 0,0 1 0,0-1 0,0 1 0,0-1 0,0 1 0,0-1 0,-1 1 0,1-1 0,0 1 0,0-1 0,1 1 0,-1 0 0,0 0 0,1 0 0,0 0 0,0-1 0,0 1 0,0 0 0,0 0 0,0-1 0,0 1 0,0 0 0,0-1 0,0 1 0,0-1 0,0 0 0,0 1 0,0-1 0,0 0 0,2 1 0,35 5 0,1-1 0,0-2 0,0-2 0,59-5 0,-6 1 0,111 2 0,-796 1-1365</inkml:trace>
+</inkml:ink>
 </file>
 
 <file path=word/theme/theme1.xml><?xml version="1.0" encoding="utf-8"?>
